--- a/docs/Requerimientos_GrupoC.docx
+++ b/docs/Requerimientos_GrupoC.docx
@@ -240,8 +240,30 @@
         <w:rPr>
           <w:rFonts w:ascii="Times New Roman" w:hAnsi="Times New Roman" w:cs="Times New Roman"/>
         </w:rPr>
-        <w:t>Alay Jessie, Amy Baque, Adrian Gavilanes, Daniel Gualan, Jhon Intriago, Roger Martines, Ricardo Mazzini, Katherine Méndez, Jean Paul Mogollon, Mariela Nuñez</w:t>
+        <w:t xml:space="preserve">Alay Jessie, Amy Baque, Adrian Gavilanes, Daniel Gualan, </w:t>
       </w:r>
+      <w:proofErr w:type="spellStart"/>
+      <w:r>
+        <w:rPr>
+          <w:rFonts w:ascii="Times New Roman" w:hAnsi="Times New Roman" w:cs="Times New Roman"/>
+        </w:rPr>
+        <w:t>Jhon</w:t>
+      </w:r>
+      <w:proofErr w:type="spellEnd"/>
+      <w:r>
+        <w:rPr>
+          <w:rFonts w:ascii="Times New Roman" w:hAnsi="Times New Roman" w:cs="Times New Roman"/>
+        </w:rPr>
+        <w:t xml:space="preserve"> Intriago, Roger Martines, Ricardo Mazzini, Katherine Méndez, Jean Paul Mogollon, Mariela </w:t>
+      </w:r>
+      <w:proofErr w:type="spellStart"/>
+      <w:r>
+        <w:rPr>
+          <w:rFonts w:ascii="Times New Roman" w:hAnsi="Times New Roman" w:cs="Times New Roman"/>
+        </w:rPr>
+        <w:t>Nuñez</w:t>
+      </w:r>
+      <w:proofErr w:type="spellEnd"/>
     </w:p>
     <w:p>
       <w:pPr>
@@ -396,6 +418,11 @@
     </w:p>
     <w:p>
       <w:pPr>
+        <w:pStyle w:val="Prrafodelista"/>
+        <w:numPr>
+          <w:ilvl w:val="0"/>
+          <w:numId w:val="46"/>
+        </w:numPr>
         <w:rPr>
           <w:rFonts w:ascii="Times New Roman" w:hAnsi="Times New Roman" w:cs="Times New Roman"/>
           <w:b/>
@@ -409,7 +436,7 @@
           <w:bCs/>
         </w:rPr>
         <w:lastRenderedPageBreak/>
-        <w:t xml:space="preserve">1. Requerimientos Funcionales </w:t>
+        <w:t xml:space="preserve">Requerimientos Funcionales </w:t>
       </w:r>
     </w:p>
     <w:p>
@@ -655,7 +682,7 @@
               <w:rPr>
                 <w:rFonts w:ascii="Times New Roman" w:hAnsi="Times New Roman" w:cs="Times New Roman"/>
               </w:rPr>
-              <w:t>El sistema debe permitir a los usuarios iniciar sesión verificando sus credenciales (email y contraseña). Una vez validados, el sistema identificará su rol y protegerá las rutas de la aplicación, redirigiéndolos a su vista correspondiente (dashboard).</w:t>
+              <w:t>El sistema debe permitir a los usuarios iniciar sesión verificando sus credenciales (email y contraseña). Una vez validados, el sistema identificará su rol y protegerá las rutas de la aplicación, redirigiéndolos a su vista correspondiente según el rol.</w:t>
             </w:r>
           </w:p>
         </w:tc>
@@ -711,7 +738,7 @@
               <w:rPr>
                 <w:rFonts w:ascii="Times New Roman" w:hAnsi="Times New Roman" w:cs="Times New Roman"/>
               </w:rPr>
-              <w:t>El usuario debe existir en la base de datos (tabla usuarios) con credenciales válidas y un rol asignado.</w:t>
+              <w:t>El usuario debe existir en la base de datos (tabla usuarios) con credenciales válidas, estado "activo" y un rol asignado.</w:t>
             </w:r>
           </w:p>
         </w:tc>
@@ -767,7 +794,7 @@
               <w:rPr>
                 <w:rFonts w:ascii="Times New Roman" w:hAnsi="Times New Roman" w:cs="Times New Roman"/>
               </w:rPr>
-              <w:t>Se genera un token de sesión (JWT) y el usuario ingresa a la interfaz de su rol.</w:t>
+              <w:t>Se genera un token de sesión (JWT con expiración de 7200s) y el usuario ingresa a la interfaz de su rol.</w:t>
             </w:r>
           </w:p>
         </w:tc>
@@ -814,30 +841,83 @@
           </w:tcPr>
           <w:p>
             <w:pPr>
-              <w:spacing w:after="160" w:line="279" w:lineRule="auto"/>
-              <w:rPr>
-                <w:rFonts w:ascii="Times New Roman" w:hAnsi="Times New Roman" w:cs="Times New Roman"/>
-              </w:rPr>
-            </w:pPr>
-            <w:r>
-              <w:rPr>
-                <w:rFonts w:ascii="Times New Roman" w:hAnsi="Times New Roman" w:cs="Times New Roman"/>
-              </w:rPr>
-              <w:t>- Si el login es exitoso, redirige al dashboard.</w:t>
-            </w:r>
-            <w:r>
-              <w:rPr>
-                <w:rFonts w:ascii="Times New Roman" w:hAnsi="Times New Roman" w:cs="Times New Roman"/>
-              </w:rPr>
-              <w:br/>
-              <w:t>- Si las credenciales son incorrectas, muestra mensaje de error 'Credenciales inválidas'.</w:t>
-            </w:r>
-            <w:r>
-              <w:rPr>
-                <w:rFonts w:ascii="Times New Roman" w:hAnsi="Times New Roman" w:cs="Times New Roman"/>
-              </w:rPr>
-              <w:br/>
-              <w:t>- Un estudiante no puede acceder a las rutas de creación de proyectos del coordinador.</w:t>
+              <w:rPr>
+                <w:rFonts w:ascii="Times New Roman" w:hAnsi="Times New Roman" w:cs="Times New Roman"/>
+              </w:rPr>
+            </w:pPr>
+            <w:r>
+              <w:rPr>
+                <w:rFonts w:ascii="Times New Roman" w:hAnsi="Times New Roman" w:cs="Times New Roman"/>
+              </w:rPr>
+              <w:t xml:space="preserve">- Si el </w:t>
+            </w:r>
+            <w:proofErr w:type="spellStart"/>
+            <w:r>
+              <w:rPr>
+                <w:rFonts w:ascii="Times New Roman" w:hAnsi="Times New Roman" w:cs="Times New Roman"/>
+              </w:rPr>
+              <w:t>login</w:t>
+            </w:r>
+            <w:proofErr w:type="spellEnd"/>
+            <w:r>
+              <w:rPr>
+                <w:rFonts w:ascii="Times New Roman" w:hAnsi="Times New Roman" w:cs="Times New Roman"/>
+              </w:rPr>
+              <w:t xml:space="preserve"> es exitoso, cada rol es redirigido a su vista correspondiente: Coordinador y Estudiante al </w:t>
+            </w:r>
+            <w:proofErr w:type="spellStart"/>
+            <w:r>
+              <w:rPr>
+                <w:rFonts w:ascii="Times New Roman" w:hAnsi="Times New Roman" w:cs="Times New Roman"/>
+              </w:rPr>
+              <w:t>dashboard</w:t>
+            </w:r>
+            <w:proofErr w:type="spellEnd"/>
+            <w:r>
+              <w:rPr>
+                <w:rFonts w:ascii="Times New Roman" w:hAnsi="Times New Roman" w:cs="Times New Roman"/>
+              </w:rPr>
+              <w:t>, Tutor a /solicitudes.</w:t>
+            </w:r>
+          </w:p>
+          <w:p>
+            <w:pPr>
+              <w:rPr>
+                <w:rFonts w:ascii="Times New Roman" w:hAnsi="Times New Roman" w:cs="Times New Roman"/>
+              </w:rPr>
+            </w:pPr>
+            <w:r>
+              <w:rPr>
+                <w:rFonts w:ascii="Times New Roman" w:hAnsi="Times New Roman" w:cs="Times New Roman"/>
+              </w:rPr>
+              <w:t>- Si las credenciales son incorrectas o el usuario está inactivo, muestra mensaje de error 'Credenciales inválidas o servidor no disponible.'.</w:t>
+            </w:r>
+          </w:p>
+          <w:p>
+            <w:pPr>
+              <w:rPr>
+                <w:rFonts w:ascii="Times New Roman" w:hAnsi="Times New Roman" w:cs="Times New Roman"/>
+              </w:rPr>
+            </w:pPr>
+            <w:r>
+              <w:rPr>
+                <w:rFonts w:ascii="Times New Roman" w:hAnsi="Times New Roman" w:cs="Times New Roman"/>
+              </w:rPr>
+              <w:t>- Un estudiante no puede acceder a las rutas de creación de proyectos ni gestión de usuarios del coordinador.</w:t>
+            </w:r>
+          </w:p>
+          <w:p>
+            <w:pPr>
+              <w:spacing w:after="160" w:line="279" w:lineRule="auto"/>
+              <w:rPr>
+                <w:rFonts w:ascii="Times New Roman" w:hAnsi="Times New Roman" w:cs="Times New Roman"/>
+              </w:rPr>
+            </w:pPr>
+            <w:r>
+              <w:rPr>
+                <w:rFonts w:ascii="Times New Roman" w:hAnsi="Times New Roman" w:cs="Times New Roman"/>
+              </w:rPr>
+              <w:t>- Un tutor no puede acceder a rutas de administración de usuarios ni a proyectos de otros tutores.</w:t>
             </w:r>
           </w:p>
         </w:tc>
@@ -1079,7 +1159,7 @@
               <w:rPr>
                 <w:rFonts w:ascii="Times New Roman" w:hAnsi="Times New Roman" w:cs="Times New Roman"/>
               </w:rPr>
-              <w:t>El coordinador podrá administrar el catálogo completo de proyectos de vinculación. Podrá crear un nuevo proyecto ingresando datos obligatorios (nombre, descripción, tutor, facultad, carrera, cupos máximos), así como editar información de proyectos existentes, eliminarlos lógicamente o listarlos en una tabla interactiva.</w:t>
+              <w:t>El coordinador puede crear, visualizar, editar y eliminar proyectos de vinculación. Cada proyecto tiene nombre, descripción, tutor, facultad, carrera, cupos máximos (1-60) y fechas opcionales de inicio y fin. Todos los roles pueden listar proyectos, pero solo el coordinador modifica. El tutor solo ve sus proyectos asignados.</w:t>
             </w:r>
           </w:p>
         </w:tc>
@@ -1135,7 +1215,7 @@
               <w:rPr>
                 <w:rFonts w:ascii="Times New Roman" w:hAnsi="Times New Roman" w:cs="Times New Roman"/>
               </w:rPr>
-              <w:t>El usuario logueado debe tener el rol de 'Coordinador'.</w:t>
+              <w:t>El usuario debe tener rol 'Coordinador' para crear/editar/eliminar. El tutor asignado debe existir en la tabla usuarios con rol "Tutor Académico".</w:t>
             </w:r>
           </w:p>
         </w:tc>
@@ -1165,6 +1245,7 @@
                 <w:rFonts w:ascii="Times New Roman" w:hAnsi="Times New Roman" w:cs="Times New Roman"/>
                 <w:b/>
               </w:rPr>
+              <w:lastRenderedPageBreak/>
               <w:t>Postcondiciones</w:t>
             </w:r>
           </w:p>
@@ -1191,7 +1272,7 @@
               <w:rPr>
                 <w:rFonts w:ascii="Times New Roman" w:hAnsi="Times New Roman" w:cs="Times New Roman"/>
               </w:rPr>
-              <w:t>La base de datos (tabla proyectos) se actualiza reflejando la inserción, modificación o eliminación.</w:t>
+              <w:t>La base de datos (tabla proyectos) refleja la inserción, modificación o eliminación física del registro.</w:t>
             </w:r>
           </w:p>
         </w:tc>
@@ -1221,7 +1302,6 @@
                 <w:rFonts w:ascii="Times New Roman" w:hAnsi="Times New Roman" w:cs="Times New Roman"/>
                 <w:b/>
               </w:rPr>
-              <w:lastRenderedPageBreak/>
               <w:t>Criterios de Aceptación</w:t>
             </w:r>
           </w:p>
@@ -1239,30 +1319,94 @@
           </w:tcPr>
           <w:p>
             <w:pPr>
-              <w:spacing w:after="160" w:line="279" w:lineRule="auto"/>
-              <w:rPr>
-                <w:rFonts w:ascii="Times New Roman" w:hAnsi="Times New Roman" w:cs="Times New Roman"/>
-              </w:rPr>
-            </w:pPr>
-            <w:r>
-              <w:rPr>
-                <w:rFonts w:ascii="Times New Roman" w:hAnsi="Times New Roman" w:cs="Times New Roman"/>
-              </w:rPr>
-              <w:t>- Todos los campos obligatorios deben ser validados antes de guardar.</w:t>
-            </w:r>
-            <w:r>
-              <w:rPr>
-                <w:rFonts w:ascii="Times New Roman" w:hAnsi="Times New Roman" w:cs="Times New Roman"/>
-              </w:rPr>
-              <w:br/>
-              <w:t>- La lista de proyectos debe reflejar los cambios en tiempo real.</w:t>
-            </w:r>
-            <w:r>
-              <w:rPr>
-                <w:rFonts w:ascii="Times New Roman" w:hAnsi="Times New Roman" w:cs="Times New Roman"/>
-              </w:rPr>
-              <w:br/>
-              <w:t>- Al asignar un tutor, este debe existir en el sistema.</w:t>
+              <w:rPr>
+                <w:rFonts w:ascii="Times New Roman" w:hAnsi="Times New Roman" w:cs="Times New Roman"/>
+              </w:rPr>
+            </w:pPr>
+            <w:r>
+              <w:rPr>
+                <w:rFonts w:ascii="Times New Roman" w:hAnsi="Times New Roman" w:cs="Times New Roman"/>
+              </w:rPr>
+              <w:t>- El formulario de creación valida: nombre obligatorio (solo letras y espacios, mínimo 2 palabras), descripción obligatoria, facultad/carrera/tutor obligatorios, cupos entre 1 y 60.</w:t>
+            </w:r>
+          </w:p>
+          <w:p>
+            <w:pPr>
+              <w:rPr>
+                <w:rFonts w:ascii="Times New Roman" w:hAnsi="Times New Roman" w:cs="Times New Roman"/>
+              </w:rPr>
+            </w:pPr>
+            <w:r>
+              <w:rPr>
+                <w:rFonts w:ascii="Times New Roman" w:hAnsi="Times New Roman" w:cs="Times New Roman"/>
+              </w:rPr>
+              <w:t>- El formulario de edición permite modificar nombre, descripción, tutor, fechas y cupos máximos.</w:t>
+            </w:r>
+          </w:p>
+          <w:p>
+            <w:pPr>
+              <w:rPr>
+                <w:rFonts w:ascii="Times New Roman" w:hAnsi="Times New Roman" w:cs="Times New Roman"/>
+              </w:rPr>
+            </w:pPr>
+            <w:r>
+              <w:rPr>
+                <w:rFonts w:ascii="Times New Roman" w:hAnsi="Times New Roman" w:cs="Times New Roman"/>
+              </w:rPr>
+              <w:t>- Al asignar un tutor, el sistema verifica que exista y tenga rol de Tutor.</w:t>
+            </w:r>
+          </w:p>
+          <w:p>
+            <w:pPr>
+              <w:rPr>
+                <w:rFonts w:ascii="Times New Roman" w:hAnsi="Times New Roman" w:cs="Times New Roman"/>
+              </w:rPr>
+            </w:pPr>
+            <w:r>
+              <w:rPr>
+                <w:rFonts w:ascii="Times New Roman" w:hAnsi="Times New Roman" w:cs="Times New Roman"/>
+              </w:rPr>
+              <w:t>- Un estudiante o tutor no puede crear, editar ni eliminar proyectos (devuelve 403).</w:t>
+            </w:r>
+          </w:p>
+          <w:p>
+            <w:pPr>
+              <w:rPr>
+                <w:rFonts w:ascii="Times New Roman" w:hAnsi="Times New Roman" w:cs="Times New Roman"/>
+              </w:rPr>
+            </w:pPr>
+            <w:r>
+              <w:rPr>
+                <w:rFonts w:ascii="Times New Roman" w:hAnsi="Times New Roman" w:cs="Times New Roman"/>
+              </w:rPr>
+              <w:t>- La lista de proyectos se actualiza al completar cada operación.</w:t>
+            </w:r>
+          </w:p>
+          <w:p>
+            <w:pPr>
+              <w:rPr>
+                <w:rFonts w:ascii="Times New Roman" w:hAnsi="Times New Roman" w:cs="Times New Roman"/>
+              </w:rPr>
+            </w:pPr>
+            <w:r>
+              <w:rPr>
+                <w:rFonts w:ascii="Times New Roman" w:hAnsi="Times New Roman" w:cs="Times New Roman"/>
+              </w:rPr>
+              <w:t>- La eliminación es física (DELETE en la base de datos).</w:t>
+            </w:r>
+          </w:p>
+          <w:p>
+            <w:pPr>
+              <w:spacing w:after="160" w:line="279" w:lineRule="auto"/>
+              <w:rPr>
+                <w:rFonts w:ascii="Times New Roman" w:hAnsi="Times New Roman" w:cs="Times New Roman"/>
+              </w:rPr>
+            </w:pPr>
+            <w:r>
+              <w:rPr>
+                <w:rFonts w:ascii="Times New Roman" w:hAnsi="Times New Roman" w:cs="Times New Roman"/>
+              </w:rPr>
+              <w:t>- Las fechas de inicio y fin son opcionales.</w:t>
             </w:r>
           </w:p>
         </w:tc>
@@ -1504,7 +1648,7 @@
               <w:rPr>
                 <w:rFonts w:ascii="Times New Roman" w:hAnsi="Times New Roman" w:cs="Times New Roman"/>
               </w:rPr>
-              <w:t>Los estudiantes podrán visualizar en una lista los proyectos de vinculación disponibles para su carrera. Podrán seleccionar un proyecto y emitir una solicitud de inscripción, siempre y cuando el proyecto tenga cupos disponibles.</w:t>
+              <w:t>El estudiante puede enviar una solicitud de inscripción a un proyecto disponible. El sistema valida que el proyecto exista, esté activo, tenga cupos disponibles, que no exista una solicitud duplicada y que el estudiante no esté ya inscrito en otro proyecto.</w:t>
             </w:r>
           </w:p>
         </w:tc>
@@ -1560,7 +1704,35 @@
               <w:rPr>
                 <w:rFonts w:ascii="Times New Roman" w:hAnsi="Times New Roman" w:cs="Times New Roman"/>
               </w:rPr>
-              <w:t>El estudiante debe estar autenticado. El proyecto debe estar activo y tener cupos_usados &lt; cupos_max.</w:t>
+              <w:t xml:space="preserve">El estudiante debe estar autenticado. El proyecto debe existir, estar activo y tener </w:t>
+            </w:r>
+            <w:proofErr w:type="spellStart"/>
+            <w:r>
+              <w:rPr>
+                <w:rFonts w:ascii="Times New Roman" w:hAnsi="Times New Roman" w:cs="Times New Roman"/>
+              </w:rPr>
+              <w:t>cupos_usados</w:t>
+            </w:r>
+            <w:proofErr w:type="spellEnd"/>
+            <w:r>
+              <w:rPr>
+                <w:rFonts w:ascii="Times New Roman" w:hAnsi="Times New Roman" w:cs="Times New Roman"/>
+              </w:rPr>
+              <w:t xml:space="preserve"> &lt; </w:t>
+            </w:r>
+            <w:proofErr w:type="spellStart"/>
+            <w:r>
+              <w:rPr>
+                <w:rFonts w:ascii="Times New Roman" w:hAnsi="Times New Roman" w:cs="Times New Roman"/>
+              </w:rPr>
+              <w:t>cupos_max</w:t>
+            </w:r>
+            <w:proofErr w:type="spellEnd"/>
+            <w:r>
+              <w:rPr>
+                <w:rFonts w:ascii="Times New Roman" w:hAnsi="Times New Roman" w:cs="Times New Roman"/>
+              </w:rPr>
+              <w:t>.</w:t>
             </w:r>
           </w:p>
         </w:tc>
@@ -1663,30 +1835,68 @@
           </w:tcPr>
           <w:p>
             <w:pPr>
-              <w:spacing w:after="160" w:line="279" w:lineRule="auto"/>
-              <w:rPr>
-                <w:rFonts w:ascii="Times New Roman" w:hAnsi="Times New Roman" w:cs="Times New Roman"/>
-              </w:rPr>
-            </w:pPr>
-            <w:r>
-              <w:rPr>
-                <w:rFonts w:ascii="Times New Roman" w:hAnsi="Times New Roman" w:cs="Times New Roman"/>
-              </w:rPr>
-              <w:t>- El sistema debe impedir la inscripción si los cupos están llenos.</w:t>
-            </w:r>
-            <w:r>
-              <w:rPr>
-                <w:rFonts w:ascii="Times New Roman" w:hAnsi="Times New Roman" w:cs="Times New Roman"/>
-              </w:rPr>
-              <w:br/>
-              <w:t>- Un estudiante no puede enviar más de una solicitud al mismo proyecto.</w:t>
-            </w:r>
-            <w:r>
-              <w:rPr>
-                <w:rFonts w:ascii="Times New Roman" w:hAnsi="Times New Roman" w:cs="Times New Roman"/>
-              </w:rPr>
-              <w:br/>
-              <w:t>- Manejo de concurrencia para evitar que dos estudiantes tomen el último cupo simultáneamente.</w:t>
+              <w:rPr>
+                <w:rFonts w:ascii="Times New Roman" w:hAnsi="Times New Roman" w:cs="Times New Roman"/>
+              </w:rPr>
+            </w:pPr>
+            <w:r>
+              <w:rPr>
+                <w:rFonts w:ascii="Times New Roman" w:hAnsi="Times New Roman" w:cs="Times New Roman"/>
+              </w:rPr>
+              <w:t>- El sistema rechaza la inscripción si el proyecto no existe, está inactivo o no tiene cupos disponibles.</w:t>
+            </w:r>
+          </w:p>
+          <w:p>
+            <w:pPr>
+              <w:rPr>
+                <w:rFonts w:ascii="Times New Roman" w:hAnsi="Times New Roman" w:cs="Times New Roman"/>
+              </w:rPr>
+            </w:pPr>
+            <w:r>
+              <w:rPr>
+                <w:rFonts w:ascii="Times New Roman" w:hAnsi="Times New Roman" w:cs="Times New Roman"/>
+              </w:rPr>
+              <w:t>- Rechaza si el estudiante ya tiene una solicitud pendiente o aceptada en el mismo proyecto.</w:t>
+            </w:r>
+          </w:p>
+          <w:p>
+            <w:pPr>
+              <w:rPr>
+                <w:rFonts w:ascii="Times New Roman" w:hAnsi="Times New Roman" w:cs="Times New Roman"/>
+              </w:rPr>
+            </w:pPr>
+            <w:r>
+              <w:rPr>
+                <w:rFonts w:ascii="Times New Roman" w:hAnsi="Times New Roman" w:cs="Times New Roman"/>
+              </w:rPr>
+              <w:t>- Rechaza si el estudiante ya está inscrito en otro proyecto (solicitud aceptada).</w:t>
+            </w:r>
+          </w:p>
+          <w:p>
+            <w:pPr>
+              <w:rPr>
+                <w:rFonts w:ascii="Times New Roman" w:hAnsi="Times New Roman" w:cs="Times New Roman"/>
+              </w:rPr>
+            </w:pPr>
+            <w:r>
+              <w:rPr>
+                <w:rFonts w:ascii="Times New Roman" w:hAnsi="Times New Roman" w:cs="Times New Roman"/>
+              </w:rPr>
+              <w:t>- El estudiante puede ver sus solicitudes agrupadas por estado (pendiente/aceptada/denegada) en /mis-solicitudes.</w:t>
+            </w:r>
+          </w:p>
+          <w:p>
+            <w:pPr>
+              <w:spacing w:after="160" w:line="279" w:lineRule="auto"/>
+              <w:rPr>
+                <w:rFonts w:ascii="Times New Roman" w:hAnsi="Times New Roman" w:cs="Times New Roman"/>
+              </w:rPr>
+            </w:pPr>
+            <w:r>
+              <w:rPr>
+                <w:rFonts w:ascii="Times New Roman" w:hAnsi="Times New Roman" w:cs="Times New Roman"/>
+              </w:rPr>
+              <w:t>- La lista de proyectos muestra todos los proyectos del sistema (sin filtrar por carrera del estudiante).</w:t>
             </w:r>
           </w:p>
         </w:tc>
@@ -1760,7 +1970,13 @@
               <w:rPr>
                 <w:rFonts w:ascii="Times New Roman" w:hAnsi="Times New Roman" w:cs="Times New Roman"/>
               </w:rPr>
-              <w:t>RF04</w:t>
+              <w:t>RF0</w:t>
+            </w:r>
+            <w:r>
+              <w:rPr>
+                <w:rFonts w:ascii="Times New Roman" w:hAnsi="Times New Roman" w:cs="Times New Roman"/>
+              </w:rPr>
+              <w:t>4</w:t>
             </w:r>
           </w:p>
         </w:tc>
@@ -1816,7 +2032,7 @@
               <w:rPr>
                 <w:rFonts w:ascii="Times New Roman" w:hAnsi="Times New Roman" w:cs="Times New Roman"/>
               </w:rPr>
-              <w:t>Registro y control de horas de vinculación</w:t>
+              <w:t>Gestión de solicitudes (Aceptar/Denegar)</w:t>
             </w:r>
           </w:p>
         </w:tc>
@@ -1846,6 +2062,7 @@
                 <w:rFonts w:ascii="Times New Roman" w:hAnsi="Times New Roman" w:cs="Times New Roman"/>
                 <w:b/>
               </w:rPr>
+              <w:lastRenderedPageBreak/>
               <w:t>Actores</w:t>
             </w:r>
           </w:p>
@@ -1872,7 +2089,7 @@
               <w:rPr>
                 <w:rFonts w:ascii="Times New Roman" w:hAnsi="Times New Roman" w:cs="Times New Roman"/>
               </w:rPr>
-              <w:t>Estudiante, Tutor académico</w:t>
+              <w:t>Tutor académico, Coordinador</w:t>
             </w:r>
           </w:p>
         </w:tc>
@@ -1928,7 +2145,21 @@
               <w:rPr>
                 <w:rFonts w:ascii="Times New Roman" w:hAnsi="Times New Roman" w:cs="Times New Roman"/>
               </w:rPr>
-              <w:t>El sistema permite al estudiante registrar las horas que ha ejecutado en sus actividades (con fecha y descripción). El tutor responsable del proyecto recibirá estas horas y deberá aprobarlas o rechazarlas. El sistema llevará la sumatoria de las horas aprobadas.</w:t>
+              <w:t xml:space="preserve">El Tutor o Coordinador puede aceptar o denegar solicitudes de inscripción pendientes. Al aceptar, se incrementa </w:t>
+            </w:r>
+            <w:proofErr w:type="spellStart"/>
+            <w:r>
+              <w:rPr>
+                <w:rFonts w:ascii="Times New Roman" w:hAnsi="Times New Roman" w:cs="Times New Roman"/>
+              </w:rPr>
+              <w:t>cupos_usados</w:t>
+            </w:r>
+            <w:proofErr w:type="spellEnd"/>
+            <w:r>
+              <w:rPr>
+                <w:rFonts w:ascii="Times New Roman" w:hAnsi="Times New Roman" w:cs="Times New Roman"/>
+              </w:rPr>
+              <w:t xml:space="preserve"> del proyecto. El Coordinador ve todas las solicitudes; el Tutor solo ve las de sus propios proyectos.</w:t>
             </w:r>
           </w:p>
         </w:tc>
@@ -1984,7 +2215,7 @@
               <w:rPr>
                 <w:rFonts w:ascii="Times New Roman" w:hAnsi="Times New Roman" w:cs="Times New Roman"/>
               </w:rPr>
-              <w:t>El estudiante debe tener una solicitud en estado 'aceptado' en un proyecto.</w:t>
+              <w:t>Debe existir al menos una solicitud con estado "pendiente". Para el Tutor, la solicitud debe pertenecer a un proyecto donde sea tutor asignado.</w:t>
             </w:r>
           </w:p>
         </w:tc>
@@ -2040,7 +2271,21 @@
               <w:rPr>
                 <w:rFonts w:ascii="Times New Roman" w:hAnsi="Times New Roman" w:cs="Times New Roman"/>
               </w:rPr>
-              <w:t>Se inserta un registro en la tabla 'horas'. Si el tutor aprueba, el total de horas acumuladas del estudiante aumenta.</w:t>
+              <w:t xml:space="preserve">El estado de la solicitud se actualiza a "aceptada" o "denegada" en la tabla solicitudes. Si se acepta, se incrementa </w:t>
+            </w:r>
+            <w:proofErr w:type="spellStart"/>
+            <w:r>
+              <w:rPr>
+                <w:rFonts w:ascii="Times New Roman" w:hAnsi="Times New Roman" w:cs="Times New Roman"/>
+              </w:rPr>
+              <w:t>cupos_usados</w:t>
+            </w:r>
+            <w:proofErr w:type="spellEnd"/>
+            <w:r>
+              <w:rPr>
+                <w:rFonts w:ascii="Times New Roman" w:hAnsi="Times New Roman" w:cs="Times New Roman"/>
+              </w:rPr>
+              <w:t xml:space="preserve"> del proyecto. La operación se ejecuta dentro de una transacción MySQL.</w:t>
             </w:r>
           </w:p>
         </w:tc>
@@ -2087,29 +2332,109 @@
           </w:tcPr>
           <w:p>
             <w:pPr>
-              <w:spacing w:after="160" w:line="279" w:lineRule="auto"/>
-              <w:rPr>
-                <w:rFonts w:ascii="Times New Roman" w:hAnsi="Times New Roman" w:cs="Times New Roman"/>
-              </w:rPr>
-            </w:pPr>
-            <w:r>
-              <w:rPr>
-                <w:rFonts w:ascii="Times New Roman" w:hAnsi="Times New Roman" w:cs="Times New Roman"/>
-              </w:rPr>
-              <w:t>- El estudiante no puede registrar horas que superen el límite exigido por la universidad.</w:t>
-            </w:r>
-            <w:r>
-              <w:rPr>
-                <w:rFonts w:ascii="Times New Roman" w:hAnsi="Times New Roman" w:cs="Times New Roman"/>
-              </w:rPr>
-              <w:br/>
-            </w:r>
-            <w:r>
-              <w:rPr>
-                <w:rFonts w:ascii="Times New Roman" w:hAnsi="Times New Roman" w:cs="Times New Roman"/>
-              </w:rPr>
-              <w:lastRenderedPageBreak/>
-              <w:t>- Solo el tutor asignado al proyecto puede aprobar/rechazar las horas de sus estudiantes.</w:t>
+              <w:rPr>
+                <w:rFonts w:ascii="Times New Roman" w:hAnsi="Times New Roman" w:cs="Times New Roman"/>
+              </w:rPr>
+            </w:pPr>
+            <w:r>
+              <w:rPr>
+                <w:rFonts w:ascii="Times New Roman" w:hAnsi="Times New Roman" w:cs="Times New Roman"/>
+              </w:rPr>
+              <w:t>- Solo se pueden gestionar solicitudes con estado "pendiente" (las ya procesadas devuelven 404).</w:t>
+            </w:r>
+          </w:p>
+          <w:p>
+            <w:pPr>
+              <w:rPr>
+                <w:rFonts w:ascii="Times New Roman" w:hAnsi="Times New Roman" w:cs="Times New Roman"/>
+              </w:rPr>
+            </w:pPr>
+            <w:r>
+              <w:rPr>
+                <w:rFonts w:ascii="Times New Roman" w:hAnsi="Times New Roman" w:cs="Times New Roman"/>
+              </w:rPr>
+              <w:t xml:space="preserve">- Al aceptar, se verifica que </w:t>
+            </w:r>
+            <w:proofErr w:type="spellStart"/>
+            <w:r>
+              <w:rPr>
+                <w:rFonts w:ascii="Times New Roman" w:hAnsi="Times New Roman" w:cs="Times New Roman"/>
+              </w:rPr>
+              <w:t>cupos_usados</w:t>
+            </w:r>
+            <w:proofErr w:type="spellEnd"/>
+            <w:r>
+              <w:rPr>
+                <w:rFonts w:ascii="Times New Roman" w:hAnsi="Times New Roman" w:cs="Times New Roman"/>
+              </w:rPr>
+              <w:t xml:space="preserve"> &lt; </w:t>
+            </w:r>
+            <w:proofErr w:type="spellStart"/>
+            <w:r>
+              <w:rPr>
+                <w:rFonts w:ascii="Times New Roman" w:hAnsi="Times New Roman" w:cs="Times New Roman"/>
+              </w:rPr>
+              <w:t>cupos_max</w:t>
+            </w:r>
+            <w:proofErr w:type="spellEnd"/>
+            <w:r>
+              <w:rPr>
+                <w:rFonts w:ascii="Times New Roman" w:hAnsi="Times New Roman" w:cs="Times New Roman"/>
+              </w:rPr>
+              <w:t xml:space="preserve"> antes de incrementar.</w:t>
+            </w:r>
+          </w:p>
+          <w:p>
+            <w:pPr>
+              <w:rPr>
+                <w:rFonts w:ascii="Times New Roman" w:hAnsi="Times New Roman" w:cs="Times New Roman"/>
+              </w:rPr>
+            </w:pPr>
+            <w:r>
+              <w:rPr>
+                <w:rFonts w:ascii="Times New Roman" w:hAnsi="Times New Roman" w:cs="Times New Roman"/>
+              </w:rPr>
+              <w:t>- Si no hay cupos disponibles al aceptar, la transacción se revierte y se muestra error.</w:t>
+            </w:r>
+          </w:p>
+          <w:p>
+            <w:pPr>
+              <w:rPr>
+                <w:rFonts w:ascii="Times New Roman" w:hAnsi="Times New Roman" w:cs="Times New Roman"/>
+              </w:rPr>
+            </w:pPr>
+            <w:r>
+              <w:rPr>
+                <w:rFonts w:ascii="Times New Roman" w:hAnsi="Times New Roman" w:cs="Times New Roman"/>
+              </w:rPr>
+              <w:t>- El Tutor solo ve en la lista las solicitudes de sus propios proyectos.</w:t>
+            </w:r>
+          </w:p>
+          <w:p>
+            <w:pPr>
+              <w:rPr>
+                <w:rFonts w:ascii="Times New Roman" w:hAnsi="Times New Roman" w:cs="Times New Roman"/>
+              </w:rPr>
+            </w:pPr>
+            <w:r>
+              <w:rPr>
+                <w:rFonts w:ascii="Times New Roman" w:hAnsi="Times New Roman" w:cs="Times New Roman"/>
+              </w:rPr>
+              <w:t>- El coordinador ve todas las solicitudes del sistema.</w:t>
+            </w:r>
+          </w:p>
+          <w:p>
+            <w:pPr>
+              <w:spacing w:after="160" w:line="279" w:lineRule="auto"/>
+              <w:rPr>
+                <w:rFonts w:ascii="Times New Roman" w:hAnsi="Times New Roman" w:cs="Times New Roman"/>
+              </w:rPr>
+            </w:pPr>
+            <w:r>
+              <w:rPr>
+                <w:rFonts w:ascii="Times New Roman" w:hAnsi="Times New Roman" w:cs="Times New Roman"/>
+              </w:rPr>
+              <w:t>- Las solicitudes gestionadas se muestran agrupadas por proyecto (aceptadas/denegadas).</w:t>
             </w:r>
           </w:p>
         </w:tc>
@@ -2183,7 +2508,13 @@
               <w:rPr>
                 <w:rFonts w:ascii="Times New Roman" w:hAnsi="Times New Roman" w:cs="Times New Roman"/>
               </w:rPr>
-              <w:t>RF05</w:t>
+              <w:t>RF0</w:t>
+            </w:r>
+            <w:r>
+              <w:rPr>
+                <w:rFonts w:ascii="Times New Roman" w:hAnsi="Times New Roman" w:cs="Times New Roman"/>
+              </w:rPr>
+              <w:t>5</w:t>
             </w:r>
           </w:p>
         </w:tc>
@@ -2239,7 +2570,7 @@
               <w:rPr>
                 <w:rFonts w:ascii="Times New Roman" w:hAnsi="Times New Roman" w:cs="Times New Roman"/>
               </w:rPr>
-              <w:t>Dashboard de seguimiento visual</w:t>
+              <w:t>Gestión de actividades del tutor</w:t>
             </w:r>
           </w:p>
         </w:tc>
@@ -2295,7 +2626,7 @@
               <w:rPr>
                 <w:rFonts w:ascii="Times New Roman" w:hAnsi="Times New Roman" w:cs="Times New Roman"/>
               </w:rPr>
-              <w:t>Todos (Coordinador, Tutor, Estudiante)</w:t>
+              <w:t>Tutor académico</w:t>
             </w:r>
           </w:p>
         </w:tc>
@@ -2351,7 +2682,7 @@
               <w:rPr>
                 <w:rFonts w:ascii="Times New Roman" w:hAnsi="Times New Roman" w:cs="Times New Roman"/>
               </w:rPr>
-              <w:t>Cada tipo de usuario tendrá un panel de control inicial. El estudiante verá sus horas acumuladas y estado de sus solicitudes. El tutor verá estadísticas de los proyectos a su cargo. El coordinador verá un resumen global de inscripciones y proyectos activos.</w:t>
+              <w:t>El Tutor puede crear actividades dentro de sus proyectos asignados, ver estadísticas de cada actividad (total de registros, horas aprobadas y pendientes), consultar los estudiantes que han registrado horas en cada actividad y eliminarlas.</w:t>
             </w:r>
           </w:p>
         </w:tc>
@@ -2407,7 +2738,7 @@
               <w:rPr>
                 <w:rFonts w:ascii="Times New Roman" w:hAnsi="Times New Roman" w:cs="Times New Roman"/>
               </w:rPr>
-              <w:t>El usuario debe haber iniciado sesión correctamente.</w:t>
+              <w:t>El usuario debe tener rol "Tutor". Debe existir al menos un proyecto asignado al tutor. El proyecto debe estar activo.</w:t>
             </w:r>
           </w:p>
         </w:tc>
@@ -2463,7 +2794,7 @@
               <w:rPr>
                 <w:rFonts w:ascii="Times New Roman" w:hAnsi="Times New Roman" w:cs="Times New Roman"/>
               </w:rPr>
-              <w:t>La interfaz renderiza gráficos y tarjetas (cards) informativas consumiendo los endpoints de métricas.</w:t>
+              <w:t>Se inserta un registro en la tabla actividades con los datos ingresados. Al eliminar, se borra físicamente el registro de la tabla actividades.</w:t>
             </w:r>
           </w:p>
         </w:tc>
@@ -2510,23 +2841,83 @@
           </w:tcPr>
           <w:p>
             <w:pPr>
-              <w:spacing w:after="160" w:line="279" w:lineRule="auto"/>
-              <w:rPr>
-                <w:rFonts w:ascii="Times New Roman" w:hAnsi="Times New Roman" w:cs="Times New Roman"/>
-              </w:rPr>
-            </w:pPr>
-            <w:r>
-              <w:rPr>
-                <w:rFonts w:ascii="Times New Roman" w:hAnsi="Times New Roman" w:cs="Times New Roman"/>
-              </w:rPr>
-              <w:t>- La información debe cargarse dinámicamente desde la base de datos (vía API).</w:t>
-            </w:r>
-            <w:r>
-              <w:rPr>
-                <w:rFonts w:ascii="Times New Roman" w:hAnsi="Times New Roman" w:cs="Times New Roman"/>
-              </w:rPr>
-              <w:br/>
-              <w:t>- Los datos deben actualizarse cada vez que el usuario ingresa a la vista.</w:t>
+              <w:rPr>
+                <w:rFonts w:ascii="Times New Roman" w:hAnsi="Times New Roman" w:cs="Times New Roman"/>
+              </w:rPr>
+            </w:pPr>
+            <w:r>
+              <w:rPr>
+                <w:rFonts w:ascii="Times New Roman" w:hAnsi="Times New Roman" w:cs="Times New Roman"/>
+              </w:rPr>
+              <w:t>- El formulario valida: título obligatorio (3-200 caracteres), proyecto obligatorio (solo aparecen los del tutor), fecha obligatoria, descripción obligatoria (mínimo 5 caracteres).</w:t>
+            </w:r>
+          </w:p>
+          <w:p>
+            <w:pPr>
+              <w:rPr>
+                <w:rFonts w:ascii="Times New Roman" w:hAnsi="Times New Roman" w:cs="Times New Roman"/>
+              </w:rPr>
+            </w:pPr>
+            <w:r>
+              <w:rPr>
+                <w:rFonts w:ascii="Times New Roman" w:hAnsi="Times New Roman" w:cs="Times New Roman"/>
+              </w:rPr>
+              <w:t>- El backend verifica que el proyecto pertenezca al tutor antes de crear la actividad (devuelve 403 si no).</w:t>
+            </w:r>
+          </w:p>
+          <w:p>
+            <w:pPr>
+              <w:rPr>
+                <w:rFonts w:ascii="Times New Roman" w:hAnsi="Times New Roman" w:cs="Times New Roman"/>
+              </w:rPr>
+            </w:pPr>
+            <w:r>
+              <w:rPr>
+                <w:rFonts w:ascii="Times New Roman" w:hAnsi="Times New Roman" w:cs="Times New Roman"/>
+              </w:rPr>
+              <w:lastRenderedPageBreak/>
+              <w:t xml:space="preserve">- Solo el tutor creador puede eliminar la actividad (la eliminación verifica </w:t>
+            </w:r>
+            <w:proofErr w:type="spellStart"/>
+            <w:r>
+              <w:rPr>
+                <w:rFonts w:ascii="Times New Roman" w:hAnsi="Times New Roman" w:cs="Times New Roman"/>
+              </w:rPr>
+              <w:t>tutor_id</w:t>
+            </w:r>
+            <w:proofErr w:type="spellEnd"/>
+            <w:r>
+              <w:rPr>
+                <w:rFonts w:ascii="Times New Roman" w:hAnsi="Times New Roman" w:cs="Times New Roman"/>
+              </w:rPr>
+              <w:t>).</w:t>
+            </w:r>
+          </w:p>
+          <w:p>
+            <w:pPr>
+              <w:rPr>
+                <w:rFonts w:ascii="Times New Roman" w:hAnsi="Times New Roman" w:cs="Times New Roman"/>
+              </w:rPr>
+            </w:pPr>
+            <w:r>
+              <w:rPr>
+                <w:rFonts w:ascii="Times New Roman" w:hAnsi="Times New Roman" w:cs="Times New Roman"/>
+              </w:rPr>
+              <w:t>- El tutor puede ver estadísticas de cada actividad: total de registros de horas, horas aprobadas y horas pendientes.</w:t>
+            </w:r>
+          </w:p>
+          <w:p>
+            <w:pPr>
+              <w:spacing w:after="160" w:line="279" w:lineRule="auto"/>
+              <w:rPr>
+                <w:rFonts w:ascii="Times New Roman" w:hAnsi="Times New Roman" w:cs="Times New Roman"/>
+              </w:rPr>
+            </w:pPr>
+            <w:r>
+              <w:rPr>
+                <w:rFonts w:ascii="Times New Roman" w:hAnsi="Times New Roman" w:cs="Times New Roman"/>
+              </w:rPr>
+              <w:t>- El tutor puede expandir una actividad para ver los estudiantes que registraron horas, con detalle de fecha, horas, descripción y estado.</w:t>
             </w:r>
           </w:p>
         </w:tc>
@@ -2600,7 +2991,13 @@
               <w:rPr>
                 <w:rFonts w:ascii="Times New Roman" w:hAnsi="Times New Roman" w:cs="Times New Roman"/>
               </w:rPr>
-              <w:t>RF06</w:t>
+              <w:t>RF0</w:t>
+            </w:r>
+            <w:r>
+              <w:rPr>
+                <w:rFonts w:ascii="Times New Roman" w:hAnsi="Times New Roman" w:cs="Times New Roman"/>
+              </w:rPr>
+              <w:t>6</w:t>
             </w:r>
           </w:p>
         </w:tc>
@@ -2656,7 +3053,7 @@
               <w:rPr>
                 <w:rFonts w:ascii="Times New Roman" w:hAnsi="Times New Roman" w:cs="Times New Roman"/>
               </w:rPr>
-              <w:t>Gestión de solicitudes de inscripción</w:t>
+              <w:t>Registro de horas de vinculación</w:t>
             </w:r>
           </w:p>
         </w:tc>
@@ -2712,7 +3109,7 @@
               <w:rPr>
                 <w:rFonts w:ascii="Times New Roman" w:hAnsi="Times New Roman" w:cs="Times New Roman"/>
               </w:rPr>
-              <w:t>Coordinador, Tutor</w:t>
+              <w:t>Estudiante</w:t>
             </w:r>
           </w:p>
         </w:tc>
@@ -2768,7 +3165,7 @@
               <w:rPr>
                 <w:rFonts w:ascii="Times New Roman" w:hAnsi="Times New Roman" w:cs="Times New Roman"/>
               </w:rPr>
-              <w:t>Permite visualizar una bandeja de entrada con todas las solicitudes ('pendientes') realizadas por los estudiantes. Los usuarios autorizados podrán revisar el perfil del estudiante y marcar la solicitud como 'aceptada' o 'denegada'.</w:t>
+              <w:t>El estudiante registra horas trabajadas seleccionando una actividad. Las horas quedan con estado "pendiente" hasta que el Tutor las apruebe o rechace. La fecha y descripción se heredan automáticamente de la actividad seleccionada.</w:t>
             </w:r>
           </w:p>
         </w:tc>
@@ -2824,7 +3221,7 @@
               <w:rPr>
                 <w:rFonts w:ascii="Times New Roman" w:hAnsi="Times New Roman" w:cs="Times New Roman"/>
               </w:rPr>
-              <w:t>Debe existir al menos una solicitud en estado 'pendiente'.</w:t>
+              <w:t>El estudiante debe estar autenticado y tener una solicitud aceptada en el proyecto al que pertenece la actividad. La actividad debe existir.</w:t>
             </w:r>
           </w:p>
         </w:tc>
@@ -2880,7 +3277,21 @@
               <w:rPr>
                 <w:rFonts w:ascii="Times New Roman" w:hAnsi="Times New Roman" w:cs="Times New Roman"/>
               </w:rPr>
-              <w:t>El estado de la solicitud cambia en la base de datos. Si se acepta, se resta un cupo disponible al proyecto.</w:t>
+              <w:t xml:space="preserve">Se inserta un registro en la tabla </w:t>
+            </w:r>
+            <w:proofErr w:type="spellStart"/>
+            <w:r>
+              <w:rPr>
+                <w:rFonts w:ascii="Times New Roman" w:hAnsi="Times New Roman" w:cs="Times New Roman"/>
+              </w:rPr>
+              <w:t>horas_vinculacion</w:t>
+            </w:r>
+            <w:proofErr w:type="spellEnd"/>
+            <w:r>
+              <w:rPr>
+                <w:rFonts w:ascii="Times New Roman" w:hAnsi="Times New Roman" w:cs="Times New Roman"/>
+              </w:rPr>
+              <w:t xml:space="preserve"> con estado "pendiente", asociado al estudiante, proyecto, tutor de ese proyecto y actividad seleccionada.</w:t>
             </w:r>
           </w:p>
         </w:tc>
@@ -2927,23 +3338,68 @@
           </w:tcPr>
           <w:p>
             <w:pPr>
-              <w:spacing w:after="160" w:line="279" w:lineRule="auto"/>
-              <w:rPr>
-                <w:rFonts w:ascii="Times New Roman" w:hAnsi="Times New Roman" w:cs="Times New Roman"/>
-              </w:rPr>
-            </w:pPr>
-            <w:r>
-              <w:rPr>
-                <w:rFonts w:ascii="Times New Roman" w:hAnsi="Times New Roman" w:cs="Times New Roman"/>
-              </w:rPr>
-              <w:t>- Al aceptar, el contador de 'cupos_usados' del proyecto debe incrementar en 1.</w:t>
-            </w:r>
-            <w:r>
-              <w:rPr>
-                <w:rFonts w:ascii="Times New Roman" w:hAnsi="Times New Roman" w:cs="Times New Roman"/>
-              </w:rPr>
-              <w:br/>
-              <w:t>- Si la solicitud es denegada, el cupo no se afecta y el estudiante puede aplicar a otro proyecto.</w:t>
+              <w:rPr>
+                <w:rFonts w:ascii="Times New Roman" w:hAnsi="Times New Roman" w:cs="Times New Roman"/>
+              </w:rPr>
+            </w:pPr>
+            <w:r>
+              <w:rPr>
+                <w:rFonts w:ascii="Times New Roman" w:hAnsi="Times New Roman" w:cs="Times New Roman"/>
+              </w:rPr>
+              <w:t>- El formulario requiere seleccionar una actividad (obligatoria) e ingresar horas (1-8 por registro).</w:t>
+            </w:r>
+          </w:p>
+          <w:p>
+            <w:pPr>
+              <w:rPr>
+                <w:rFonts w:ascii="Times New Roman" w:hAnsi="Times New Roman" w:cs="Times New Roman"/>
+              </w:rPr>
+            </w:pPr>
+            <w:r>
+              <w:rPr>
+                <w:rFonts w:ascii="Times New Roman" w:hAnsi="Times New Roman" w:cs="Times New Roman"/>
+              </w:rPr>
+              <w:t>- El backend verifica que el estudiante tenga una solicitud aceptada en el proyecto de la actividad.</w:t>
+            </w:r>
+          </w:p>
+          <w:p>
+            <w:pPr>
+              <w:rPr>
+                <w:rFonts w:ascii="Times New Roman" w:hAnsi="Times New Roman" w:cs="Times New Roman"/>
+              </w:rPr>
+            </w:pPr>
+            <w:r>
+              <w:rPr>
+                <w:rFonts w:ascii="Times New Roman" w:hAnsi="Times New Roman" w:cs="Times New Roman"/>
+              </w:rPr>
+              <w:t>- No se permite registrar un duplicado pendiente para la misma fecha y proyecto.</w:t>
+            </w:r>
+          </w:p>
+          <w:p>
+            <w:pPr>
+              <w:rPr>
+                <w:rFonts w:ascii="Times New Roman" w:hAnsi="Times New Roman" w:cs="Times New Roman"/>
+              </w:rPr>
+            </w:pPr>
+            <w:r>
+              <w:rPr>
+                <w:rFonts w:ascii="Times New Roman" w:hAnsi="Times New Roman" w:cs="Times New Roman"/>
+              </w:rPr>
+              <w:t>- Las horas se crean siempre con estado "pendiente" a la espera de aprobación del tutor.</w:t>
+            </w:r>
+          </w:p>
+          <w:p>
+            <w:pPr>
+              <w:spacing w:after="160" w:line="279" w:lineRule="auto"/>
+              <w:rPr>
+                <w:rFonts w:ascii="Times New Roman" w:hAnsi="Times New Roman" w:cs="Times New Roman"/>
+              </w:rPr>
+            </w:pPr>
+            <w:r>
+              <w:rPr>
+                <w:rFonts w:ascii="Times New Roman" w:hAnsi="Times New Roman" w:cs="Times New Roman"/>
+              </w:rPr>
+              <w:t>- El estudiante puede ver un resumen de sus horas (aprobadas, pendientes, rechazadas) en /mis-horas.</w:t>
             </w:r>
           </w:p>
         </w:tc>
@@ -2991,7 +3447,6 @@
                 <w:rFonts w:ascii="Times New Roman" w:hAnsi="Times New Roman" w:cs="Times New Roman"/>
                 <w:b/>
               </w:rPr>
-              <w:lastRenderedPageBreak/>
               <w:t>Identificador</w:t>
             </w:r>
           </w:p>
@@ -3018,7 +3473,13 @@
               <w:rPr>
                 <w:rFonts w:ascii="Times New Roman" w:hAnsi="Times New Roman" w:cs="Times New Roman"/>
               </w:rPr>
-              <w:t>RF07</w:t>
+              <w:t>RF0</w:t>
+            </w:r>
+            <w:r>
+              <w:rPr>
+                <w:rFonts w:ascii="Times New Roman" w:hAnsi="Times New Roman" w:cs="Times New Roman"/>
+              </w:rPr>
+              <w:t>7</w:t>
             </w:r>
           </w:p>
         </w:tc>
@@ -3074,7 +3535,7 @@
               <w:rPr>
                 <w:rFonts w:ascii="Times New Roman" w:hAnsi="Times New Roman" w:cs="Times New Roman"/>
               </w:rPr>
-              <w:t>Asignación y visualización de tutores</w:t>
+              <w:t>Aprobación de horas por tutor</w:t>
             </w:r>
           </w:p>
         </w:tc>
@@ -3130,7 +3591,7 @@
               <w:rPr>
                 <w:rFonts w:ascii="Times New Roman" w:hAnsi="Times New Roman" w:cs="Times New Roman"/>
               </w:rPr>
-              <w:t>Coordinador, Tutor</w:t>
+              <w:t>Tutor académico</w:t>
             </w:r>
           </w:p>
         </w:tc>
@@ -3186,7 +3647,7 @@
               <w:rPr>
                 <w:rFonts w:ascii="Times New Roman" w:hAnsi="Times New Roman" w:cs="Times New Roman"/>
               </w:rPr>
-              <w:t>El coordinador asocia a un docente (Tutor) como responsable de un proyecto. Una vez asignado, el Tutor solo tendrá permisos para ver y gestionar la información, estudiantes y horas que pertenezcan estrictamente a los proyectos bajo su tutela.</w:t>
+              <w:t>El Tutor revisa los registros de horas de los estudiantes en sus proyectos y puede aprobarlos o rechazarlos. También puede buscar y filtrar registros por estudiante, proyecto o descripción.</w:t>
             </w:r>
           </w:p>
         </w:tc>
@@ -3216,6 +3677,7 @@
                 <w:rFonts w:ascii="Times New Roman" w:hAnsi="Times New Roman" w:cs="Times New Roman"/>
                 <w:b/>
               </w:rPr>
+              <w:lastRenderedPageBreak/>
               <w:t>Precondiciones</w:t>
             </w:r>
           </w:p>
@@ -3242,7 +3704,7 @@
               <w:rPr>
                 <w:rFonts w:ascii="Times New Roman" w:hAnsi="Times New Roman" w:cs="Times New Roman"/>
               </w:rPr>
-              <w:t>El proyecto debe estar creado y el usuario tipo 'Tutor' debe existir.</w:t>
+              <w:t>El usuario debe tener rol "Tutor". Deben existir registros de horas con estado "pendiente" en proyectos donde el tutor esté asignado.</w:t>
             </w:r>
           </w:p>
         </w:tc>
@@ -3298,7 +3760,21 @@
               <w:rPr>
                 <w:rFonts w:ascii="Times New Roman" w:hAnsi="Times New Roman" w:cs="Times New Roman"/>
               </w:rPr>
-              <w:t>Se establece la relación (clave foránea tutor_id) en el proyecto.</w:t>
+              <w:t xml:space="preserve">El estado del registro de horas se actualiza a "aprobada" o "rechazada" en la tabla </w:t>
+            </w:r>
+            <w:proofErr w:type="spellStart"/>
+            <w:r>
+              <w:rPr>
+                <w:rFonts w:ascii="Times New Roman" w:hAnsi="Times New Roman" w:cs="Times New Roman"/>
+              </w:rPr>
+              <w:t>horas_vinculacion</w:t>
+            </w:r>
+            <w:proofErr w:type="spellEnd"/>
+            <w:r>
+              <w:rPr>
+                <w:rFonts w:ascii="Times New Roman" w:hAnsi="Times New Roman" w:cs="Times New Roman"/>
+              </w:rPr>
+              <w:t>.</w:t>
             </w:r>
           </w:p>
         </w:tc>
@@ -3345,23 +3821,82 @@
           </w:tcPr>
           <w:p>
             <w:pPr>
-              <w:spacing w:after="160" w:line="279" w:lineRule="auto"/>
-              <w:rPr>
-                <w:rFonts w:ascii="Times New Roman" w:hAnsi="Times New Roman" w:cs="Times New Roman"/>
-              </w:rPr>
-            </w:pPr>
-            <w:r>
-              <w:rPr>
-                <w:rFonts w:ascii="Times New Roman" w:hAnsi="Times New Roman" w:cs="Times New Roman"/>
-              </w:rPr>
-              <w:t>- Un tutor no puede ver ni modificar datos de proyectos asignados a otros docentes.</w:t>
-            </w:r>
-            <w:r>
-              <w:rPr>
-                <w:rFonts w:ascii="Times New Roman" w:hAnsi="Times New Roman" w:cs="Times New Roman"/>
-              </w:rPr>
-              <w:br/>
-              <w:t>- Un proyecto debe tener obligatoriamente un tutor responsable.</w:t>
+              <w:rPr>
+                <w:rFonts w:ascii="Times New Roman" w:hAnsi="Times New Roman" w:cs="Times New Roman"/>
+              </w:rPr>
+            </w:pPr>
+            <w:r>
+              <w:rPr>
+                <w:rFonts w:ascii="Times New Roman" w:hAnsi="Times New Roman" w:cs="Times New Roman"/>
+              </w:rPr>
+              <w:t>- Solo se pueden gestionar registros con estado "pendiente" (los ya procesados no aparecen en la lista para gestionar).</w:t>
+            </w:r>
+          </w:p>
+          <w:p>
+            <w:pPr>
+              <w:rPr>
+                <w:rFonts w:ascii="Times New Roman" w:hAnsi="Times New Roman" w:cs="Times New Roman"/>
+              </w:rPr>
+            </w:pPr>
+            <w:r>
+              <w:rPr>
+                <w:rFonts w:ascii="Times New Roman" w:hAnsi="Times New Roman" w:cs="Times New Roman"/>
+              </w:rPr>
+              <w:t xml:space="preserve">- El Tutor solo ve y puede gestionar horas de sus propios proyectos (el backend verifica </w:t>
+            </w:r>
+            <w:proofErr w:type="spellStart"/>
+            <w:r>
+              <w:rPr>
+                <w:rFonts w:ascii="Times New Roman" w:hAnsi="Times New Roman" w:cs="Times New Roman"/>
+              </w:rPr>
+              <w:t>tutor_id</w:t>
+            </w:r>
+            <w:proofErr w:type="spellEnd"/>
+            <w:r>
+              <w:rPr>
+                <w:rFonts w:ascii="Times New Roman" w:hAnsi="Times New Roman" w:cs="Times New Roman"/>
+              </w:rPr>
+              <w:t>).</w:t>
+            </w:r>
+          </w:p>
+          <w:p>
+            <w:pPr>
+              <w:rPr>
+                <w:rFonts w:ascii="Times New Roman" w:hAnsi="Times New Roman" w:cs="Times New Roman"/>
+              </w:rPr>
+            </w:pPr>
+            <w:r>
+              <w:rPr>
+                <w:rFonts w:ascii="Times New Roman" w:hAnsi="Times New Roman" w:cs="Times New Roman"/>
+              </w:rPr>
+              <w:t>- Se muestra mensaje de confirmación antes de aprobar o rechazar.</w:t>
+            </w:r>
+          </w:p>
+          <w:p>
+            <w:pPr>
+              <w:rPr>
+                <w:rFonts w:ascii="Times New Roman" w:hAnsi="Times New Roman" w:cs="Times New Roman"/>
+              </w:rPr>
+            </w:pPr>
+            <w:r>
+              <w:rPr>
+                <w:rFonts w:ascii="Times New Roman" w:hAnsi="Times New Roman" w:cs="Times New Roman"/>
+              </w:rPr>
+              <w:t>- Los registros se muestran separados en dos secciones: pendientes y procesadas.</w:t>
+            </w:r>
+          </w:p>
+          <w:p>
+            <w:pPr>
+              <w:spacing w:after="160" w:line="279" w:lineRule="auto"/>
+              <w:rPr>
+                <w:rFonts w:ascii="Times New Roman" w:hAnsi="Times New Roman" w:cs="Times New Roman"/>
+              </w:rPr>
+            </w:pPr>
+            <w:r>
+              <w:rPr>
+                <w:rFonts w:ascii="Times New Roman" w:hAnsi="Times New Roman" w:cs="Times New Roman"/>
+              </w:rPr>
+              <w:t>- La barra de búsqueda filtra por estudiante, proyecto y descripción en tiempo real.</w:t>
             </w:r>
           </w:p>
         </w:tc>
@@ -3371,32 +3906,6 @@
       <w:pPr>
         <w:rPr>
           <w:rFonts w:ascii="Times New Roman" w:hAnsi="Times New Roman" w:cs="Times New Roman"/>
-        </w:rPr>
-      </w:pPr>
-    </w:p>
-    <w:p>
-      <w:pPr>
-        <w:rPr>
-          <w:rFonts w:ascii="Times New Roman" w:hAnsi="Times New Roman" w:cs="Times New Roman"/>
-          <w:b/>
-          <w:bCs/>
-        </w:rPr>
-      </w:pPr>
-      <w:r>
-        <w:rPr>
-          <w:rFonts w:ascii="Times New Roman" w:hAnsi="Times New Roman" w:cs="Times New Roman"/>
-          <w:b/>
-          <w:bCs/>
-        </w:rPr>
-        <w:t>2. Requerimientos No Funcionales</w:t>
-      </w:r>
-    </w:p>
-    <w:p>
-      <w:pPr>
-        <w:rPr>
-          <w:rFonts w:ascii="Times New Roman" w:hAnsi="Times New Roman" w:cs="Times New Roman"/>
-          <w:b/>
-          <w:bCs/>
         </w:rPr>
       </w:pPr>
     </w:p>
@@ -3461,7 +3970,13 @@
               <w:rPr>
                 <w:rFonts w:ascii="Times New Roman" w:hAnsi="Times New Roman" w:cs="Times New Roman"/>
               </w:rPr>
-              <w:t>RNF01</w:t>
+              <w:t>RF0</w:t>
+            </w:r>
+            <w:r>
+              <w:rPr>
+                <w:rFonts w:ascii="Times New Roman" w:hAnsi="Times New Roman" w:cs="Times New Roman"/>
+              </w:rPr>
+              <w:t>8</w:t>
             </w:r>
           </w:p>
         </w:tc>
@@ -3517,7 +4032,7 @@
               <w:rPr>
                 <w:rFonts w:ascii="Times New Roman" w:hAnsi="Times New Roman" w:cs="Times New Roman"/>
               </w:rPr>
-              <w:t>Rendimiento y Tiempos de Respuesta</w:t>
+              <w:t>CRUD de usuarios (solo coordinador)</w:t>
             </w:r>
           </w:p>
         </w:tc>
@@ -3547,7 +4062,7 @@
                 <w:rFonts w:ascii="Times New Roman" w:hAnsi="Times New Roman" w:cs="Times New Roman"/>
                 <w:b/>
               </w:rPr>
-              <w:t>Descripción técnica</w:t>
+              <w:t>Actores</w:t>
             </w:r>
           </w:p>
         </w:tc>
@@ -3573,7 +4088,7 @@
               <w:rPr>
                 <w:rFonts w:ascii="Times New Roman" w:hAnsi="Times New Roman" w:cs="Times New Roman"/>
               </w:rPr>
-              <w:t>La comunicación entre el frontend (Angular) y el backend (PHP) debe ser fluida para no degradar la experiencia de usuario. Las consultas SQL deben estar optimizadas.</w:t>
+              <w:t>Coordinador</w:t>
             </w:r>
           </w:p>
         </w:tc>
@@ -3603,7 +4118,7 @@
                 <w:rFonts w:ascii="Times New Roman" w:hAnsi="Times New Roman" w:cs="Times New Roman"/>
                 <w:b/>
               </w:rPr>
-              <w:t>Criterio de evaluación / Métrica</w:t>
+              <w:t>Descripción</w:t>
             </w:r>
           </w:p>
         </w:tc>
@@ -3629,7 +4144,268 @@
               <w:rPr>
                 <w:rFonts w:ascii="Times New Roman" w:hAnsi="Times New Roman" w:cs="Times New Roman"/>
               </w:rPr>
-              <w:t>El tiempo máximo de respuesta para peticiones GET y POST simples a la API REST debe ser menor a 1 segundo en condiciones normales de red.</w:t>
+              <w:t xml:space="preserve">El Coordinador puede listar, crear, editar, activar/desactivar y eliminar usuarios del sistema. Los usuarios tienen nombre, apellido, correo, contraseña (hash </w:t>
+            </w:r>
+            <w:proofErr w:type="spellStart"/>
+            <w:r>
+              <w:rPr>
+                <w:rFonts w:ascii="Times New Roman" w:hAnsi="Times New Roman" w:cs="Times New Roman"/>
+              </w:rPr>
+              <w:t>bcrypt</w:t>
+            </w:r>
+            <w:proofErr w:type="spellEnd"/>
+            <w:r>
+              <w:rPr>
+                <w:rFonts w:ascii="Times New Roman" w:hAnsi="Times New Roman" w:cs="Times New Roman"/>
+              </w:rPr>
+              <w:t>), rol y estado (activo/inactivo).</w:t>
+            </w:r>
+          </w:p>
+        </w:tc>
+      </w:tr>
+      <w:tr>
+        <w:tc>
+          <w:tcPr>
+            <w:tcW w:w="2000" w:type="dxa"/>
+            <w:tcBorders>
+              <w:top w:val="single" w:sz="4" w:space="0" w:color="auto"/>
+              <w:left w:val="single" w:sz="4" w:space="0" w:color="auto"/>
+              <w:bottom w:val="single" w:sz="4" w:space="0" w:color="auto"/>
+              <w:right w:val="single" w:sz="4" w:space="0" w:color="auto"/>
+            </w:tcBorders>
+            <w:shd w:val="clear" w:color="auto" w:fill="E8E8E8" w:themeFill="background2"/>
+            <w:hideMark/>
+          </w:tcPr>
+          <w:p>
+            <w:pPr>
+              <w:spacing w:after="160" w:line="279" w:lineRule="auto"/>
+              <w:rPr>
+                <w:rFonts w:ascii="Times New Roman" w:hAnsi="Times New Roman" w:cs="Times New Roman"/>
+              </w:rPr>
+            </w:pPr>
+            <w:r>
+              <w:rPr>
+                <w:rFonts w:ascii="Times New Roman" w:hAnsi="Times New Roman" w:cs="Times New Roman"/>
+                <w:b/>
+              </w:rPr>
+              <w:t>Precondiciones</w:t>
+            </w:r>
+          </w:p>
+        </w:tc>
+        <w:tc>
+          <w:tcPr>
+            <w:tcW w:w="7000" w:type="dxa"/>
+            <w:tcBorders>
+              <w:top w:val="single" w:sz="4" w:space="0" w:color="auto"/>
+              <w:left w:val="single" w:sz="4" w:space="0" w:color="auto"/>
+              <w:bottom w:val="single" w:sz="4" w:space="0" w:color="auto"/>
+              <w:right w:val="single" w:sz="4" w:space="0" w:color="auto"/>
+            </w:tcBorders>
+            <w:hideMark/>
+          </w:tcPr>
+          <w:p>
+            <w:pPr>
+              <w:spacing w:after="160" w:line="279" w:lineRule="auto"/>
+              <w:rPr>
+                <w:rFonts w:ascii="Times New Roman" w:hAnsi="Times New Roman" w:cs="Times New Roman"/>
+              </w:rPr>
+            </w:pPr>
+            <w:r>
+              <w:rPr>
+                <w:rFonts w:ascii="Times New Roman" w:hAnsi="Times New Roman" w:cs="Times New Roman"/>
+              </w:rPr>
+              <w:t>El usuario debe tener rol "Coordinador". Para crear: los campos nombre, apellido, correo, contraseña y rol son obligatorios. Para editar: el usuario debe existir en la base de datos.</w:t>
+            </w:r>
+          </w:p>
+        </w:tc>
+      </w:tr>
+      <w:tr>
+        <w:tc>
+          <w:tcPr>
+            <w:tcW w:w="2000" w:type="dxa"/>
+            <w:tcBorders>
+              <w:top w:val="single" w:sz="4" w:space="0" w:color="auto"/>
+              <w:left w:val="single" w:sz="4" w:space="0" w:color="auto"/>
+              <w:bottom w:val="single" w:sz="4" w:space="0" w:color="auto"/>
+              <w:right w:val="single" w:sz="4" w:space="0" w:color="auto"/>
+            </w:tcBorders>
+            <w:shd w:val="clear" w:color="auto" w:fill="E8E8E8" w:themeFill="background2"/>
+            <w:hideMark/>
+          </w:tcPr>
+          <w:p>
+            <w:pPr>
+              <w:spacing w:after="160" w:line="279" w:lineRule="auto"/>
+              <w:rPr>
+                <w:rFonts w:ascii="Times New Roman" w:hAnsi="Times New Roman" w:cs="Times New Roman"/>
+              </w:rPr>
+            </w:pPr>
+            <w:r>
+              <w:rPr>
+                <w:rFonts w:ascii="Times New Roman" w:hAnsi="Times New Roman" w:cs="Times New Roman"/>
+                <w:b/>
+              </w:rPr>
+              <w:t>Postcondiciones</w:t>
+            </w:r>
+          </w:p>
+        </w:tc>
+        <w:tc>
+          <w:tcPr>
+            <w:tcW w:w="7000" w:type="dxa"/>
+            <w:tcBorders>
+              <w:top w:val="single" w:sz="4" w:space="0" w:color="auto"/>
+              <w:left w:val="single" w:sz="4" w:space="0" w:color="auto"/>
+              <w:bottom w:val="single" w:sz="4" w:space="0" w:color="auto"/>
+              <w:right w:val="single" w:sz="4" w:space="0" w:color="auto"/>
+            </w:tcBorders>
+            <w:hideMark/>
+          </w:tcPr>
+          <w:p>
+            <w:pPr>
+              <w:spacing w:after="160" w:line="279" w:lineRule="auto"/>
+              <w:rPr>
+                <w:rFonts w:ascii="Times New Roman" w:hAnsi="Times New Roman" w:cs="Times New Roman"/>
+              </w:rPr>
+            </w:pPr>
+            <w:r>
+              <w:rPr>
+                <w:rFonts w:ascii="Times New Roman" w:hAnsi="Times New Roman" w:cs="Times New Roman"/>
+              </w:rPr>
+              <w:t>Se inserta, actualiza, cambia de estado o elimina físicamente el registro en la tabla usuarios.</w:t>
+            </w:r>
+          </w:p>
+        </w:tc>
+      </w:tr>
+      <w:tr>
+        <w:tc>
+          <w:tcPr>
+            <w:tcW w:w="2000" w:type="dxa"/>
+            <w:tcBorders>
+              <w:top w:val="single" w:sz="4" w:space="0" w:color="auto"/>
+              <w:left w:val="single" w:sz="4" w:space="0" w:color="auto"/>
+              <w:bottom w:val="single" w:sz="4" w:space="0" w:color="auto"/>
+              <w:right w:val="single" w:sz="4" w:space="0" w:color="auto"/>
+            </w:tcBorders>
+            <w:shd w:val="clear" w:color="auto" w:fill="E8E8E8" w:themeFill="background2"/>
+            <w:hideMark/>
+          </w:tcPr>
+          <w:p>
+            <w:pPr>
+              <w:spacing w:after="160" w:line="279" w:lineRule="auto"/>
+              <w:rPr>
+                <w:rFonts w:ascii="Times New Roman" w:hAnsi="Times New Roman" w:cs="Times New Roman"/>
+              </w:rPr>
+            </w:pPr>
+            <w:r>
+              <w:rPr>
+                <w:rFonts w:ascii="Times New Roman" w:hAnsi="Times New Roman" w:cs="Times New Roman"/>
+                <w:b/>
+              </w:rPr>
+              <w:t>Criterios de Aceptación</w:t>
+            </w:r>
+          </w:p>
+        </w:tc>
+        <w:tc>
+          <w:tcPr>
+            <w:tcW w:w="7000" w:type="dxa"/>
+            <w:tcBorders>
+              <w:top w:val="single" w:sz="4" w:space="0" w:color="auto"/>
+              <w:left w:val="single" w:sz="4" w:space="0" w:color="auto"/>
+              <w:bottom w:val="single" w:sz="4" w:space="0" w:color="auto"/>
+              <w:right w:val="single" w:sz="4" w:space="0" w:color="auto"/>
+            </w:tcBorders>
+            <w:hideMark/>
+          </w:tcPr>
+          <w:p>
+            <w:pPr>
+              <w:rPr>
+                <w:rFonts w:ascii="Times New Roman" w:hAnsi="Times New Roman" w:cs="Times New Roman"/>
+              </w:rPr>
+            </w:pPr>
+            <w:r>
+              <w:rPr>
+                <w:rFonts w:ascii="Times New Roman" w:hAnsi="Times New Roman" w:cs="Times New Roman"/>
+              </w:rPr>
+              <w:t>- El formulario de creación valida: nombre, apellido y correo obligatorios; correo con formato válido y único; contraseña obligatoria (mínimo 6 caracteres).</w:t>
+            </w:r>
+          </w:p>
+          <w:p>
+            <w:pPr>
+              <w:rPr>
+                <w:rFonts w:ascii="Times New Roman" w:hAnsi="Times New Roman" w:cs="Times New Roman"/>
+              </w:rPr>
+            </w:pPr>
+            <w:r>
+              <w:rPr>
+                <w:rFonts w:ascii="Times New Roman" w:hAnsi="Times New Roman" w:cs="Times New Roman"/>
+              </w:rPr>
+              <w:t>- El formulario de edición permite cambiar nombre, apellido, correo y rol; la contraseña es opcional (solo se actualiza si se ingresa una nueva).</w:t>
+            </w:r>
+          </w:p>
+          <w:p>
+            <w:pPr>
+              <w:rPr>
+                <w:rFonts w:ascii="Times New Roman" w:hAnsi="Times New Roman" w:cs="Times New Roman"/>
+              </w:rPr>
+            </w:pPr>
+            <w:r>
+              <w:rPr>
+                <w:rFonts w:ascii="Times New Roman" w:hAnsi="Times New Roman" w:cs="Times New Roman"/>
+              </w:rPr>
+              <w:t>- El correo debe ser único: no se permite crear/editar un usuario con un correo ya existente.</w:t>
+            </w:r>
+          </w:p>
+          <w:p>
+            <w:pPr>
+              <w:rPr>
+                <w:rFonts w:ascii="Times New Roman" w:hAnsi="Times New Roman" w:cs="Times New Roman"/>
+              </w:rPr>
+            </w:pPr>
+            <w:r>
+              <w:rPr>
+                <w:rFonts w:ascii="Times New Roman" w:hAnsi="Times New Roman" w:cs="Times New Roman"/>
+              </w:rPr>
+              <w:t>- Se puede activar o desactivar un usuario (</w:t>
+            </w:r>
+            <w:proofErr w:type="spellStart"/>
+            <w:r>
+              <w:rPr>
+                <w:rFonts w:ascii="Times New Roman" w:hAnsi="Times New Roman" w:cs="Times New Roman"/>
+              </w:rPr>
+              <w:t>toggle</w:t>
+            </w:r>
+            <w:proofErr w:type="spellEnd"/>
+            <w:r>
+              <w:rPr>
+                <w:rFonts w:ascii="Times New Roman" w:hAnsi="Times New Roman" w:cs="Times New Roman"/>
+              </w:rPr>
+              <w:t xml:space="preserve"> entre estado "activo" e "inactivo").</w:t>
+            </w:r>
+          </w:p>
+          <w:p>
+            <w:pPr>
+              <w:rPr>
+                <w:rFonts w:ascii="Times New Roman" w:hAnsi="Times New Roman" w:cs="Times New Roman"/>
+              </w:rPr>
+            </w:pPr>
+            <w:r>
+              <w:rPr>
+                <w:rFonts w:ascii="Times New Roman" w:hAnsi="Times New Roman" w:cs="Times New Roman"/>
+              </w:rPr>
+              <w:t>- La eliminación es física (DELETE en la base de datos).</w:t>
+            </w:r>
+          </w:p>
+          <w:p>
+            <w:pPr>
+              <w:spacing w:after="160" w:line="279" w:lineRule="auto"/>
+              <w:rPr>
+                <w:rFonts w:ascii="Times New Roman" w:hAnsi="Times New Roman" w:cs="Times New Roman"/>
+              </w:rPr>
+            </w:pPr>
+            <w:r>
+              <w:rPr>
+                <w:rFonts w:ascii="Times New Roman" w:hAnsi="Times New Roman" w:cs="Times New Roman"/>
+              </w:rPr>
+              <w:t>- Solo el Coordinador puede acceder a la gestión de usuarios (devuelve 403 para otros roles).</w:t>
             </w:r>
           </w:p>
         </w:tc>
@@ -3677,6 +4453,7 @@
                 <w:rFonts w:ascii="Times New Roman" w:hAnsi="Times New Roman" w:cs="Times New Roman"/>
                 <w:b/>
               </w:rPr>
+              <w:lastRenderedPageBreak/>
               <w:t>Identificador</w:t>
             </w:r>
           </w:p>
@@ -3703,7 +4480,13 @@
               <w:rPr>
                 <w:rFonts w:ascii="Times New Roman" w:hAnsi="Times New Roman" w:cs="Times New Roman"/>
               </w:rPr>
-              <w:t>RNF02</w:t>
+              <w:t>RF0</w:t>
+            </w:r>
+            <w:r>
+              <w:rPr>
+                <w:rFonts w:ascii="Times New Roman" w:hAnsi="Times New Roman" w:cs="Times New Roman"/>
+              </w:rPr>
+              <w:t>9</w:t>
             </w:r>
           </w:p>
         </w:tc>
@@ -3759,7 +4542,7 @@
               <w:rPr>
                 <w:rFonts w:ascii="Times New Roman" w:hAnsi="Times New Roman" w:cs="Times New Roman"/>
               </w:rPr>
-              <w:t>Seguridad y Protección de Datos</w:t>
+              <w:t>Perfil de usuario y cambio de contraseña</w:t>
             </w:r>
           </w:p>
         </w:tc>
@@ -3789,7 +4572,7 @@
                 <w:rFonts w:ascii="Times New Roman" w:hAnsi="Times New Roman" w:cs="Times New Roman"/>
                 <w:b/>
               </w:rPr>
-              <w:t>Descripción técnica</w:t>
+              <w:t>Actores</w:t>
             </w:r>
           </w:p>
         </w:tc>
@@ -3815,7 +4598,7 @@
               <w:rPr>
                 <w:rFonts w:ascii="Times New Roman" w:hAnsi="Times New Roman" w:cs="Times New Roman"/>
               </w:rPr>
-              <w:t>El sistema debe prevenir accesos no autorizados y ataques comunes Las rutas de la API y de Angular deben estar protegidas.</w:t>
+              <w:t>Todos los usuarios (Coordinador, Tutor académico, Estudiante)</w:t>
             </w:r>
           </w:p>
         </w:tc>
@@ -3845,7 +4628,7 @@
                 <w:rFonts w:ascii="Times New Roman" w:hAnsi="Times New Roman" w:cs="Times New Roman"/>
                 <w:b/>
               </w:rPr>
-              <w:t>Criterio de evaluación / Métrica</w:t>
+              <w:t>Descripción</w:t>
             </w:r>
           </w:p>
         </w:tc>
@@ -3871,59 +4654,296 @@
               <w:rPr>
                 <w:rFonts w:ascii="Times New Roman" w:hAnsi="Times New Roman" w:cs="Times New Roman"/>
               </w:rPr>
-              <w:t xml:space="preserve">- Uso </w:t>
-            </w:r>
-            <w:r>
-              <w:rPr>
-                <w:rFonts w:ascii="Times New Roman" w:hAnsi="Times New Roman" w:cs="Times New Roman"/>
-              </w:rPr>
-              <w:t xml:space="preserve">de </w:t>
-            </w:r>
-            <w:r>
-              <w:rPr>
-                <w:rFonts w:ascii="Times New Roman" w:hAnsi="Times New Roman" w:cs="Times New Roman"/>
-              </w:rPr>
-              <w:t>consultas preparadas (PDO) en PHP.</w:t>
-            </w:r>
-            <w:r>
-              <w:rPr>
-                <w:rFonts w:ascii="Times New Roman" w:hAnsi="Times New Roman" w:cs="Times New Roman"/>
-              </w:rPr>
-              <w:br/>
-              <w:t>- Contraseñas hasheadas en base de datos</w:t>
-            </w:r>
+              <w:t>Cualquier usuario autenticado puede ver su perfil (nombre, apellido, correo, rol) y cambiar su contraseña.</w:t>
+            </w:r>
+          </w:p>
+        </w:tc>
+      </w:tr>
+      <w:tr>
+        <w:tc>
+          <w:tcPr>
+            <w:tcW w:w="2000" w:type="dxa"/>
+            <w:tcBorders>
+              <w:top w:val="single" w:sz="4" w:space="0" w:color="auto"/>
+              <w:left w:val="single" w:sz="4" w:space="0" w:color="auto"/>
+              <w:bottom w:val="single" w:sz="4" w:space="0" w:color="auto"/>
+              <w:right w:val="single" w:sz="4" w:space="0" w:color="auto"/>
+            </w:tcBorders>
+            <w:shd w:val="clear" w:color="auto" w:fill="E8E8E8" w:themeFill="background2"/>
+            <w:hideMark/>
+          </w:tcPr>
+          <w:p>
+            <w:pPr>
+              <w:spacing w:after="160" w:line="279" w:lineRule="auto"/>
+              <w:rPr>
+                <w:rFonts w:ascii="Times New Roman" w:hAnsi="Times New Roman" w:cs="Times New Roman"/>
+              </w:rPr>
+            </w:pPr>
+            <w:r>
+              <w:rPr>
+                <w:rFonts w:ascii="Times New Roman" w:hAnsi="Times New Roman" w:cs="Times New Roman"/>
+                <w:b/>
+              </w:rPr>
+              <w:t>Precondiciones</w:t>
+            </w:r>
+          </w:p>
+        </w:tc>
+        <w:tc>
+          <w:tcPr>
+            <w:tcW w:w="7000" w:type="dxa"/>
+            <w:tcBorders>
+              <w:top w:val="single" w:sz="4" w:space="0" w:color="auto"/>
+              <w:left w:val="single" w:sz="4" w:space="0" w:color="auto"/>
+              <w:bottom w:val="single" w:sz="4" w:space="0" w:color="auto"/>
+              <w:right w:val="single" w:sz="4" w:space="0" w:color="auto"/>
+            </w:tcBorders>
+            <w:hideMark/>
+          </w:tcPr>
+          <w:p>
+            <w:pPr>
+              <w:spacing w:after="160" w:line="279" w:lineRule="auto"/>
+              <w:rPr>
+                <w:rFonts w:ascii="Times New Roman" w:hAnsi="Times New Roman" w:cs="Times New Roman"/>
+              </w:rPr>
+            </w:pPr>
+            <w:r>
+              <w:rPr>
+                <w:rFonts w:ascii="Times New Roman" w:hAnsi="Times New Roman" w:cs="Times New Roman"/>
+              </w:rPr>
+              <w:t>El usuario debe estar autenticado (JWT válido) para acceder a su perfil.</w:t>
+            </w:r>
+          </w:p>
+        </w:tc>
+      </w:tr>
+      <w:tr>
+        <w:tc>
+          <w:tcPr>
+            <w:tcW w:w="2000" w:type="dxa"/>
+            <w:tcBorders>
+              <w:top w:val="single" w:sz="4" w:space="0" w:color="auto"/>
+              <w:left w:val="single" w:sz="4" w:space="0" w:color="auto"/>
+              <w:bottom w:val="single" w:sz="4" w:space="0" w:color="auto"/>
+              <w:right w:val="single" w:sz="4" w:space="0" w:color="auto"/>
+            </w:tcBorders>
+            <w:shd w:val="clear" w:color="auto" w:fill="E8E8E8" w:themeFill="background2"/>
+            <w:hideMark/>
+          </w:tcPr>
+          <w:p>
+            <w:pPr>
+              <w:spacing w:after="160" w:line="279" w:lineRule="auto"/>
+              <w:rPr>
+                <w:rFonts w:ascii="Times New Roman" w:hAnsi="Times New Roman" w:cs="Times New Roman"/>
+              </w:rPr>
+            </w:pPr>
+            <w:r>
+              <w:rPr>
+                <w:rFonts w:ascii="Times New Roman" w:hAnsi="Times New Roman" w:cs="Times New Roman"/>
+                <w:b/>
+              </w:rPr>
+              <w:t>Postcondiciones</w:t>
+            </w:r>
+          </w:p>
+        </w:tc>
+        <w:tc>
+          <w:tcPr>
+            <w:tcW w:w="7000" w:type="dxa"/>
+            <w:tcBorders>
+              <w:top w:val="single" w:sz="4" w:space="0" w:color="auto"/>
+              <w:left w:val="single" w:sz="4" w:space="0" w:color="auto"/>
+              <w:bottom w:val="single" w:sz="4" w:space="0" w:color="auto"/>
+              <w:right w:val="single" w:sz="4" w:space="0" w:color="auto"/>
+            </w:tcBorders>
+            <w:hideMark/>
+          </w:tcPr>
+          <w:p>
+            <w:pPr>
+              <w:spacing w:after="160" w:line="279" w:lineRule="auto"/>
+              <w:rPr>
+                <w:rFonts w:ascii="Times New Roman" w:hAnsi="Times New Roman" w:cs="Times New Roman"/>
+              </w:rPr>
+            </w:pPr>
+            <w:r>
+              <w:rPr>
+                <w:rFonts w:ascii="Times New Roman" w:hAnsi="Times New Roman" w:cs="Times New Roman"/>
+              </w:rPr>
+              <w:t xml:space="preserve">Se actualiza el campo </w:t>
+            </w:r>
+            <w:proofErr w:type="spellStart"/>
+            <w:r>
+              <w:rPr>
+                <w:rFonts w:ascii="Times New Roman" w:hAnsi="Times New Roman" w:cs="Times New Roman"/>
+              </w:rPr>
+              <w:t>password</w:t>
+            </w:r>
+            <w:proofErr w:type="spellEnd"/>
+            <w:r>
+              <w:rPr>
+                <w:rFonts w:ascii="Times New Roman" w:hAnsi="Times New Roman" w:cs="Times New Roman"/>
+              </w:rPr>
+              <w:t xml:space="preserve"> en la tabla usuarios con el nuevo hash </w:t>
+            </w:r>
+            <w:proofErr w:type="spellStart"/>
+            <w:r>
+              <w:rPr>
+                <w:rFonts w:ascii="Times New Roman" w:hAnsi="Times New Roman" w:cs="Times New Roman"/>
+              </w:rPr>
+              <w:t>bcrypt</w:t>
+            </w:r>
+            <w:proofErr w:type="spellEnd"/>
+            <w:r>
+              <w:rPr>
+                <w:rFonts w:ascii="Times New Roman" w:hAnsi="Times New Roman" w:cs="Times New Roman"/>
+              </w:rPr>
+              <w:t>. No se modifican otros datos del perfil.</w:t>
+            </w:r>
+          </w:p>
+        </w:tc>
+      </w:tr>
+      <w:tr>
+        <w:tc>
+          <w:tcPr>
+            <w:tcW w:w="2000" w:type="dxa"/>
+            <w:tcBorders>
+              <w:top w:val="single" w:sz="4" w:space="0" w:color="auto"/>
+              <w:left w:val="single" w:sz="4" w:space="0" w:color="auto"/>
+              <w:bottom w:val="single" w:sz="4" w:space="0" w:color="auto"/>
+              <w:right w:val="single" w:sz="4" w:space="0" w:color="auto"/>
+            </w:tcBorders>
+            <w:shd w:val="clear" w:color="auto" w:fill="E8E8E8" w:themeFill="background2"/>
+            <w:hideMark/>
+          </w:tcPr>
+          <w:p>
+            <w:pPr>
+              <w:spacing w:after="160" w:line="279" w:lineRule="auto"/>
+              <w:rPr>
+                <w:rFonts w:ascii="Times New Roman" w:hAnsi="Times New Roman" w:cs="Times New Roman"/>
+              </w:rPr>
+            </w:pPr>
+            <w:r>
+              <w:rPr>
+                <w:rFonts w:ascii="Times New Roman" w:hAnsi="Times New Roman" w:cs="Times New Roman"/>
+                <w:b/>
+              </w:rPr>
+              <w:t>Criterios de Aceptación</w:t>
+            </w:r>
+          </w:p>
+        </w:tc>
+        <w:tc>
+          <w:tcPr>
+            <w:tcW w:w="7000" w:type="dxa"/>
+            <w:tcBorders>
+              <w:top w:val="single" w:sz="4" w:space="0" w:color="auto"/>
+              <w:left w:val="single" w:sz="4" w:space="0" w:color="auto"/>
+              <w:bottom w:val="single" w:sz="4" w:space="0" w:color="auto"/>
+              <w:right w:val="single" w:sz="4" w:space="0" w:color="auto"/>
+            </w:tcBorders>
+            <w:hideMark/>
+          </w:tcPr>
+          <w:p>
+            <w:pPr>
+              <w:rPr>
+                <w:rFonts w:ascii="Times New Roman" w:hAnsi="Times New Roman" w:cs="Times New Roman"/>
+              </w:rPr>
+            </w:pPr>
+            <w:r>
+              <w:rPr>
+                <w:rFonts w:ascii="Times New Roman" w:hAnsi="Times New Roman" w:cs="Times New Roman"/>
+              </w:rPr>
+              <w:t>- La vista de perfil muestra nombre, apellido, correo y rol del usuario autenticado.</w:t>
+            </w:r>
+          </w:p>
+          <w:p>
+            <w:pPr>
+              <w:rPr>
+                <w:rFonts w:ascii="Times New Roman" w:hAnsi="Times New Roman" w:cs="Times New Roman"/>
+              </w:rPr>
+            </w:pPr>
+            <w:r>
+              <w:rPr>
+                <w:rFonts w:ascii="Times New Roman" w:hAnsi="Times New Roman" w:cs="Times New Roman"/>
+              </w:rPr>
+              <w:t>- El formulario de cambio de contraseña requiere: contraseña actual, nueva contraseña (mínimo 6 caracteres) y confirmación.</w:t>
+            </w:r>
+          </w:p>
+          <w:p>
+            <w:pPr>
+              <w:rPr>
+                <w:rFonts w:ascii="Times New Roman" w:hAnsi="Times New Roman" w:cs="Times New Roman"/>
+              </w:rPr>
+            </w:pPr>
+            <w:r>
+              <w:rPr>
+                <w:rFonts w:ascii="Times New Roman" w:hAnsi="Times New Roman" w:cs="Times New Roman"/>
+              </w:rPr>
+              <w:t xml:space="preserve">- La confirmación se valida en el </w:t>
+            </w:r>
+            <w:proofErr w:type="spellStart"/>
+            <w:r>
+              <w:rPr>
+                <w:rFonts w:ascii="Times New Roman" w:hAnsi="Times New Roman" w:cs="Times New Roman"/>
+              </w:rPr>
+              <w:t>frontend</w:t>
+            </w:r>
+            <w:proofErr w:type="spellEnd"/>
+            <w:r>
+              <w:rPr>
+                <w:rFonts w:ascii="Times New Roman" w:hAnsi="Times New Roman" w:cs="Times New Roman"/>
+              </w:rPr>
+              <w:t xml:space="preserve"> (debe coincidir con la nueva contraseña).</w:t>
+            </w:r>
+          </w:p>
+          <w:p>
+            <w:pPr>
+              <w:rPr>
+                <w:rFonts w:ascii="Times New Roman" w:hAnsi="Times New Roman" w:cs="Times New Roman"/>
+              </w:rPr>
+            </w:pPr>
+            <w:r>
+              <w:rPr>
+                <w:rFonts w:ascii="Times New Roman" w:hAnsi="Times New Roman" w:cs="Times New Roman"/>
+              </w:rPr>
+              <w:t xml:space="preserve">- El backend verifica que la contraseña actual sea correcta con </w:t>
+            </w:r>
+            <w:proofErr w:type="spellStart"/>
+            <w:r>
+              <w:rPr>
+                <w:rFonts w:ascii="Times New Roman" w:hAnsi="Times New Roman" w:cs="Times New Roman"/>
+              </w:rPr>
+              <w:t>password_verify</w:t>
+            </w:r>
+            <w:proofErr w:type="spellEnd"/>
             <w:r>
               <w:rPr>
                 <w:rFonts w:ascii="Times New Roman" w:hAnsi="Times New Roman" w:cs="Times New Roman"/>
               </w:rPr>
               <w:t>.</w:t>
             </w:r>
-            <w:r>
-              <w:rPr>
-                <w:rFonts w:ascii="Times New Roman" w:hAnsi="Times New Roman" w:cs="Times New Roman"/>
-              </w:rPr>
-              <w:br/>
-            </w:r>
-            <w:r>
-              <w:rPr>
-                <w:rFonts w:ascii="Times New Roman" w:hAnsi="Times New Roman" w:cs="Times New Roman"/>
-              </w:rPr>
-              <w:t>- Autenticación y control de sesión mediante la generación de Tokens de Acceso seguros desde el backend.</w:t>
-            </w:r>
-          </w:p>
-          <w:p>
-            <w:pPr>
-              <w:spacing w:after="160" w:line="279" w:lineRule="auto"/>
-              <w:rPr>
-                <w:rFonts w:ascii="Times New Roman" w:hAnsi="Times New Roman" w:cs="Times New Roman"/>
-              </w:rPr>
-            </w:pPr>
-            <w:r>
-              <w:rPr>
-                <w:rFonts w:ascii="Times New Roman" w:hAnsi="Times New Roman" w:cs="Times New Roman"/>
-              </w:rPr>
-              <w:lastRenderedPageBreak/>
-              <w:t>- Validación de permisos y protección de rutas en la API verificando el token activo del usuario.</w:t>
+          </w:p>
+          <w:p>
+            <w:pPr>
+              <w:rPr>
+                <w:rFonts w:ascii="Times New Roman" w:hAnsi="Times New Roman" w:cs="Times New Roman"/>
+              </w:rPr>
+            </w:pPr>
+            <w:r>
+              <w:rPr>
+                <w:rFonts w:ascii="Times New Roman" w:hAnsi="Times New Roman" w:cs="Times New Roman"/>
+              </w:rPr>
+              <w:t>- Si la contraseña actual es incorrecta, muestra mensaje de error.</w:t>
+            </w:r>
+          </w:p>
+          <w:p>
+            <w:pPr>
+              <w:spacing w:after="160" w:line="279" w:lineRule="auto"/>
+              <w:rPr>
+                <w:rFonts w:ascii="Times New Roman" w:hAnsi="Times New Roman" w:cs="Times New Roman"/>
+              </w:rPr>
+            </w:pPr>
+            <w:r>
+              <w:rPr>
+                <w:rFonts w:ascii="Times New Roman" w:hAnsi="Times New Roman" w:cs="Times New Roman"/>
+              </w:rPr>
+              <w:t>- Todos los roles pueden acceder a su perfil y cambiar su contraseña.</w:t>
             </w:r>
           </w:p>
         </w:tc>
@@ -3997,7 +5017,13 @@
               <w:rPr>
                 <w:rFonts w:ascii="Times New Roman" w:hAnsi="Times New Roman" w:cs="Times New Roman"/>
               </w:rPr>
-              <w:t>RNF03</w:t>
+              <w:t>RF</w:t>
+            </w:r>
+            <w:r>
+              <w:rPr>
+                <w:rFonts w:ascii="Times New Roman" w:hAnsi="Times New Roman" w:cs="Times New Roman"/>
+              </w:rPr>
+              <w:t>10</w:t>
             </w:r>
           </w:p>
         </w:tc>
@@ -4053,7 +5079,7 @@
               <w:rPr>
                 <w:rFonts w:ascii="Times New Roman" w:hAnsi="Times New Roman" w:cs="Times New Roman"/>
               </w:rPr>
-              <w:t>Arquitectura Web y Escalabilidad</w:t>
+              <w:t>Búsqueda y filtros en tablas</w:t>
             </w:r>
           </w:p>
         </w:tc>
@@ -4083,7 +5109,7 @@
                 <w:rFonts w:ascii="Times New Roman" w:hAnsi="Times New Roman" w:cs="Times New Roman"/>
                 <w:b/>
               </w:rPr>
-              <w:t>Descripción técnica</w:t>
+              <w:t>Actores</w:t>
             </w:r>
           </w:p>
         </w:tc>
@@ -4109,7 +5135,7 @@
               <w:rPr>
                 <w:rFonts w:ascii="Times New Roman" w:hAnsi="Times New Roman" w:cs="Times New Roman"/>
               </w:rPr>
-              <w:t>El código debe mantener una separación estricta de responsabilidades permitiendo mantenimiento y escalabilidad a futuro.</w:t>
+              <w:t>Todos los usuarios</w:t>
             </w:r>
           </w:p>
         </w:tc>
@@ -4139,7 +5165,7 @@
                 <w:rFonts w:ascii="Times New Roman" w:hAnsi="Times New Roman" w:cs="Times New Roman"/>
                 <w:b/>
               </w:rPr>
-              <w:t>Criterio de evaluación / Métrica</w:t>
+              <w:t>Descripción</w:t>
             </w:r>
           </w:p>
         </w:tc>
@@ -4165,14 +5191,227 @@
               <w:rPr>
                 <w:rFonts w:ascii="Times New Roman" w:hAnsi="Times New Roman" w:cs="Times New Roman"/>
               </w:rPr>
-              <w:t>- El frontend (Angular) y el backend (PHP) deben operar en dominios/puertos distintos y comunicarse solo mediante JSON.</w:t>
-            </w:r>
-            <w:r>
-              <w:rPr>
-                <w:rFonts w:ascii="Times New Roman" w:hAnsi="Times New Roman" w:cs="Times New Roman"/>
-              </w:rPr>
-              <w:br/>
-              <w:t>- Uso de MVC en el lado del servidor.</w:t>
+              <w:t>Las páginas de proyectos, solicitudes y horas de aprobación incluyen una barra de búsqueda que filtra registros en el cliente a medida que el usuario escribe. No requiere recargar la lista desde el servidor.</w:t>
+            </w:r>
+          </w:p>
+        </w:tc>
+      </w:tr>
+      <w:tr>
+        <w:tc>
+          <w:tcPr>
+            <w:tcW w:w="2000" w:type="dxa"/>
+            <w:tcBorders>
+              <w:top w:val="single" w:sz="4" w:space="0" w:color="auto"/>
+              <w:left w:val="single" w:sz="4" w:space="0" w:color="auto"/>
+              <w:bottom w:val="single" w:sz="4" w:space="0" w:color="auto"/>
+              <w:right w:val="single" w:sz="4" w:space="0" w:color="auto"/>
+            </w:tcBorders>
+            <w:shd w:val="clear" w:color="auto" w:fill="E8E8E8" w:themeFill="background2"/>
+            <w:hideMark/>
+          </w:tcPr>
+          <w:p>
+            <w:pPr>
+              <w:spacing w:after="160" w:line="279" w:lineRule="auto"/>
+              <w:rPr>
+                <w:rFonts w:ascii="Times New Roman" w:hAnsi="Times New Roman" w:cs="Times New Roman"/>
+              </w:rPr>
+            </w:pPr>
+            <w:r>
+              <w:rPr>
+                <w:rFonts w:ascii="Times New Roman" w:hAnsi="Times New Roman" w:cs="Times New Roman"/>
+                <w:b/>
+              </w:rPr>
+              <w:t>Precondiciones</w:t>
+            </w:r>
+          </w:p>
+        </w:tc>
+        <w:tc>
+          <w:tcPr>
+            <w:tcW w:w="7000" w:type="dxa"/>
+            <w:tcBorders>
+              <w:top w:val="single" w:sz="4" w:space="0" w:color="auto"/>
+              <w:left w:val="single" w:sz="4" w:space="0" w:color="auto"/>
+              <w:bottom w:val="single" w:sz="4" w:space="0" w:color="auto"/>
+              <w:right w:val="single" w:sz="4" w:space="0" w:color="auto"/>
+            </w:tcBorders>
+            <w:hideMark/>
+          </w:tcPr>
+          <w:p>
+            <w:pPr>
+              <w:spacing w:after="160" w:line="279" w:lineRule="auto"/>
+              <w:rPr>
+                <w:rFonts w:ascii="Times New Roman" w:hAnsi="Times New Roman" w:cs="Times New Roman"/>
+              </w:rPr>
+            </w:pPr>
+            <w:r>
+              <w:rPr>
+                <w:rFonts w:ascii="Times New Roman" w:hAnsi="Times New Roman" w:cs="Times New Roman"/>
+              </w:rPr>
+              <w:t>Los datos ya deben estar cargados en el componente. Se filtra sobre el conjunto completo de registros obtenidos del backend.</w:t>
+            </w:r>
+          </w:p>
+        </w:tc>
+      </w:tr>
+      <w:tr>
+        <w:tc>
+          <w:tcPr>
+            <w:tcW w:w="2000" w:type="dxa"/>
+            <w:tcBorders>
+              <w:top w:val="single" w:sz="4" w:space="0" w:color="auto"/>
+              <w:left w:val="single" w:sz="4" w:space="0" w:color="auto"/>
+              <w:bottom w:val="single" w:sz="4" w:space="0" w:color="auto"/>
+              <w:right w:val="single" w:sz="4" w:space="0" w:color="auto"/>
+            </w:tcBorders>
+            <w:shd w:val="clear" w:color="auto" w:fill="E8E8E8" w:themeFill="background2"/>
+            <w:hideMark/>
+          </w:tcPr>
+          <w:p>
+            <w:pPr>
+              <w:spacing w:after="160" w:line="279" w:lineRule="auto"/>
+              <w:rPr>
+                <w:rFonts w:ascii="Times New Roman" w:hAnsi="Times New Roman" w:cs="Times New Roman"/>
+              </w:rPr>
+            </w:pPr>
+            <w:r>
+              <w:rPr>
+                <w:rFonts w:ascii="Times New Roman" w:hAnsi="Times New Roman" w:cs="Times New Roman"/>
+                <w:b/>
+              </w:rPr>
+              <w:t>Postcondiciones</w:t>
+            </w:r>
+          </w:p>
+        </w:tc>
+        <w:tc>
+          <w:tcPr>
+            <w:tcW w:w="7000" w:type="dxa"/>
+            <w:tcBorders>
+              <w:top w:val="single" w:sz="4" w:space="0" w:color="auto"/>
+              <w:left w:val="single" w:sz="4" w:space="0" w:color="auto"/>
+              <w:bottom w:val="single" w:sz="4" w:space="0" w:color="auto"/>
+              <w:right w:val="single" w:sz="4" w:space="0" w:color="auto"/>
+            </w:tcBorders>
+            <w:hideMark/>
+          </w:tcPr>
+          <w:p>
+            <w:pPr>
+              <w:spacing w:after="160" w:line="279" w:lineRule="auto"/>
+              <w:rPr>
+                <w:rFonts w:ascii="Times New Roman" w:hAnsi="Times New Roman" w:cs="Times New Roman"/>
+              </w:rPr>
+            </w:pPr>
+            <w:r>
+              <w:rPr>
+                <w:rFonts w:ascii="Times New Roman" w:hAnsi="Times New Roman" w:cs="Times New Roman"/>
+              </w:rPr>
+              <w:t>La lista visible se reduce a los registros que coinciden con el texto de búsqueda en los campos configurados.</w:t>
+            </w:r>
+          </w:p>
+        </w:tc>
+      </w:tr>
+      <w:tr>
+        <w:tc>
+          <w:tcPr>
+            <w:tcW w:w="2000" w:type="dxa"/>
+            <w:tcBorders>
+              <w:top w:val="single" w:sz="4" w:space="0" w:color="auto"/>
+              <w:left w:val="single" w:sz="4" w:space="0" w:color="auto"/>
+              <w:bottom w:val="single" w:sz="4" w:space="0" w:color="auto"/>
+              <w:right w:val="single" w:sz="4" w:space="0" w:color="auto"/>
+            </w:tcBorders>
+            <w:shd w:val="clear" w:color="auto" w:fill="E8E8E8" w:themeFill="background2"/>
+            <w:hideMark/>
+          </w:tcPr>
+          <w:p>
+            <w:pPr>
+              <w:spacing w:after="160" w:line="279" w:lineRule="auto"/>
+              <w:rPr>
+                <w:rFonts w:ascii="Times New Roman" w:hAnsi="Times New Roman" w:cs="Times New Roman"/>
+              </w:rPr>
+            </w:pPr>
+            <w:r>
+              <w:rPr>
+                <w:rFonts w:ascii="Times New Roman" w:hAnsi="Times New Roman" w:cs="Times New Roman"/>
+                <w:b/>
+              </w:rPr>
+              <w:t>Criterios de Aceptación</w:t>
+            </w:r>
+          </w:p>
+        </w:tc>
+        <w:tc>
+          <w:tcPr>
+            <w:tcW w:w="7000" w:type="dxa"/>
+            <w:tcBorders>
+              <w:top w:val="single" w:sz="4" w:space="0" w:color="auto"/>
+              <w:left w:val="single" w:sz="4" w:space="0" w:color="auto"/>
+              <w:bottom w:val="single" w:sz="4" w:space="0" w:color="auto"/>
+              <w:right w:val="single" w:sz="4" w:space="0" w:color="auto"/>
+            </w:tcBorders>
+            <w:hideMark/>
+          </w:tcPr>
+          <w:p>
+            <w:pPr>
+              <w:rPr>
+                <w:rFonts w:ascii="Times New Roman" w:hAnsi="Times New Roman" w:cs="Times New Roman"/>
+              </w:rPr>
+            </w:pPr>
+            <w:r>
+              <w:rPr>
+                <w:rFonts w:ascii="Times New Roman" w:hAnsi="Times New Roman" w:cs="Times New Roman"/>
+              </w:rPr>
+              <w:t>- Proyectos: filtra por nombre, tutor, facultad, carrera y descripción.</w:t>
+            </w:r>
+          </w:p>
+          <w:p>
+            <w:pPr>
+              <w:rPr>
+                <w:rFonts w:ascii="Times New Roman" w:hAnsi="Times New Roman" w:cs="Times New Roman"/>
+              </w:rPr>
+            </w:pPr>
+            <w:r>
+              <w:rPr>
+                <w:rFonts w:ascii="Times New Roman" w:hAnsi="Times New Roman" w:cs="Times New Roman"/>
+              </w:rPr>
+              <w:t>- Solicitudes: filtra por estudiante, nombre del proyecto y estado.</w:t>
+            </w:r>
+          </w:p>
+          <w:p>
+            <w:pPr>
+              <w:rPr>
+                <w:rFonts w:ascii="Times New Roman" w:hAnsi="Times New Roman" w:cs="Times New Roman"/>
+              </w:rPr>
+            </w:pPr>
+            <w:r>
+              <w:rPr>
+                <w:rFonts w:ascii="Times New Roman" w:hAnsi="Times New Roman" w:cs="Times New Roman"/>
+              </w:rPr>
+              <w:t>- Horas de aprobación: filtra por estudiante, proyecto y descripción.</w:t>
+            </w:r>
+          </w:p>
+          <w:p>
+            <w:pPr>
+              <w:rPr>
+                <w:rFonts w:ascii="Times New Roman" w:hAnsi="Times New Roman" w:cs="Times New Roman"/>
+              </w:rPr>
+            </w:pPr>
+            <w:r>
+              <w:rPr>
+                <w:rFonts w:ascii="Times New Roman" w:hAnsi="Times New Roman" w:cs="Times New Roman"/>
+              </w:rPr>
+              <w:t>- El filtro se aplica en tiempo real (cliente) mientras el usuario escribe, sin llamadas adicionales al servidor.</w:t>
+            </w:r>
+          </w:p>
+          <w:p>
+            <w:pPr>
+              <w:spacing w:after="160" w:line="279" w:lineRule="auto"/>
+              <w:rPr>
+                <w:rFonts w:ascii="Times New Roman" w:hAnsi="Times New Roman" w:cs="Times New Roman"/>
+              </w:rPr>
+            </w:pPr>
+            <w:r>
+              <w:rPr>
+                <w:rFonts w:ascii="Times New Roman" w:hAnsi="Times New Roman" w:cs="Times New Roman"/>
+              </w:rPr>
+              <w:t>- Si no hay texto, se muestra la lista completa.</w:t>
             </w:r>
           </w:p>
         </w:tc>
@@ -4220,6 +5459,7 @@
                 <w:rFonts w:ascii="Times New Roman" w:hAnsi="Times New Roman" w:cs="Times New Roman"/>
                 <w:b/>
               </w:rPr>
+              <w:lastRenderedPageBreak/>
               <w:t>Identificador</w:t>
             </w:r>
           </w:p>
@@ -4246,7 +5486,13 @@
               <w:rPr>
                 <w:rFonts w:ascii="Times New Roman" w:hAnsi="Times New Roman" w:cs="Times New Roman"/>
               </w:rPr>
-              <w:t>RNF04</w:t>
+              <w:t>RF</w:t>
+            </w:r>
+            <w:r>
+              <w:rPr>
+                <w:rFonts w:ascii="Times New Roman" w:hAnsi="Times New Roman" w:cs="Times New Roman"/>
+              </w:rPr>
+              <w:t>11</w:t>
             </w:r>
           </w:p>
         </w:tc>
@@ -4302,7 +5548,7 @@
               <w:rPr>
                 <w:rFonts w:ascii="Times New Roman" w:hAnsi="Times New Roman" w:cs="Times New Roman"/>
               </w:rPr>
-              <w:t>Usabilidad e Interfaz Responsiva</w:t>
+              <w:t>Paginación de resultados</w:t>
             </w:r>
           </w:p>
         </w:tc>
@@ -4332,7 +5578,7 @@
                 <w:rFonts w:ascii="Times New Roman" w:hAnsi="Times New Roman" w:cs="Times New Roman"/>
                 <w:b/>
               </w:rPr>
-              <w:t>Descripción técnica</w:t>
+              <w:t>Actores</w:t>
             </w:r>
           </w:p>
         </w:tc>
@@ -4358,7 +5604,7 @@
               <w:rPr>
                 <w:rFonts w:ascii="Times New Roman" w:hAnsi="Times New Roman" w:cs="Times New Roman"/>
               </w:rPr>
-              <w:t>La interfaz de usuario debe ser moderna, intuitiva y adaptarse a distintos tamaños de pantalla (computadoras, tablets, móviles).</w:t>
+              <w:t>Todos los usuarios</w:t>
             </w:r>
           </w:p>
         </w:tc>
@@ -4388,7 +5634,7 @@
                 <w:rFonts w:ascii="Times New Roman" w:hAnsi="Times New Roman" w:cs="Times New Roman"/>
                 <w:b/>
               </w:rPr>
-              <w:t>Criterio de evaluación / Métrica</w:t>
+              <w:t>Descripción</w:t>
             </w:r>
           </w:p>
         </w:tc>
@@ -4414,14 +5660,241 @@
               <w:rPr>
                 <w:rFonts w:ascii="Times New Roman" w:hAnsi="Times New Roman" w:cs="Times New Roman"/>
               </w:rPr>
-              <w:t xml:space="preserve">- El diseño debe construirse usando flexbox/grid o un framework CSS </w:t>
-            </w:r>
-            <w:r>
-              <w:rPr>
-                <w:rFonts w:ascii="Times New Roman" w:hAnsi="Times New Roman" w:cs="Times New Roman"/>
-              </w:rPr>
-              <w:br/>
-              <w:t>- Los botones y textos deben ser legibles sin necesidad de hacer zoom en dispositivos móviles.</w:t>
+              <w:t>La lista de proyectos se muestra con paginación de 8 registros por página, con botones de navegación numérica. Se aplica sobre los datos ya filtrados por búsqueda.</w:t>
+            </w:r>
+          </w:p>
+        </w:tc>
+      </w:tr>
+      <w:tr>
+        <w:tc>
+          <w:tcPr>
+            <w:tcW w:w="2000" w:type="dxa"/>
+            <w:tcBorders>
+              <w:top w:val="single" w:sz="4" w:space="0" w:color="auto"/>
+              <w:left w:val="single" w:sz="4" w:space="0" w:color="auto"/>
+              <w:bottom w:val="single" w:sz="4" w:space="0" w:color="auto"/>
+              <w:right w:val="single" w:sz="4" w:space="0" w:color="auto"/>
+            </w:tcBorders>
+            <w:shd w:val="clear" w:color="auto" w:fill="E8E8E8" w:themeFill="background2"/>
+            <w:hideMark/>
+          </w:tcPr>
+          <w:p>
+            <w:pPr>
+              <w:spacing w:after="160" w:line="279" w:lineRule="auto"/>
+              <w:rPr>
+                <w:rFonts w:ascii="Times New Roman" w:hAnsi="Times New Roman" w:cs="Times New Roman"/>
+              </w:rPr>
+            </w:pPr>
+            <w:r>
+              <w:rPr>
+                <w:rFonts w:ascii="Times New Roman" w:hAnsi="Times New Roman" w:cs="Times New Roman"/>
+                <w:b/>
+              </w:rPr>
+              <w:t>Precondiciones</w:t>
+            </w:r>
+          </w:p>
+        </w:tc>
+        <w:tc>
+          <w:tcPr>
+            <w:tcW w:w="7000" w:type="dxa"/>
+            <w:tcBorders>
+              <w:top w:val="single" w:sz="4" w:space="0" w:color="auto"/>
+              <w:left w:val="single" w:sz="4" w:space="0" w:color="auto"/>
+              <w:bottom w:val="single" w:sz="4" w:space="0" w:color="auto"/>
+              <w:right w:val="single" w:sz="4" w:space="0" w:color="auto"/>
+            </w:tcBorders>
+            <w:hideMark/>
+          </w:tcPr>
+          <w:p>
+            <w:pPr>
+              <w:spacing w:after="160" w:line="279" w:lineRule="auto"/>
+              <w:rPr>
+                <w:rFonts w:ascii="Times New Roman" w:hAnsi="Times New Roman" w:cs="Times New Roman"/>
+              </w:rPr>
+            </w:pPr>
+            <w:r>
+              <w:rPr>
+                <w:rFonts w:ascii="Times New Roman" w:hAnsi="Times New Roman" w:cs="Times New Roman"/>
+              </w:rPr>
+              <w:t xml:space="preserve">Debe haber datos cargados en la lista de proyectos. La paginación es </w:t>
+            </w:r>
+            <w:proofErr w:type="spellStart"/>
+            <w:r>
+              <w:rPr>
+                <w:rFonts w:ascii="Times New Roman" w:hAnsi="Times New Roman" w:cs="Times New Roman"/>
+              </w:rPr>
+              <w:t>client-side</w:t>
+            </w:r>
+            <w:proofErr w:type="spellEnd"/>
+            <w:r>
+              <w:rPr>
+                <w:rFonts w:ascii="Times New Roman" w:hAnsi="Times New Roman" w:cs="Times New Roman"/>
+              </w:rPr>
+              <w:t xml:space="preserve"> (sobre el array completo).</w:t>
+            </w:r>
+          </w:p>
+        </w:tc>
+      </w:tr>
+      <w:tr>
+        <w:tc>
+          <w:tcPr>
+            <w:tcW w:w="2000" w:type="dxa"/>
+            <w:tcBorders>
+              <w:top w:val="single" w:sz="4" w:space="0" w:color="auto"/>
+              <w:left w:val="single" w:sz="4" w:space="0" w:color="auto"/>
+              <w:bottom w:val="single" w:sz="4" w:space="0" w:color="auto"/>
+              <w:right w:val="single" w:sz="4" w:space="0" w:color="auto"/>
+            </w:tcBorders>
+            <w:shd w:val="clear" w:color="auto" w:fill="E8E8E8" w:themeFill="background2"/>
+            <w:hideMark/>
+          </w:tcPr>
+          <w:p>
+            <w:pPr>
+              <w:spacing w:after="160" w:line="279" w:lineRule="auto"/>
+              <w:rPr>
+                <w:rFonts w:ascii="Times New Roman" w:hAnsi="Times New Roman" w:cs="Times New Roman"/>
+              </w:rPr>
+            </w:pPr>
+            <w:r>
+              <w:rPr>
+                <w:rFonts w:ascii="Times New Roman" w:hAnsi="Times New Roman" w:cs="Times New Roman"/>
+                <w:b/>
+              </w:rPr>
+              <w:t>Postcondiciones</w:t>
+            </w:r>
+          </w:p>
+        </w:tc>
+        <w:tc>
+          <w:tcPr>
+            <w:tcW w:w="7000" w:type="dxa"/>
+            <w:tcBorders>
+              <w:top w:val="single" w:sz="4" w:space="0" w:color="auto"/>
+              <w:left w:val="single" w:sz="4" w:space="0" w:color="auto"/>
+              <w:bottom w:val="single" w:sz="4" w:space="0" w:color="auto"/>
+              <w:right w:val="single" w:sz="4" w:space="0" w:color="auto"/>
+            </w:tcBorders>
+            <w:hideMark/>
+          </w:tcPr>
+          <w:p>
+            <w:pPr>
+              <w:spacing w:after="160" w:line="279" w:lineRule="auto"/>
+              <w:rPr>
+                <w:rFonts w:ascii="Times New Roman" w:hAnsi="Times New Roman" w:cs="Times New Roman"/>
+              </w:rPr>
+            </w:pPr>
+            <w:r>
+              <w:rPr>
+                <w:rFonts w:ascii="Times New Roman" w:hAnsi="Times New Roman" w:cs="Times New Roman"/>
+              </w:rPr>
+              <w:t>Se muestran únicamente los registros correspondientes a la página seleccionada.</w:t>
+            </w:r>
+          </w:p>
+        </w:tc>
+      </w:tr>
+      <w:tr>
+        <w:tc>
+          <w:tcPr>
+            <w:tcW w:w="2000" w:type="dxa"/>
+            <w:tcBorders>
+              <w:top w:val="single" w:sz="4" w:space="0" w:color="auto"/>
+              <w:left w:val="single" w:sz="4" w:space="0" w:color="auto"/>
+              <w:bottom w:val="single" w:sz="4" w:space="0" w:color="auto"/>
+              <w:right w:val="single" w:sz="4" w:space="0" w:color="auto"/>
+            </w:tcBorders>
+            <w:shd w:val="clear" w:color="auto" w:fill="E8E8E8" w:themeFill="background2"/>
+            <w:hideMark/>
+          </w:tcPr>
+          <w:p>
+            <w:pPr>
+              <w:spacing w:after="160" w:line="279" w:lineRule="auto"/>
+              <w:rPr>
+                <w:rFonts w:ascii="Times New Roman" w:hAnsi="Times New Roman" w:cs="Times New Roman"/>
+              </w:rPr>
+            </w:pPr>
+            <w:r>
+              <w:rPr>
+                <w:rFonts w:ascii="Times New Roman" w:hAnsi="Times New Roman" w:cs="Times New Roman"/>
+                <w:b/>
+              </w:rPr>
+              <w:t>Criterios de Aceptación</w:t>
+            </w:r>
+          </w:p>
+        </w:tc>
+        <w:tc>
+          <w:tcPr>
+            <w:tcW w:w="7000" w:type="dxa"/>
+            <w:tcBorders>
+              <w:top w:val="single" w:sz="4" w:space="0" w:color="auto"/>
+              <w:left w:val="single" w:sz="4" w:space="0" w:color="auto"/>
+              <w:bottom w:val="single" w:sz="4" w:space="0" w:color="auto"/>
+              <w:right w:val="single" w:sz="4" w:space="0" w:color="auto"/>
+            </w:tcBorders>
+            <w:hideMark/>
+          </w:tcPr>
+          <w:p>
+            <w:pPr>
+              <w:rPr>
+                <w:rFonts w:ascii="Times New Roman" w:hAnsi="Times New Roman" w:cs="Times New Roman"/>
+              </w:rPr>
+            </w:pPr>
+            <w:r>
+              <w:rPr>
+                <w:rFonts w:ascii="Times New Roman" w:hAnsi="Times New Roman" w:cs="Times New Roman"/>
+              </w:rPr>
+              <w:t>- La paginación muestra 8 registros por página.</w:t>
+            </w:r>
+          </w:p>
+          <w:p>
+            <w:pPr>
+              <w:rPr>
+                <w:rFonts w:ascii="Times New Roman" w:hAnsi="Times New Roman" w:cs="Times New Roman"/>
+              </w:rPr>
+            </w:pPr>
+            <w:r>
+              <w:rPr>
+                <w:rFonts w:ascii="Times New Roman" w:hAnsi="Times New Roman" w:cs="Times New Roman"/>
+              </w:rPr>
+              <w:t>- Al cambiar de página, se actualiza la vista con los registros de esa página.</w:t>
+            </w:r>
+          </w:p>
+          <w:p>
+            <w:pPr>
+              <w:rPr>
+                <w:rFonts w:ascii="Times New Roman" w:hAnsi="Times New Roman" w:cs="Times New Roman"/>
+              </w:rPr>
+            </w:pPr>
+            <w:r>
+              <w:rPr>
+                <w:rFonts w:ascii="Times New Roman" w:hAnsi="Times New Roman" w:cs="Times New Roman"/>
+              </w:rPr>
+              <w:t>- Al realizar una búsqueda, la paginación se restablece a la página 1.</w:t>
+            </w:r>
+          </w:p>
+          <w:p>
+            <w:pPr>
+              <w:rPr>
+                <w:rFonts w:ascii="Times New Roman" w:hAnsi="Times New Roman" w:cs="Times New Roman"/>
+              </w:rPr>
+            </w:pPr>
+            <w:r>
+              <w:rPr>
+                <w:rFonts w:ascii="Times New Roman" w:hAnsi="Times New Roman" w:cs="Times New Roman"/>
+              </w:rPr>
+              <w:t>- Siempre se muestra al menos 1 página, incluso si no hay resultados.</w:t>
+            </w:r>
+          </w:p>
+          <w:p>
+            <w:pPr>
+              <w:spacing w:after="160" w:line="279" w:lineRule="auto"/>
+              <w:rPr>
+                <w:rFonts w:ascii="Times New Roman" w:hAnsi="Times New Roman" w:cs="Times New Roman"/>
+              </w:rPr>
+            </w:pPr>
+            <w:r>
+              <w:rPr>
+                <w:rFonts w:ascii="Times New Roman" w:hAnsi="Times New Roman" w:cs="Times New Roman"/>
+              </w:rPr>
+              <w:t>- Los botones de navegación incluyen números de página.</w:t>
             </w:r>
           </w:p>
         </w:tc>
@@ -4495,7 +5968,13 @@
               <w:rPr>
                 <w:rFonts w:ascii="Times New Roman" w:hAnsi="Times New Roman" w:cs="Times New Roman"/>
               </w:rPr>
-              <w:t>RNF05</w:t>
+              <w:t>RF</w:t>
+            </w:r>
+            <w:r>
+              <w:rPr>
+                <w:rFonts w:ascii="Times New Roman" w:hAnsi="Times New Roman" w:cs="Times New Roman"/>
+              </w:rPr>
+              <w:t>12</w:t>
             </w:r>
           </w:p>
         </w:tc>
@@ -4547,11 +6026,19 @@
                 <w:rFonts w:ascii="Times New Roman" w:hAnsi="Times New Roman" w:cs="Times New Roman"/>
               </w:rPr>
             </w:pPr>
-            <w:r>
-              <w:rPr>
-                <w:rFonts w:ascii="Times New Roman" w:hAnsi="Times New Roman" w:cs="Times New Roman"/>
-              </w:rPr>
-              <w:t>Persistencia e Integridad</w:t>
+            <w:proofErr w:type="spellStart"/>
+            <w:r>
+              <w:rPr>
+                <w:rFonts w:ascii="Times New Roman" w:hAnsi="Times New Roman" w:cs="Times New Roman"/>
+              </w:rPr>
+              <w:t>Dashboard</w:t>
+            </w:r>
+            <w:proofErr w:type="spellEnd"/>
+            <w:r>
+              <w:rPr>
+                <w:rFonts w:ascii="Times New Roman" w:hAnsi="Times New Roman" w:cs="Times New Roman"/>
+              </w:rPr>
+              <w:t xml:space="preserve"> con información por rol</w:t>
             </w:r>
           </w:p>
         </w:tc>
@@ -4581,7 +6068,7 @@
                 <w:rFonts w:ascii="Times New Roman" w:hAnsi="Times New Roman" w:cs="Times New Roman"/>
                 <w:b/>
               </w:rPr>
-              <w:t>Descripción técnica</w:t>
+              <w:t>Actores</w:t>
             </w:r>
           </w:p>
         </w:tc>
@@ -4607,7 +6094,7 @@
               <w:rPr>
                 <w:rFonts w:ascii="Times New Roman" w:hAnsi="Times New Roman" w:cs="Times New Roman"/>
               </w:rPr>
-              <w:t>El modelo de datos debe garantizar que no existan datos huérfanos y que la información sea redundante de forma controlada.</w:t>
+              <w:t>Todos los usuarios</w:t>
             </w:r>
           </w:p>
         </w:tc>
@@ -4637,6 +6124,2680 @@
                 <w:rFonts w:ascii="Times New Roman" w:hAnsi="Times New Roman" w:cs="Times New Roman"/>
                 <w:b/>
               </w:rPr>
+              <w:t>Descripción</w:t>
+            </w:r>
+          </w:p>
+        </w:tc>
+        <w:tc>
+          <w:tcPr>
+            <w:tcW w:w="7000" w:type="dxa"/>
+            <w:tcBorders>
+              <w:top w:val="single" w:sz="4" w:space="0" w:color="auto"/>
+              <w:left w:val="single" w:sz="4" w:space="0" w:color="auto"/>
+              <w:bottom w:val="single" w:sz="4" w:space="0" w:color="auto"/>
+              <w:right w:val="single" w:sz="4" w:space="0" w:color="auto"/>
+            </w:tcBorders>
+            <w:hideMark/>
+          </w:tcPr>
+          <w:p>
+            <w:pPr>
+              <w:spacing w:after="160" w:line="279" w:lineRule="auto"/>
+              <w:rPr>
+                <w:rFonts w:ascii="Times New Roman" w:hAnsi="Times New Roman" w:cs="Times New Roman"/>
+              </w:rPr>
+            </w:pPr>
+            <w:r>
+              <w:rPr>
+                <w:rFonts w:ascii="Times New Roman" w:hAnsi="Times New Roman" w:cs="Times New Roman"/>
+              </w:rPr>
+              <w:t>Cada usuario ve un panel de inicio personalizado según su rol al iniciar sesión, con tarjetas de estadísticas y barras de progreso CSS. El Coordinador ve métricas globales, el Tutor ve métricas de sus proyectos y el Estudiante ve su progreso personal.</w:t>
+            </w:r>
+          </w:p>
+        </w:tc>
+      </w:tr>
+      <w:tr>
+        <w:tc>
+          <w:tcPr>
+            <w:tcW w:w="2000" w:type="dxa"/>
+            <w:tcBorders>
+              <w:top w:val="single" w:sz="4" w:space="0" w:color="auto"/>
+              <w:left w:val="single" w:sz="4" w:space="0" w:color="auto"/>
+              <w:bottom w:val="single" w:sz="4" w:space="0" w:color="auto"/>
+              <w:right w:val="single" w:sz="4" w:space="0" w:color="auto"/>
+            </w:tcBorders>
+            <w:shd w:val="clear" w:color="auto" w:fill="E8E8E8" w:themeFill="background2"/>
+            <w:hideMark/>
+          </w:tcPr>
+          <w:p>
+            <w:pPr>
+              <w:spacing w:after="160" w:line="279" w:lineRule="auto"/>
+              <w:rPr>
+                <w:rFonts w:ascii="Times New Roman" w:hAnsi="Times New Roman" w:cs="Times New Roman"/>
+              </w:rPr>
+            </w:pPr>
+            <w:r>
+              <w:rPr>
+                <w:rFonts w:ascii="Times New Roman" w:hAnsi="Times New Roman" w:cs="Times New Roman"/>
+                <w:b/>
+              </w:rPr>
+              <w:t>Precondiciones</w:t>
+            </w:r>
+          </w:p>
+        </w:tc>
+        <w:tc>
+          <w:tcPr>
+            <w:tcW w:w="7000" w:type="dxa"/>
+            <w:tcBorders>
+              <w:top w:val="single" w:sz="4" w:space="0" w:color="auto"/>
+              <w:left w:val="single" w:sz="4" w:space="0" w:color="auto"/>
+              <w:bottom w:val="single" w:sz="4" w:space="0" w:color="auto"/>
+              <w:right w:val="single" w:sz="4" w:space="0" w:color="auto"/>
+            </w:tcBorders>
+            <w:hideMark/>
+          </w:tcPr>
+          <w:p>
+            <w:pPr>
+              <w:spacing w:after="160" w:line="279" w:lineRule="auto"/>
+              <w:rPr>
+                <w:rFonts w:ascii="Times New Roman" w:hAnsi="Times New Roman" w:cs="Times New Roman"/>
+              </w:rPr>
+            </w:pPr>
+            <w:r>
+              <w:rPr>
+                <w:rFonts w:ascii="Times New Roman" w:hAnsi="Times New Roman" w:cs="Times New Roman"/>
+              </w:rPr>
+              <w:t>El usuario debe estar autenticado. El backend consulta estadísticas según el rol del JWT.</w:t>
+            </w:r>
+          </w:p>
+        </w:tc>
+      </w:tr>
+      <w:tr>
+        <w:tc>
+          <w:tcPr>
+            <w:tcW w:w="2000" w:type="dxa"/>
+            <w:tcBorders>
+              <w:top w:val="single" w:sz="4" w:space="0" w:color="auto"/>
+              <w:left w:val="single" w:sz="4" w:space="0" w:color="auto"/>
+              <w:bottom w:val="single" w:sz="4" w:space="0" w:color="auto"/>
+              <w:right w:val="single" w:sz="4" w:space="0" w:color="auto"/>
+            </w:tcBorders>
+            <w:shd w:val="clear" w:color="auto" w:fill="E8E8E8" w:themeFill="background2"/>
+            <w:hideMark/>
+          </w:tcPr>
+          <w:p>
+            <w:pPr>
+              <w:spacing w:after="160" w:line="279" w:lineRule="auto"/>
+              <w:rPr>
+                <w:rFonts w:ascii="Times New Roman" w:hAnsi="Times New Roman" w:cs="Times New Roman"/>
+              </w:rPr>
+            </w:pPr>
+            <w:r>
+              <w:rPr>
+                <w:rFonts w:ascii="Times New Roman" w:hAnsi="Times New Roman" w:cs="Times New Roman"/>
+                <w:b/>
+              </w:rPr>
+              <w:t>Postcondiciones</w:t>
+            </w:r>
+          </w:p>
+        </w:tc>
+        <w:tc>
+          <w:tcPr>
+            <w:tcW w:w="7000" w:type="dxa"/>
+            <w:tcBorders>
+              <w:top w:val="single" w:sz="4" w:space="0" w:color="auto"/>
+              <w:left w:val="single" w:sz="4" w:space="0" w:color="auto"/>
+              <w:bottom w:val="single" w:sz="4" w:space="0" w:color="auto"/>
+              <w:right w:val="single" w:sz="4" w:space="0" w:color="auto"/>
+            </w:tcBorders>
+            <w:hideMark/>
+          </w:tcPr>
+          <w:p>
+            <w:pPr>
+              <w:spacing w:after="160" w:line="279" w:lineRule="auto"/>
+              <w:rPr>
+                <w:rFonts w:ascii="Times New Roman" w:hAnsi="Times New Roman" w:cs="Times New Roman"/>
+              </w:rPr>
+            </w:pPr>
+            <w:r>
+              <w:rPr>
+                <w:rFonts w:ascii="Times New Roman" w:hAnsi="Times New Roman" w:cs="Times New Roman"/>
+              </w:rPr>
+              <w:t>Se muestran las estadísticas correspondientes al rol del usuario autenticado.</w:t>
+            </w:r>
+          </w:p>
+        </w:tc>
+      </w:tr>
+      <w:tr>
+        <w:tc>
+          <w:tcPr>
+            <w:tcW w:w="2000" w:type="dxa"/>
+            <w:tcBorders>
+              <w:top w:val="single" w:sz="4" w:space="0" w:color="auto"/>
+              <w:left w:val="single" w:sz="4" w:space="0" w:color="auto"/>
+              <w:bottom w:val="single" w:sz="4" w:space="0" w:color="auto"/>
+              <w:right w:val="single" w:sz="4" w:space="0" w:color="auto"/>
+            </w:tcBorders>
+            <w:shd w:val="clear" w:color="auto" w:fill="E8E8E8" w:themeFill="background2"/>
+            <w:hideMark/>
+          </w:tcPr>
+          <w:p>
+            <w:pPr>
+              <w:spacing w:after="160" w:line="279" w:lineRule="auto"/>
+              <w:rPr>
+                <w:rFonts w:ascii="Times New Roman" w:hAnsi="Times New Roman" w:cs="Times New Roman"/>
+              </w:rPr>
+            </w:pPr>
+            <w:r>
+              <w:rPr>
+                <w:rFonts w:ascii="Times New Roman" w:hAnsi="Times New Roman" w:cs="Times New Roman"/>
+                <w:b/>
+              </w:rPr>
+              <w:t>Criterios de Aceptación</w:t>
+            </w:r>
+          </w:p>
+        </w:tc>
+        <w:tc>
+          <w:tcPr>
+            <w:tcW w:w="7000" w:type="dxa"/>
+            <w:tcBorders>
+              <w:top w:val="single" w:sz="4" w:space="0" w:color="auto"/>
+              <w:left w:val="single" w:sz="4" w:space="0" w:color="auto"/>
+              <w:bottom w:val="single" w:sz="4" w:space="0" w:color="auto"/>
+              <w:right w:val="single" w:sz="4" w:space="0" w:color="auto"/>
+            </w:tcBorders>
+            <w:hideMark/>
+          </w:tcPr>
+          <w:p>
+            <w:pPr>
+              <w:rPr>
+                <w:rFonts w:ascii="Times New Roman" w:hAnsi="Times New Roman" w:cs="Times New Roman"/>
+              </w:rPr>
+            </w:pPr>
+            <w:r>
+              <w:rPr>
+                <w:rFonts w:ascii="Times New Roman" w:hAnsi="Times New Roman" w:cs="Times New Roman"/>
+              </w:rPr>
+              <w:t>- Coordinador: total de proyectos activos, total de estudiantes activos, solicitudes pendientes, solicitudes aceptadas y total de horas aprobadas.</w:t>
+            </w:r>
+          </w:p>
+          <w:p>
+            <w:pPr>
+              <w:rPr>
+                <w:rFonts w:ascii="Times New Roman" w:hAnsi="Times New Roman" w:cs="Times New Roman"/>
+              </w:rPr>
+            </w:pPr>
+            <w:r>
+              <w:rPr>
+                <w:rFonts w:ascii="Times New Roman" w:hAnsi="Times New Roman" w:cs="Times New Roman"/>
+              </w:rPr>
+              <w:t>- Tutor: proyectos asignados, estudiantes a cargo, horas aprobadas y horas pendientes (con barra de progreso).</w:t>
+            </w:r>
+          </w:p>
+          <w:p>
+            <w:pPr>
+              <w:rPr>
+                <w:rFonts w:ascii="Times New Roman" w:hAnsi="Times New Roman" w:cs="Times New Roman"/>
+              </w:rPr>
+            </w:pPr>
+            <w:r>
+              <w:rPr>
+                <w:rFonts w:ascii="Times New Roman" w:hAnsi="Times New Roman" w:cs="Times New Roman"/>
+              </w:rPr>
+              <w:t>- Estudiante: total de solicitudes, solicitudes aceptadas, horas aprobadas y horas pendientes (con barra de progreso).</w:t>
+            </w:r>
+          </w:p>
+          <w:p>
+            <w:pPr>
+              <w:rPr>
+                <w:rFonts w:ascii="Times New Roman" w:hAnsi="Times New Roman" w:cs="Times New Roman"/>
+              </w:rPr>
+            </w:pPr>
+            <w:r>
+              <w:rPr>
+                <w:rFonts w:ascii="Times New Roman" w:hAnsi="Times New Roman" w:cs="Times New Roman"/>
+              </w:rPr>
+              <w:t xml:space="preserve">- Los datos se cargan automáticamente al navegar al </w:t>
+            </w:r>
+            <w:proofErr w:type="spellStart"/>
+            <w:r>
+              <w:rPr>
+                <w:rFonts w:ascii="Times New Roman" w:hAnsi="Times New Roman" w:cs="Times New Roman"/>
+              </w:rPr>
+              <w:t>dashboard</w:t>
+            </w:r>
+            <w:proofErr w:type="spellEnd"/>
+            <w:r>
+              <w:rPr>
+                <w:rFonts w:ascii="Times New Roman" w:hAnsi="Times New Roman" w:cs="Times New Roman"/>
+              </w:rPr>
+              <w:t>.</w:t>
+            </w:r>
+          </w:p>
+          <w:p>
+            <w:pPr>
+              <w:spacing w:after="160" w:line="279" w:lineRule="auto"/>
+              <w:rPr>
+                <w:rFonts w:ascii="Times New Roman" w:hAnsi="Times New Roman" w:cs="Times New Roman"/>
+              </w:rPr>
+            </w:pPr>
+            <w:r>
+              <w:rPr>
+                <w:rFonts w:ascii="Times New Roman" w:hAnsi="Times New Roman" w:cs="Times New Roman"/>
+              </w:rPr>
+              <w:lastRenderedPageBreak/>
+              <w:t xml:space="preserve">- Las barras de progreso se renderizan con CSS (porcentaje calculado en el </w:t>
+            </w:r>
+            <w:proofErr w:type="spellStart"/>
+            <w:r>
+              <w:rPr>
+                <w:rFonts w:ascii="Times New Roman" w:hAnsi="Times New Roman" w:cs="Times New Roman"/>
+              </w:rPr>
+              <w:t>frontend</w:t>
+            </w:r>
+            <w:proofErr w:type="spellEnd"/>
+            <w:r>
+              <w:rPr>
+                <w:rFonts w:ascii="Times New Roman" w:hAnsi="Times New Roman" w:cs="Times New Roman"/>
+              </w:rPr>
+              <w:t>).</w:t>
+            </w:r>
+          </w:p>
+        </w:tc>
+      </w:tr>
+    </w:tbl>
+    <w:p>
+      <w:pPr>
+        <w:rPr>
+          <w:rFonts w:ascii="Times New Roman" w:hAnsi="Times New Roman" w:cs="Times New Roman"/>
+        </w:rPr>
+      </w:pPr>
+    </w:p>
+    <w:tbl>
+      <w:tblPr>
+        <w:tblStyle w:val="Tablaconcuadrcula"/>
+        <w:tblW w:w="0" w:type="auto"/>
+        <w:tblLook w:val="04A0" w:firstRow="1" w:lastRow="0" w:firstColumn="1" w:lastColumn="0" w:noHBand="0" w:noVBand="1"/>
+      </w:tblPr>
+      <w:tblGrid>
+        <w:gridCol w:w="2000"/>
+        <w:gridCol w:w="7000"/>
+      </w:tblGrid>
+      <w:tr>
+        <w:tc>
+          <w:tcPr>
+            <w:tcW w:w="2000" w:type="dxa"/>
+            <w:tcBorders>
+              <w:top w:val="single" w:sz="4" w:space="0" w:color="auto"/>
+              <w:left w:val="single" w:sz="4" w:space="0" w:color="auto"/>
+              <w:bottom w:val="single" w:sz="4" w:space="0" w:color="auto"/>
+              <w:right w:val="single" w:sz="4" w:space="0" w:color="auto"/>
+            </w:tcBorders>
+            <w:shd w:val="clear" w:color="auto" w:fill="E8E8E8" w:themeFill="background2"/>
+            <w:hideMark/>
+          </w:tcPr>
+          <w:p>
+            <w:pPr>
+              <w:spacing w:after="160" w:line="279" w:lineRule="auto"/>
+              <w:rPr>
+                <w:rFonts w:ascii="Times New Roman" w:hAnsi="Times New Roman" w:cs="Times New Roman"/>
+              </w:rPr>
+            </w:pPr>
+            <w:r>
+              <w:rPr>
+                <w:rFonts w:ascii="Times New Roman" w:hAnsi="Times New Roman" w:cs="Times New Roman"/>
+                <w:b/>
+              </w:rPr>
+              <w:t>Identificador</w:t>
+            </w:r>
+          </w:p>
+        </w:tc>
+        <w:tc>
+          <w:tcPr>
+            <w:tcW w:w="7000" w:type="dxa"/>
+            <w:tcBorders>
+              <w:top w:val="single" w:sz="4" w:space="0" w:color="auto"/>
+              <w:left w:val="single" w:sz="4" w:space="0" w:color="auto"/>
+              <w:bottom w:val="single" w:sz="4" w:space="0" w:color="auto"/>
+              <w:right w:val="single" w:sz="4" w:space="0" w:color="auto"/>
+            </w:tcBorders>
+            <w:hideMark/>
+          </w:tcPr>
+          <w:p>
+            <w:pPr>
+              <w:spacing w:after="160" w:line="279" w:lineRule="auto"/>
+              <w:rPr>
+                <w:rFonts w:ascii="Times New Roman" w:hAnsi="Times New Roman" w:cs="Times New Roman"/>
+              </w:rPr>
+            </w:pPr>
+            <w:r>
+              <w:rPr>
+                <w:rFonts w:ascii="Times New Roman" w:hAnsi="Times New Roman" w:cs="Times New Roman"/>
+              </w:rPr>
+              <w:t>RF</w:t>
+            </w:r>
+            <w:r>
+              <w:rPr>
+                <w:rFonts w:ascii="Times New Roman" w:hAnsi="Times New Roman" w:cs="Times New Roman"/>
+              </w:rPr>
+              <w:t>13</w:t>
+            </w:r>
+          </w:p>
+        </w:tc>
+      </w:tr>
+      <w:tr>
+        <w:tc>
+          <w:tcPr>
+            <w:tcW w:w="2000" w:type="dxa"/>
+            <w:tcBorders>
+              <w:top w:val="single" w:sz="4" w:space="0" w:color="auto"/>
+              <w:left w:val="single" w:sz="4" w:space="0" w:color="auto"/>
+              <w:bottom w:val="single" w:sz="4" w:space="0" w:color="auto"/>
+              <w:right w:val="single" w:sz="4" w:space="0" w:color="auto"/>
+            </w:tcBorders>
+            <w:shd w:val="clear" w:color="auto" w:fill="E8E8E8" w:themeFill="background2"/>
+            <w:hideMark/>
+          </w:tcPr>
+          <w:p>
+            <w:pPr>
+              <w:spacing w:after="160" w:line="279" w:lineRule="auto"/>
+              <w:rPr>
+                <w:rFonts w:ascii="Times New Roman" w:hAnsi="Times New Roman" w:cs="Times New Roman"/>
+              </w:rPr>
+            </w:pPr>
+            <w:r>
+              <w:rPr>
+                <w:rFonts w:ascii="Times New Roman" w:hAnsi="Times New Roman" w:cs="Times New Roman"/>
+                <w:b/>
+              </w:rPr>
+              <w:t>Nombre</w:t>
+            </w:r>
+          </w:p>
+        </w:tc>
+        <w:tc>
+          <w:tcPr>
+            <w:tcW w:w="7000" w:type="dxa"/>
+            <w:tcBorders>
+              <w:top w:val="single" w:sz="4" w:space="0" w:color="auto"/>
+              <w:left w:val="single" w:sz="4" w:space="0" w:color="auto"/>
+              <w:bottom w:val="single" w:sz="4" w:space="0" w:color="auto"/>
+              <w:right w:val="single" w:sz="4" w:space="0" w:color="auto"/>
+            </w:tcBorders>
+            <w:hideMark/>
+          </w:tcPr>
+          <w:p>
+            <w:pPr>
+              <w:spacing w:after="160" w:line="279" w:lineRule="auto"/>
+              <w:rPr>
+                <w:rFonts w:ascii="Times New Roman" w:hAnsi="Times New Roman" w:cs="Times New Roman"/>
+              </w:rPr>
+            </w:pPr>
+            <w:r>
+              <w:rPr>
+                <w:rFonts w:ascii="Times New Roman" w:hAnsi="Times New Roman" w:cs="Times New Roman"/>
+              </w:rPr>
+              <w:t>Filtro de proyectos y solicitudes por tutor</w:t>
+            </w:r>
+          </w:p>
+        </w:tc>
+      </w:tr>
+      <w:tr>
+        <w:tc>
+          <w:tcPr>
+            <w:tcW w:w="2000" w:type="dxa"/>
+            <w:tcBorders>
+              <w:top w:val="single" w:sz="4" w:space="0" w:color="auto"/>
+              <w:left w:val="single" w:sz="4" w:space="0" w:color="auto"/>
+              <w:bottom w:val="single" w:sz="4" w:space="0" w:color="auto"/>
+              <w:right w:val="single" w:sz="4" w:space="0" w:color="auto"/>
+            </w:tcBorders>
+            <w:shd w:val="clear" w:color="auto" w:fill="E8E8E8" w:themeFill="background2"/>
+            <w:hideMark/>
+          </w:tcPr>
+          <w:p>
+            <w:pPr>
+              <w:spacing w:after="160" w:line="279" w:lineRule="auto"/>
+              <w:rPr>
+                <w:rFonts w:ascii="Times New Roman" w:hAnsi="Times New Roman" w:cs="Times New Roman"/>
+              </w:rPr>
+            </w:pPr>
+            <w:r>
+              <w:rPr>
+                <w:rFonts w:ascii="Times New Roman" w:hAnsi="Times New Roman" w:cs="Times New Roman"/>
+                <w:b/>
+              </w:rPr>
+              <w:t>Actores</w:t>
+            </w:r>
+          </w:p>
+        </w:tc>
+        <w:tc>
+          <w:tcPr>
+            <w:tcW w:w="7000" w:type="dxa"/>
+            <w:tcBorders>
+              <w:top w:val="single" w:sz="4" w:space="0" w:color="auto"/>
+              <w:left w:val="single" w:sz="4" w:space="0" w:color="auto"/>
+              <w:bottom w:val="single" w:sz="4" w:space="0" w:color="auto"/>
+              <w:right w:val="single" w:sz="4" w:space="0" w:color="auto"/>
+            </w:tcBorders>
+            <w:hideMark/>
+          </w:tcPr>
+          <w:p>
+            <w:pPr>
+              <w:spacing w:after="160" w:line="279" w:lineRule="auto"/>
+              <w:rPr>
+                <w:rFonts w:ascii="Times New Roman" w:hAnsi="Times New Roman" w:cs="Times New Roman"/>
+              </w:rPr>
+            </w:pPr>
+            <w:r>
+              <w:rPr>
+                <w:rFonts w:ascii="Times New Roman" w:hAnsi="Times New Roman" w:cs="Times New Roman"/>
+              </w:rPr>
+              <w:t>Tutor académico, Coordinador</w:t>
+            </w:r>
+          </w:p>
+        </w:tc>
+      </w:tr>
+      <w:tr>
+        <w:tc>
+          <w:tcPr>
+            <w:tcW w:w="2000" w:type="dxa"/>
+            <w:tcBorders>
+              <w:top w:val="single" w:sz="4" w:space="0" w:color="auto"/>
+              <w:left w:val="single" w:sz="4" w:space="0" w:color="auto"/>
+              <w:bottom w:val="single" w:sz="4" w:space="0" w:color="auto"/>
+              <w:right w:val="single" w:sz="4" w:space="0" w:color="auto"/>
+            </w:tcBorders>
+            <w:shd w:val="clear" w:color="auto" w:fill="E8E8E8" w:themeFill="background2"/>
+            <w:hideMark/>
+          </w:tcPr>
+          <w:p>
+            <w:pPr>
+              <w:spacing w:after="160" w:line="279" w:lineRule="auto"/>
+              <w:rPr>
+                <w:rFonts w:ascii="Times New Roman" w:hAnsi="Times New Roman" w:cs="Times New Roman"/>
+              </w:rPr>
+            </w:pPr>
+            <w:r>
+              <w:rPr>
+                <w:rFonts w:ascii="Times New Roman" w:hAnsi="Times New Roman" w:cs="Times New Roman"/>
+                <w:b/>
+              </w:rPr>
+              <w:t>Descripción</w:t>
+            </w:r>
+          </w:p>
+        </w:tc>
+        <w:tc>
+          <w:tcPr>
+            <w:tcW w:w="7000" w:type="dxa"/>
+            <w:tcBorders>
+              <w:top w:val="single" w:sz="4" w:space="0" w:color="auto"/>
+              <w:left w:val="single" w:sz="4" w:space="0" w:color="auto"/>
+              <w:bottom w:val="single" w:sz="4" w:space="0" w:color="auto"/>
+              <w:right w:val="single" w:sz="4" w:space="0" w:color="auto"/>
+            </w:tcBorders>
+            <w:hideMark/>
+          </w:tcPr>
+          <w:p>
+            <w:pPr>
+              <w:spacing w:after="160" w:line="279" w:lineRule="auto"/>
+              <w:rPr>
+                <w:rFonts w:ascii="Times New Roman" w:hAnsi="Times New Roman" w:cs="Times New Roman"/>
+              </w:rPr>
+            </w:pPr>
+            <w:r>
+              <w:rPr>
+                <w:rFonts w:ascii="Times New Roman" w:hAnsi="Times New Roman" w:cs="Times New Roman"/>
+              </w:rPr>
+              <w:t>Cuando un Tutor inicia sesión, solo ve los proyectos que le pertenecen y las solicitudes de esos proyectos. El Coordinador ve todos los proyectos y solicitudes. El filtro se aplica en el backend según el rol del JWT.</w:t>
+            </w:r>
+          </w:p>
+        </w:tc>
+      </w:tr>
+      <w:tr>
+        <w:tc>
+          <w:tcPr>
+            <w:tcW w:w="2000" w:type="dxa"/>
+            <w:tcBorders>
+              <w:top w:val="single" w:sz="4" w:space="0" w:color="auto"/>
+              <w:left w:val="single" w:sz="4" w:space="0" w:color="auto"/>
+              <w:bottom w:val="single" w:sz="4" w:space="0" w:color="auto"/>
+              <w:right w:val="single" w:sz="4" w:space="0" w:color="auto"/>
+            </w:tcBorders>
+            <w:shd w:val="clear" w:color="auto" w:fill="E8E8E8" w:themeFill="background2"/>
+            <w:hideMark/>
+          </w:tcPr>
+          <w:p>
+            <w:pPr>
+              <w:spacing w:after="160" w:line="279" w:lineRule="auto"/>
+              <w:rPr>
+                <w:rFonts w:ascii="Times New Roman" w:hAnsi="Times New Roman" w:cs="Times New Roman"/>
+              </w:rPr>
+            </w:pPr>
+            <w:r>
+              <w:rPr>
+                <w:rFonts w:ascii="Times New Roman" w:hAnsi="Times New Roman" w:cs="Times New Roman"/>
+                <w:b/>
+              </w:rPr>
+              <w:t>Precondiciones</w:t>
+            </w:r>
+          </w:p>
+        </w:tc>
+        <w:tc>
+          <w:tcPr>
+            <w:tcW w:w="7000" w:type="dxa"/>
+            <w:tcBorders>
+              <w:top w:val="single" w:sz="4" w:space="0" w:color="auto"/>
+              <w:left w:val="single" w:sz="4" w:space="0" w:color="auto"/>
+              <w:bottom w:val="single" w:sz="4" w:space="0" w:color="auto"/>
+              <w:right w:val="single" w:sz="4" w:space="0" w:color="auto"/>
+            </w:tcBorders>
+            <w:hideMark/>
+          </w:tcPr>
+          <w:p>
+            <w:pPr>
+              <w:spacing w:after="160" w:line="279" w:lineRule="auto"/>
+              <w:rPr>
+                <w:rFonts w:ascii="Times New Roman" w:hAnsi="Times New Roman" w:cs="Times New Roman"/>
+              </w:rPr>
+            </w:pPr>
+            <w:r>
+              <w:rPr>
+                <w:rFonts w:ascii="Times New Roman" w:hAnsi="Times New Roman" w:cs="Times New Roman"/>
+              </w:rPr>
+              <w:t xml:space="preserve">El usuario debe estar autenticado. El backend identifica el rol y el </w:t>
+            </w:r>
+            <w:proofErr w:type="spellStart"/>
+            <w:r>
+              <w:rPr>
+                <w:rFonts w:ascii="Times New Roman" w:hAnsi="Times New Roman" w:cs="Times New Roman"/>
+              </w:rPr>
+              <w:t>tutor_id</w:t>
+            </w:r>
+            <w:proofErr w:type="spellEnd"/>
+            <w:r>
+              <w:rPr>
+                <w:rFonts w:ascii="Times New Roman" w:hAnsi="Times New Roman" w:cs="Times New Roman"/>
+              </w:rPr>
+              <w:t xml:space="preserve"> desde el </w:t>
+            </w:r>
+            <w:proofErr w:type="spellStart"/>
+            <w:r>
+              <w:rPr>
+                <w:rFonts w:ascii="Times New Roman" w:hAnsi="Times New Roman" w:cs="Times New Roman"/>
+              </w:rPr>
+              <w:t>payload</w:t>
+            </w:r>
+            <w:proofErr w:type="spellEnd"/>
+            <w:r>
+              <w:rPr>
+                <w:rFonts w:ascii="Times New Roman" w:hAnsi="Times New Roman" w:cs="Times New Roman"/>
+              </w:rPr>
+              <w:t xml:space="preserve"> del JWT.</w:t>
+            </w:r>
+          </w:p>
+        </w:tc>
+      </w:tr>
+      <w:tr>
+        <w:tc>
+          <w:tcPr>
+            <w:tcW w:w="2000" w:type="dxa"/>
+            <w:tcBorders>
+              <w:top w:val="single" w:sz="4" w:space="0" w:color="auto"/>
+              <w:left w:val="single" w:sz="4" w:space="0" w:color="auto"/>
+              <w:bottom w:val="single" w:sz="4" w:space="0" w:color="auto"/>
+              <w:right w:val="single" w:sz="4" w:space="0" w:color="auto"/>
+            </w:tcBorders>
+            <w:shd w:val="clear" w:color="auto" w:fill="E8E8E8" w:themeFill="background2"/>
+            <w:hideMark/>
+          </w:tcPr>
+          <w:p>
+            <w:pPr>
+              <w:spacing w:after="160" w:line="279" w:lineRule="auto"/>
+              <w:rPr>
+                <w:rFonts w:ascii="Times New Roman" w:hAnsi="Times New Roman" w:cs="Times New Roman"/>
+              </w:rPr>
+            </w:pPr>
+            <w:r>
+              <w:rPr>
+                <w:rFonts w:ascii="Times New Roman" w:hAnsi="Times New Roman" w:cs="Times New Roman"/>
+                <w:b/>
+              </w:rPr>
+              <w:t>Postcondiciones</w:t>
+            </w:r>
+          </w:p>
+        </w:tc>
+        <w:tc>
+          <w:tcPr>
+            <w:tcW w:w="7000" w:type="dxa"/>
+            <w:tcBorders>
+              <w:top w:val="single" w:sz="4" w:space="0" w:color="auto"/>
+              <w:left w:val="single" w:sz="4" w:space="0" w:color="auto"/>
+              <w:bottom w:val="single" w:sz="4" w:space="0" w:color="auto"/>
+              <w:right w:val="single" w:sz="4" w:space="0" w:color="auto"/>
+            </w:tcBorders>
+            <w:hideMark/>
+          </w:tcPr>
+          <w:p>
+            <w:pPr>
+              <w:spacing w:after="160" w:line="279" w:lineRule="auto"/>
+              <w:rPr>
+                <w:rFonts w:ascii="Times New Roman" w:hAnsi="Times New Roman" w:cs="Times New Roman"/>
+              </w:rPr>
+            </w:pPr>
+            <w:r>
+              <w:rPr>
+                <w:rFonts w:ascii="Times New Roman" w:hAnsi="Times New Roman" w:cs="Times New Roman"/>
+              </w:rPr>
+              <w:t xml:space="preserve">La lista de proyectos y solicitudes se filtra en el servidor antes de ser enviada al </w:t>
+            </w:r>
+            <w:proofErr w:type="spellStart"/>
+            <w:r>
+              <w:rPr>
+                <w:rFonts w:ascii="Times New Roman" w:hAnsi="Times New Roman" w:cs="Times New Roman"/>
+              </w:rPr>
+              <w:t>frontend</w:t>
+            </w:r>
+            <w:proofErr w:type="spellEnd"/>
+            <w:r>
+              <w:rPr>
+                <w:rFonts w:ascii="Times New Roman" w:hAnsi="Times New Roman" w:cs="Times New Roman"/>
+              </w:rPr>
+              <w:t>.</w:t>
+            </w:r>
+          </w:p>
+        </w:tc>
+      </w:tr>
+      <w:tr>
+        <w:tc>
+          <w:tcPr>
+            <w:tcW w:w="2000" w:type="dxa"/>
+            <w:tcBorders>
+              <w:top w:val="single" w:sz="4" w:space="0" w:color="auto"/>
+              <w:left w:val="single" w:sz="4" w:space="0" w:color="auto"/>
+              <w:bottom w:val="single" w:sz="4" w:space="0" w:color="auto"/>
+              <w:right w:val="single" w:sz="4" w:space="0" w:color="auto"/>
+            </w:tcBorders>
+            <w:shd w:val="clear" w:color="auto" w:fill="E8E8E8" w:themeFill="background2"/>
+            <w:hideMark/>
+          </w:tcPr>
+          <w:p>
+            <w:pPr>
+              <w:spacing w:after="160" w:line="279" w:lineRule="auto"/>
+              <w:rPr>
+                <w:rFonts w:ascii="Times New Roman" w:hAnsi="Times New Roman" w:cs="Times New Roman"/>
+              </w:rPr>
+            </w:pPr>
+            <w:r>
+              <w:rPr>
+                <w:rFonts w:ascii="Times New Roman" w:hAnsi="Times New Roman" w:cs="Times New Roman"/>
+                <w:b/>
+              </w:rPr>
+              <w:t>Criterios de Aceptación</w:t>
+            </w:r>
+          </w:p>
+        </w:tc>
+        <w:tc>
+          <w:tcPr>
+            <w:tcW w:w="7000" w:type="dxa"/>
+            <w:tcBorders>
+              <w:top w:val="single" w:sz="4" w:space="0" w:color="auto"/>
+              <w:left w:val="single" w:sz="4" w:space="0" w:color="auto"/>
+              <w:bottom w:val="single" w:sz="4" w:space="0" w:color="auto"/>
+              <w:right w:val="single" w:sz="4" w:space="0" w:color="auto"/>
+            </w:tcBorders>
+            <w:hideMark/>
+          </w:tcPr>
+          <w:p>
+            <w:pPr>
+              <w:rPr>
+                <w:rFonts w:ascii="Times New Roman" w:hAnsi="Times New Roman" w:cs="Times New Roman"/>
+              </w:rPr>
+            </w:pPr>
+            <w:r>
+              <w:rPr>
+                <w:rFonts w:ascii="Times New Roman" w:hAnsi="Times New Roman" w:cs="Times New Roman"/>
+              </w:rPr>
+              <w:t xml:space="preserve">- El </w:t>
+            </w:r>
+            <w:proofErr w:type="spellStart"/>
+            <w:r>
+              <w:rPr>
+                <w:rFonts w:ascii="Times New Roman" w:hAnsi="Times New Roman" w:cs="Times New Roman"/>
+              </w:rPr>
+              <w:t>endpoint</w:t>
+            </w:r>
+            <w:proofErr w:type="spellEnd"/>
+            <w:r>
+              <w:rPr>
+                <w:rFonts w:ascii="Times New Roman" w:hAnsi="Times New Roman" w:cs="Times New Roman"/>
+              </w:rPr>
+              <w:t xml:space="preserve"> GET ?recurso=proyectos filtra por </w:t>
+            </w:r>
+            <w:proofErr w:type="spellStart"/>
+            <w:r>
+              <w:rPr>
+                <w:rFonts w:ascii="Times New Roman" w:hAnsi="Times New Roman" w:cs="Times New Roman"/>
+              </w:rPr>
+              <w:t>tutor_id</w:t>
+            </w:r>
+            <w:proofErr w:type="spellEnd"/>
+            <w:r>
+              <w:rPr>
+                <w:rFonts w:ascii="Times New Roman" w:hAnsi="Times New Roman" w:cs="Times New Roman"/>
+              </w:rPr>
+              <w:t xml:space="preserve"> si el usuario tiene rol "Tutor"; si es Coordinador o Estudiante devuelve todos los proyectos.</w:t>
+            </w:r>
+          </w:p>
+          <w:p>
+            <w:pPr>
+              <w:rPr>
+                <w:rFonts w:ascii="Times New Roman" w:hAnsi="Times New Roman" w:cs="Times New Roman"/>
+              </w:rPr>
+            </w:pPr>
+            <w:r>
+              <w:rPr>
+                <w:rFonts w:ascii="Times New Roman" w:hAnsi="Times New Roman" w:cs="Times New Roman"/>
+              </w:rPr>
+              <w:t xml:space="preserve">- El </w:t>
+            </w:r>
+            <w:proofErr w:type="spellStart"/>
+            <w:r>
+              <w:rPr>
+                <w:rFonts w:ascii="Times New Roman" w:hAnsi="Times New Roman" w:cs="Times New Roman"/>
+              </w:rPr>
+              <w:t>endpoint</w:t>
+            </w:r>
+            <w:proofErr w:type="spellEnd"/>
+            <w:r>
+              <w:rPr>
+                <w:rFonts w:ascii="Times New Roman" w:hAnsi="Times New Roman" w:cs="Times New Roman"/>
+              </w:rPr>
+              <w:t xml:space="preserve"> GET ?recurso=solicitudes filtra por proyectos del tutor si el usuario tiene rol "Tutor"; si es Coordinador devuelve todas.</w:t>
+            </w:r>
+          </w:p>
+          <w:p>
+            <w:pPr>
+              <w:rPr>
+                <w:rFonts w:ascii="Times New Roman" w:hAnsi="Times New Roman" w:cs="Times New Roman"/>
+              </w:rPr>
+            </w:pPr>
+            <w:r>
+              <w:rPr>
+                <w:rFonts w:ascii="Times New Roman" w:hAnsi="Times New Roman" w:cs="Times New Roman"/>
+              </w:rPr>
+              <w:t xml:space="preserve">- El filtro se aplica en el servidor (no en el </w:t>
+            </w:r>
+            <w:proofErr w:type="spellStart"/>
+            <w:r>
+              <w:rPr>
+                <w:rFonts w:ascii="Times New Roman" w:hAnsi="Times New Roman" w:cs="Times New Roman"/>
+              </w:rPr>
+              <w:t>frontend</w:t>
+            </w:r>
+            <w:proofErr w:type="spellEnd"/>
+            <w:r>
+              <w:rPr>
+                <w:rFonts w:ascii="Times New Roman" w:hAnsi="Times New Roman" w:cs="Times New Roman"/>
+              </w:rPr>
+              <w:t>).</w:t>
+            </w:r>
+          </w:p>
+          <w:p>
+            <w:pPr>
+              <w:rPr>
+                <w:rFonts w:ascii="Times New Roman" w:hAnsi="Times New Roman" w:cs="Times New Roman"/>
+              </w:rPr>
+            </w:pPr>
+            <w:r>
+              <w:rPr>
+                <w:rFonts w:ascii="Times New Roman" w:hAnsi="Times New Roman" w:cs="Times New Roman"/>
+              </w:rPr>
+              <w:t>- Un Tutor no ve proyectos de otros tutores en la lista principal.</w:t>
+            </w:r>
+          </w:p>
+          <w:p>
+            <w:pPr>
+              <w:spacing w:after="160" w:line="279" w:lineRule="auto"/>
+              <w:rPr>
+                <w:rFonts w:ascii="Times New Roman" w:hAnsi="Times New Roman" w:cs="Times New Roman"/>
+              </w:rPr>
+            </w:pPr>
+            <w:r>
+              <w:rPr>
+                <w:rFonts w:ascii="Times New Roman" w:hAnsi="Times New Roman" w:cs="Times New Roman"/>
+              </w:rPr>
+              <w:t>- El Coordinador puede ver y gestionar todos los proyectos y solicitudes del sistema.</w:t>
+            </w:r>
+          </w:p>
+        </w:tc>
+      </w:tr>
+    </w:tbl>
+    <w:p>
+      <w:pPr>
+        <w:rPr>
+          <w:rFonts w:ascii="Times New Roman" w:hAnsi="Times New Roman" w:cs="Times New Roman"/>
+        </w:rPr>
+      </w:pPr>
+    </w:p>
+    <w:tbl>
+      <w:tblPr>
+        <w:tblStyle w:val="Tablaconcuadrcula"/>
+        <w:tblW w:w="0" w:type="auto"/>
+        <w:tblLook w:val="04A0" w:firstRow="1" w:lastRow="0" w:firstColumn="1" w:lastColumn="0" w:noHBand="0" w:noVBand="1"/>
+      </w:tblPr>
+      <w:tblGrid>
+        <w:gridCol w:w="2000"/>
+        <w:gridCol w:w="7000"/>
+      </w:tblGrid>
+      <w:tr>
+        <w:tc>
+          <w:tcPr>
+            <w:tcW w:w="2000" w:type="dxa"/>
+            <w:tcBorders>
+              <w:top w:val="single" w:sz="4" w:space="0" w:color="auto"/>
+              <w:left w:val="single" w:sz="4" w:space="0" w:color="auto"/>
+              <w:bottom w:val="single" w:sz="4" w:space="0" w:color="auto"/>
+              <w:right w:val="single" w:sz="4" w:space="0" w:color="auto"/>
+            </w:tcBorders>
+            <w:shd w:val="clear" w:color="auto" w:fill="E8E8E8" w:themeFill="background2"/>
+            <w:hideMark/>
+          </w:tcPr>
+          <w:p>
+            <w:pPr>
+              <w:spacing w:after="160" w:line="279" w:lineRule="auto"/>
+              <w:rPr>
+                <w:rFonts w:ascii="Times New Roman" w:hAnsi="Times New Roman" w:cs="Times New Roman"/>
+              </w:rPr>
+            </w:pPr>
+            <w:r>
+              <w:rPr>
+                <w:rFonts w:ascii="Times New Roman" w:hAnsi="Times New Roman" w:cs="Times New Roman"/>
+                <w:b/>
+              </w:rPr>
+              <w:t>Identificador</w:t>
+            </w:r>
+          </w:p>
+        </w:tc>
+        <w:tc>
+          <w:tcPr>
+            <w:tcW w:w="7000" w:type="dxa"/>
+            <w:tcBorders>
+              <w:top w:val="single" w:sz="4" w:space="0" w:color="auto"/>
+              <w:left w:val="single" w:sz="4" w:space="0" w:color="auto"/>
+              <w:bottom w:val="single" w:sz="4" w:space="0" w:color="auto"/>
+              <w:right w:val="single" w:sz="4" w:space="0" w:color="auto"/>
+            </w:tcBorders>
+            <w:hideMark/>
+          </w:tcPr>
+          <w:p>
+            <w:pPr>
+              <w:spacing w:after="160" w:line="279" w:lineRule="auto"/>
+              <w:rPr>
+                <w:rFonts w:ascii="Times New Roman" w:hAnsi="Times New Roman" w:cs="Times New Roman"/>
+              </w:rPr>
+            </w:pPr>
+            <w:r>
+              <w:rPr>
+                <w:rFonts w:ascii="Times New Roman" w:hAnsi="Times New Roman" w:cs="Times New Roman"/>
+              </w:rPr>
+              <w:t>RF</w:t>
+            </w:r>
+            <w:r>
+              <w:rPr>
+                <w:rFonts w:ascii="Times New Roman" w:hAnsi="Times New Roman" w:cs="Times New Roman"/>
+              </w:rPr>
+              <w:t>14</w:t>
+            </w:r>
+          </w:p>
+        </w:tc>
+      </w:tr>
+      <w:tr>
+        <w:tc>
+          <w:tcPr>
+            <w:tcW w:w="2000" w:type="dxa"/>
+            <w:tcBorders>
+              <w:top w:val="single" w:sz="4" w:space="0" w:color="auto"/>
+              <w:left w:val="single" w:sz="4" w:space="0" w:color="auto"/>
+              <w:bottom w:val="single" w:sz="4" w:space="0" w:color="auto"/>
+              <w:right w:val="single" w:sz="4" w:space="0" w:color="auto"/>
+            </w:tcBorders>
+            <w:shd w:val="clear" w:color="auto" w:fill="E8E8E8" w:themeFill="background2"/>
+            <w:hideMark/>
+          </w:tcPr>
+          <w:p>
+            <w:pPr>
+              <w:spacing w:after="160" w:line="279" w:lineRule="auto"/>
+              <w:rPr>
+                <w:rFonts w:ascii="Times New Roman" w:hAnsi="Times New Roman" w:cs="Times New Roman"/>
+              </w:rPr>
+            </w:pPr>
+            <w:r>
+              <w:rPr>
+                <w:rFonts w:ascii="Times New Roman" w:hAnsi="Times New Roman" w:cs="Times New Roman"/>
+                <w:b/>
+              </w:rPr>
+              <w:t>Nombre</w:t>
+            </w:r>
+          </w:p>
+        </w:tc>
+        <w:tc>
+          <w:tcPr>
+            <w:tcW w:w="7000" w:type="dxa"/>
+            <w:tcBorders>
+              <w:top w:val="single" w:sz="4" w:space="0" w:color="auto"/>
+              <w:left w:val="single" w:sz="4" w:space="0" w:color="auto"/>
+              <w:bottom w:val="single" w:sz="4" w:space="0" w:color="auto"/>
+              <w:right w:val="single" w:sz="4" w:space="0" w:color="auto"/>
+            </w:tcBorders>
+            <w:hideMark/>
+          </w:tcPr>
+          <w:p>
+            <w:pPr>
+              <w:spacing w:after="160" w:line="279" w:lineRule="auto"/>
+              <w:rPr>
+                <w:rFonts w:ascii="Times New Roman" w:hAnsi="Times New Roman" w:cs="Times New Roman"/>
+              </w:rPr>
+            </w:pPr>
+            <w:r>
+              <w:rPr>
+                <w:rFonts w:ascii="Times New Roman" w:hAnsi="Times New Roman" w:cs="Times New Roman"/>
+              </w:rPr>
+              <w:t>Eliminación de estudiante por coordinador</w:t>
+            </w:r>
+          </w:p>
+        </w:tc>
+      </w:tr>
+      <w:tr>
+        <w:tc>
+          <w:tcPr>
+            <w:tcW w:w="2000" w:type="dxa"/>
+            <w:tcBorders>
+              <w:top w:val="single" w:sz="4" w:space="0" w:color="auto"/>
+              <w:left w:val="single" w:sz="4" w:space="0" w:color="auto"/>
+              <w:bottom w:val="single" w:sz="4" w:space="0" w:color="auto"/>
+              <w:right w:val="single" w:sz="4" w:space="0" w:color="auto"/>
+            </w:tcBorders>
+            <w:shd w:val="clear" w:color="auto" w:fill="E8E8E8" w:themeFill="background2"/>
+            <w:hideMark/>
+          </w:tcPr>
+          <w:p>
+            <w:pPr>
+              <w:spacing w:after="160" w:line="279" w:lineRule="auto"/>
+              <w:rPr>
+                <w:rFonts w:ascii="Times New Roman" w:hAnsi="Times New Roman" w:cs="Times New Roman"/>
+              </w:rPr>
+            </w:pPr>
+            <w:r>
+              <w:rPr>
+                <w:rFonts w:ascii="Times New Roman" w:hAnsi="Times New Roman" w:cs="Times New Roman"/>
+                <w:b/>
+              </w:rPr>
+              <w:t>Actores</w:t>
+            </w:r>
+          </w:p>
+        </w:tc>
+        <w:tc>
+          <w:tcPr>
+            <w:tcW w:w="7000" w:type="dxa"/>
+            <w:tcBorders>
+              <w:top w:val="single" w:sz="4" w:space="0" w:color="auto"/>
+              <w:left w:val="single" w:sz="4" w:space="0" w:color="auto"/>
+              <w:bottom w:val="single" w:sz="4" w:space="0" w:color="auto"/>
+              <w:right w:val="single" w:sz="4" w:space="0" w:color="auto"/>
+            </w:tcBorders>
+            <w:hideMark/>
+          </w:tcPr>
+          <w:p>
+            <w:pPr>
+              <w:spacing w:after="160" w:line="279" w:lineRule="auto"/>
+              <w:rPr>
+                <w:rFonts w:ascii="Times New Roman" w:hAnsi="Times New Roman" w:cs="Times New Roman"/>
+              </w:rPr>
+            </w:pPr>
+            <w:r>
+              <w:rPr>
+                <w:rFonts w:ascii="Times New Roman" w:hAnsi="Times New Roman" w:cs="Times New Roman"/>
+              </w:rPr>
+              <w:t>Coordinador</w:t>
+            </w:r>
+          </w:p>
+        </w:tc>
+      </w:tr>
+      <w:tr>
+        <w:tc>
+          <w:tcPr>
+            <w:tcW w:w="2000" w:type="dxa"/>
+            <w:tcBorders>
+              <w:top w:val="single" w:sz="4" w:space="0" w:color="auto"/>
+              <w:left w:val="single" w:sz="4" w:space="0" w:color="auto"/>
+              <w:bottom w:val="single" w:sz="4" w:space="0" w:color="auto"/>
+              <w:right w:val="single" w:sz="4" w:space="0" w:color="auto"/>
+            </w:tcBorders>
+            <w:shd w:val="clear" w:color="auto" w:fill="E8E8E8" w:themeFill="background2"/>
+            <w:hideMark/>
+          </w:tcPr>
+          <w:p>
+            <w:pPr>
+              <w:spacing w:after="160" w:line="279" w:lineRule="auto"/>
+              <w:rPr>
+                <w:rFonts w:ascii="Times New Roman" w:hAnsi="Times New Roman" w:cs="Times New Roman"/>
+              </w:rPr>
+            </w:pPr>
+            <w:r>
+              <w:rPr>
+                <w:rFonts w:ascii="Times New Roman" w:hAnsi="Times New Roman" w:cs="Times New Roman"/>
+                <w:b/>
+              </w:rPr>
+              <w:t>Descripción</w:t>
+            </w:r>
+          </w:p>
+        </w:tc>
+        <w:tc>
+          <w:tcPr>
+            <w:tcW w:w="7000" w:type="dxa"/>
+            <w:tcBorders>
+              <w:top w:val="single" w:sz="4" w:space="0" w:color="auto"/>
+              <w:left w:val="single" w:sz="4" w:space="0" w:color="auto"/>
+              <w:bottom w:val="single" w:sz="4" w:space="0" w:color="auto"/>
+              <w:right w:val="single" w:sz="4" w:space="0" w:color="auto"/>
+            </w:tcBorders>
+            <w:hideMark/>
+          </w:tcPr>
+          <w:p>
+            <w:pPr>
+              <w:spacing w:after="160" w:line="279" w:lineRule="auto"/>
+              <w:rPr>
+                <w:rFonts w:ascii="Times New Roman" w:hAnsi="Times New Roman" w:cs="Times New Roman"/>
+              </w:rPr>
+            </w:pPr>
+            <w:r>
+              <w:rPr>
+                <w:rFonts w:ascii="Times New Roman" w:hAnsi="Times New Roman" w:cs="Times New Roman"/>
+              </w:rPr>
+              <w:t xml:space="preserve">El Coordinador puede remover a un estudiante de un proyecto desde el detalle del proyecto. La solicitud aceptada del estudiante se cambia a "denegada" y se decrementa </w:t>
+            </w:r>
+            <w:proofErr w:type="spellStart"/>
+            <w:r>
+              <w:rPr>
+                <w:rFonts w:ascii="Times New Roman" w:hAnsi="Times New Roman" w:cs="Times New Roman"/>
+              </w:rPr>
+              <w:t>cupos_usados</w:t>
+            </w:r>
+            <w:proofErr w:type="spellEnd"/>
+            <w:r>
+              <w:rPr>
+                <w:rFonts w:ascii="Times New Roman" w:hAnsi="Times New Roman" w:cs="Times New Roman"/>
+              </w:rPr>
+              <w:t xml:space="preserve"> del proyecto.</w:t>
+            </w:r>
+          </w:p>
+        </w:tc>
+      </w:tr>
+      <w:tr>
+        <w:tc>
+          <w:tcPr>
+            <w:tcW w:w="2000" w:type="dxa"/>
+            <w:tcBorders>
+              <w:top w:val="single" w:sz="4" w:space="0" w:color="auto"/>
+              <w:left w:val="single" w:sz="4" w:space="0" w:color="auto"/>
+              <w:bottom w:val="single" w:sz="4" w:space="0" w:color="auto"/>
+              <w:right w:val="single" w:sz="4" w:space="0" w:color="auto"/>
+            </w:tcBorders>
+            <w:shd w:val="clear" w:color="auto" w:fill="E8E8E8" w:themeFill="background2"/>
+            <w:hideMark/>
+          </w:tcPr>
+          <w:p>
+            <w:pPr>
+              <w:spacing w:after="160" w:line="279" w:lineRule="auto"/>
+              <w:rPr>
+                <w:rFonts w:ascii="Times New Roman" w:hAnsi="Times New Roman" w:cs="Times New Roman"/>
+              </w:rPr>
+            </w:pPr>
+            <w:r>
+              <w:rPr>
+                <w:rFonts w:ascii="Times New Roman" w:hAnsi="Times New Roman" w:cs="Times New Roman"/>
+                <w:b/>
+              </w:rPr>
+              <w:t>Precondiciones</w:t>
+            </w:r>
+          </w:p>
+        </w:tc>
+        <w:tc>
+          <w:tcPr>
+            <w:tcW w:w="7000" w:type="dxa"/>
+            <w:tcBorders>
+              <w:top w:val="single" w:sz="4" w:space="0" w:color="auto"/>
+              <w:left w:val="single" w:sz="4" w:space="0" w:color="auto"/>
+              <w:bottom w:val="single" w:sz="4" w:space="0" w:color="auto"/>
+              <w:right w:val="single" w:sz="4" w:space="0" w:color="auto"/>
+            </w:tcBorders>
+            <w:hideMark/>
+          </w:tcPr>
+          <w:p>
+            <w:pPr>
+              <w:spacing w:after="160" w:line="279" w:lineRule="auto"/>
+              <w:rPr>
+                <w:rFonts w:ascii="Times New Roman" w:hAnsi="Times New Roman" w:cs="Times New Roman"/>
+              </w:rPr>
+            </w:pPr>
+            <w:r>
+              <w:rPr>
+                <w:rFonts w:ascii="Times New Roman" w:hAnsi="Times New Roman" w:cs="Times New Roman"/>
+              </w:rPr>
+              <w:t>El usuario debe tener rol "Coordinador". El estudiante debe tener una solicitud con estado "aceptada" en el proyecto. La solicitud debe existir.</w:t>
+            </w:r>
+          </w:p>
+        </w:tc>
+      </w:tr>
+      <w:tr>
+        <w:tc>
+          <w:tcPr>
+            <w:tcW w:w="2000" w:type="dxa"/>
+            <w:tcBorders>
+              <w:top w:val="single" w:sz="4" w:space="0" w:color="auto"/>
+              <w:left w:val="single" w:sz="4" w:space="0" w:color="auto"/>
+              <w:bottom w:val="single" w:sz="4" w:space="0" w:color="auto"/>
+              <w:right w:val="single" w:sz="4" w:space="0" w:color="auto"/>
+            </w:tcBorders>
+            <w:shd w:val="clear" w:color="auto" w:fill="E8E8E8" w:themeFill="background2"/>
+            <w:hideMark/>
+          </w:tcPr>
+          <w:p>
+            <w:pPr>
+              <w:spacing w:after="160" w:line="279" w:lineRule="auto"/>
+              <w:rPr>
+                <w:rFonts w:ascii="Times New Roman" w:hAnsi="Times New Roman" w:cs="Times New Roman"/>
+              </w:rPr>
+            </w:pPr>
+            <w:r>
+              <w:rPr>
+                <w:rFonts w:ascii="Times New Roman" w:hAnsi="Times New Roman" w:cs="Times New Roman"/>
+                <w:b/>
+              </w:rPr>
+              <w:lastRenderedPageBreak/>
+              <w:t>Postcondiciones</w:t>
+            </w:r>
+          </w:p>
+        </w:tc>
+        <w:tc>
+          <w:tcPr>
+            <w:tcW w:w="7000" w:type="dxa"/>
+            <w:tcBorders>
+              <w:top w:val="single" w:sz="4" w:space="0" w:color="auto"/>
+              <w:left w:val="single" w:sz="4" w:space="0" w:color="auto"/>
+              <w:bottom w:val="single" w:sz="4" w:space="0" w:color="auto"/>
+              <w:right w:val="single" w:sz="4" w:space="0" w:color="auto"/>
+            </w:tcBorders>
+            <w:hideMark/>
+          </w:tcPr>
+          <w:p>
+            <w:pPr>
+              <w:spacing w:after="160" w:line="279" w:lineRule="auto"/>
+              <w:rPr>
+                <w:rFonts w:ascii="Times New Roman" w:hAnsi="Times New Roman" w:cs="Times New Roman"/>
+              </w:rPr>
+            </w:pPr>
+            <w:r>
+              <w:rPr>
+                <w:rFonts w:ascii="Times New Roman" w:hAnsi="Times New Roman" w:cs="Times New Roman"/>
+              </w:rPr>
+              <w:t xml:space="preserve">La solicitud del estudiante cambia de estado a "denegada". El campo </w:t>
+            </w:r>
+            <w:proofErr w:type="spellStart"/>
+            <w:r>
+              <w:rPr>
+                <w:rFonts w:ascii="Times New Roman" w:hAnsi="Times New Roman" w:cs="Times New Roman"/>
+              </w:rPr>
+              <w:t>cupos_usados</w:t>
+            </w:r>
+            <w:proofErr w:type="spellEnd"/>
+            <w:r>
+              <w:rPr>
+                <w:rFonts w:ascii="Times New Roman" w:hAnsi="Times New Roman" w:cs="Times New Roman"/>
+              </w:rPr>
+              <w:t xml:space="preserve"> del proyecto se decrementa en 1 (mínimo 0). Todo dentro de una transacción MySQL.</w:t>
+            </w:r>
+          </w:p>
+        </w:tc>
+      </w:tr>
+      <w:tr>
+        <w:tc>
+          <w:tcPr>
+            <w:tcW w:w="2000" w:type="dxa"/>
+            <w:tcBorders>
+              <w:top w:val="single" w:sz="4" w:space="0" w:color="auto"/>
+              <w:left w:val="single" w:sz="4" w:space="0" w:color="auto"/>
+              <w:bottom w:val="single" w:sz="4" w:space="0" w:color="auto"/>
+              <w:right w:val="single" w:sz="4" w:space="0" w:color="auto"/>
+            </w:tcBorders>
+            <w:shd w:val="clear" w:color="auto" w:fill="E8E8E8" w:themeFill="background2"/>
+            <w:hideMark/>
+          </w:tcPr>
+          <w:p>
+            <w:pPr>
+              <w:spacing w:after="160" w:line="279" w:lineRule="auto"/>
+              <w:rPr>
+                <w:rFonts w:ascii="Times New Roman" w:hAnsi="Times New Roman" w:cs="Times New Roman"/>
+              </w:rPr>
+            </w:pPr>
+            <w:r>
+              <w:rPr>
+                <w:rFonts w:ascii="Times New Roman" w:hAnsi="Times New Roman" w:cs="Times New Roman"/>
+                <w:b/>
+              </w:rPr>
+              <w:t>Criterios de Aceptación</w:t>
+            </w:r>
+          </w:p>
+        </w:tc>
+        <w:tc>
+          <w:tcPr>
+            <w:tcW w:w="7000" w:type="dxa"/>
+            <w:tcBorders>
+              <w:top w:val="single" w:sz="4" w:space="0" w:color="auto"/>
+              <w:left w:val="single" w:sz="4" w:space="0" w:color="auto"/>
+              <w:bottom w:val="single" w:sz="4" w:space="0" w:color="auto"/>
+              <w:right w:val="single" w:sz="4" w:space="0" w:color="auto"/>
+            </w:tcBorders>
+            <w:hideMark/>
+          </w:tcPr>
+          <w:p>
+            <w:pPr>
+              <w:rPr>
+                <w:rFonts w:ascii="Times New Roman" w:hAnsi="Times New Roman" w:cs="Times New Roman"/>
+              </w:rPr>
+            </w:pPr>
+            <w:r>
+              <w:rPr>
+                <w:rFonts w:ascii="Times New Roman" w:hAnsi="Times New Roman" w:cs="Times New Roman"/>
+              </w:rPr>
+              <w:t>- Solo el Coordinador puede ejecutar esta acción (devuelve 403 para otros roles).</w:t>
+            </w:r>
+          </w:p>
+          <w:p>
+            <w:pPr>
+              <w:rPr>
+                <w:rFonts w:ascii="Times New Roman" w:hAnsi="Times New Roman" w:cs="Times New Roman"/>
+              </w:rPr>
+            </w:pPr>
+            <w:r>
+              <w:rPr>
+                <w:rFonts w:ascii="Times New Roman" w:hAnsi="Times New Roman" w:cs="Times New Roman"/>
+              </w:rPr>
+              <w:t>- La operación se realiza dentro de una transacción MySQL (si falla un paso, se revierte todo).</w:t>
+            </w:r>
+          </w:p>
+          <w:p>
+            <w:pPr>
+              <w:rPr>
+                <w:rFonts w:ascii="Times New Roman" w:hAnsi="Times New Roman" w:cs="Times New Roman"/>
+              </w:rPr>
+            </w:pPr>
+            <w:r>
+              <w:rPr>
+                <w:rFonts w:ascii="Times New Roman" w:hAnsi="Times New Roman" w:cs="Times New Roman"/>
+              </w:rPr>
+              <w:t>- La solicitud aceptada se marca como "denegada".</w:t>
+            </w:r>
+          </w:p>
+          <w:p>
+            <w:pPr>
+              <w:rPr>
+                <w:rFonts w:ascii="Times New Roman" w:hAnsi="Times New Roman" w:cs="Times New Roman"/>
+              </w:rPr>
+            </w:pPr>
+            <w:r>
+              <w:rPr>
+                <w:rFonts w:ascii="Times New Roman" w:hAnsi="Times New Roman" w:cs="Times New Roman"/>
+              </w:rPr>
+              <w:t xml:space="preserve">- </w:t>
+            </w:r>
+            <w:proofErr w:type="spellStart"/>
+            <w:r>
+              <w:rPr>
+                <w:rFonts w:ascii="Times New Roman" w:hAnsi="Times New Roman" w:cs="Times New Roman"/>
+              </w:rPr>
+              <w:t>cupos_usados</w:t>
+            </w:r>
+            <w:proofErr w:type="spellEnd"/>
+            <w:r>
+              <w:rPr>
+                <w:rFonts w:ascii="Times New Roman" w:hAnsi="Times New Roman" w:cs="Times New Roman"/>
+              </w:rPr>
+              <w:t xml:space="preserve"> se reduce en 1 usando GREATEST(</w:t>
+            </w:r>
+            <w:proofErr w:type="spellStart"/>
+            <w:r>
+              <w:rPr>
+                <w:rFonts w:ascii="Times New Roman" w:hAnsi="Times New Roman" w:cs="Times New Roman"/>
+              </w:rPr>
+              <w:t>cupos_usados</w:t>
+            </w:r>
+            <w:proofErr w:type="spellEnd"/>
+            <w:r>
+              <w:rPr>
+                <w:rFonts w:ascii="Times New Roman" w:hAnsi="Times New Roman" w:cs="Times New Roman"/>
+              </w:rPr>
+              <w:t xml:space="preserve"> - 1, 0) para evitar valores negativos.</w:t>
+            </w:r>
+          </w:p>
+          <w:p>
+            <w:pPr>
+              <w:rPr>
+                <w:rFonts w:ascii="Times New Roman" w:hAnsi="Times New Roman" w:cs="Times New Roman"/>
+              </w:rPr>
+            </w:pPr>
+            <w:r>
+              <w:rPr>
+                <w:rFonts w:ascii="Times New Roman" w:hAnsi="Times New Roman" w:cs="Times New Roman"/>
+              </w:rPr>
+              <w:t>- El botón de remover se muestra junto a cada estudiante en el detalle del proyecto.</w:t>
+            </w:r>
+          </w:p>
+          <w:p>
+            <w:pPr>
+              <w:spacing w:after="160" w:line="279" w:lineRule="auto"/>
+              <w:rPr>
+                <w:rFonts w:ascii="Times New Roman" w:hAnsi="Times New Roman" w:cs="Times New Roman"/>
+              </w:rPr>
+            </w:pPr>
+            <w:r>
+              <w:rPr>
+                <w:rFonts w:ascii="Times New Roman" w:hAnsi="Times New Roman" w:cs="Times New Roman"/>
+              </w:rPr>
+              <w:t>- Al completar la operación, se recarga el detalle del proyecto y la lista de proyectos.</w:t>
+            </w:r>
+          </w:p>
+        </w:tc>
+      </w:tr>
+    </w:tbl>
+    <w:p>
+      <w:pPr>
+        <w:rPr>
+          <w:rFonts w:ascii="Times New Roman" w:hAnsi="Times New Roman" w:cs="Times New Roman"/>
+        </w:rPr>
+      </w:pPr>
+    </w:p>
+    <w:tbl>
+      <w:tblPr>
+        <w:tblStyle w:val="Tablaconcuadrcula"/>
+        <w:tblW w:w="0" w:type="auto"/>
+        <w:tblLook w:val="04A0" w:firstRow="1" w:lastRow="0" w:firstColumn="1" w:lastColumn="0" w:noHBand="0" w:noVBand="1"/>
+      </w:tblPr>
+      <w:tblGrid>
+        <w:gridCol w:w="2000"/>
+        <w:gridCol w:w="7000"/>
+      </w:tblGrid>
+      <w:tr>
+        <w:tc>
+          <w:tcPr>
+            <w:tcW w:w="2000" w:type="dxa"/>
+            <w:tcBorders>
+              <w:top w:val="single" w:sz="4" w:space="0" w:color="auto"/>
+              <w:left w:val="single" w:sz="4" w:space="0" w:color="auto"/>
+              <w:bottom w:val="single" w:sz="4" w:space="0" w:color="auto"/>
+              <w:right w:val="single" w:sz="4" w:space="0" w:color="auto"/>
+            </w:tcBorders>
+            <w:shd w:val="clear" w:color="auto" w:fill="E8E8E8" w:themeFill="background2"/>
+            <w:hideMark/>
+          </w:tcPr>
+          <w:p>
+            <w:pPr>
+              <w:spacing w:after="160" w:line="279" w:lineRule="auto"/>
+              <w:rPr>
+                <w:rFonts w:ascii="Times New Roman" w:hAnsi="Times New Roman" w:cs="Times New Roman"/>
+              </w:rPr>
+            </w:pPr>
+            <w:r>
+              <w:rPr>
+                <w:rFonts w:ascii="Times New Roman" w:hAnsi="Times New Roman" w:cs="Times New Roman"/>
+                <w:b/>
+              </w:rPr>
+              <w:t>Identificador</w:t>
+            </w:r>
+          </w:p>
+        </w:tc>
+        <w:tc>
+          <w:tcPr>
+            <w:tcW w:w="7000" w:type="dxa"/>
+            <w:tcBorders>
+              <w:top w:val="single" w:sz="4" w:space="0" w:color="auto"/>
+              <w:left w:val="single" w:sz="4" w:space="0" w:color="auto"/>
+              <w:bottom w:val="single" w:sz="4" w:space="0" w:color="auto"/>
+              <w:right w:val="single" w:sz="4" w:space="0" w:color="auto"/>
+            </w:tcBorders>
+            <w:hideMark/>
+          </w:tcPr>
+          <w:p>
+            <w:pPr>
+              <w:spacing w:after="160" w:line="279" w:lineRule="auto"/>
+              <w:rPr>
+                <w:rFonts w:ascii="Times New Roman" w:hAnsi="Times New Roman" w:cs="Times New Roman"/>
+              </w:rPr>
+            </w:pPr>
+            <w:r>
+              <w:rPr>
+                <w:rFonts w:ascii="Times New Roman" w:hAnsi="Times New Roman" w:cs="Times New Roman"/>
+              </w:rPr>
+              <w:t>RF</w:t>
+            </w:r>
+            <w:r>
+              <w:rPr>
+                <w:rFonts w:ascii="Times New Roman" w:hAnsi="Times New Roman" w:cs="Times New Roman"/>
+              </w:rPr>
+              <w:t>1</w:t>
+            </w:r>
+            <w:r>
+              <w:rPr>
+                <w:rFonts w:ascii="Times New Roman" w:hAnsi="Times New Roman" w:cs="Times New Roman"/>
+              </w:rPr>
+              <w:t>5</w:t>
+            </w:r>
+          </w:p>
+        </w:tc>
+      </w:tr>
+      <w:tr>
+        <w:tc>
+          <w:tcPr>
+            <w:tcW w:w="2000" w:type="dxa"/>
+            <w:tcBorders>
+              <w:top w:val="single" w:sz="4" w:space="0" w:color="auto"/>
+              <w:left w:val="single" w:sz="4" w:space="0" w:color="auto"/>
+              <w:bottom w:val="single" w:sz="4" w:space="0" w:color="auto"/>
+              <w:right w:val="single" w:sz="4" w:space="0" w:color="auto"/>
+            </w:tcBorders>
+            <w:shd w:val="clear" w:color="auto" w:fill="E8E8E8" w:themeFill="background2"/>
+            <w:hideMark/>
+          </w:tcPr>
+          <w:p>
+            <w:pPr>
+              <w:spacing w:after="160" w:line="279" w:lineRule="auto"/>
+              <w:rPr>
+                <w:rFonts w:ascii="Times New Roman" w:hAnsi="Times New Roman" w:cs="Times New Roman"/>
+              </w:rPr>
+            </w:pPr>
+            <w:r>
+              <w:rPr>
+                <w:rFonts w:ascii="Times New Roman" w:hAnsi="Times New Roman" w:cs="Times New Roman"/>
+                <w:b/>
+              </w:rPr>
+              <w:t>Nombre</w:t>
+            </w:r>
+          </w:p>
+        </w:tc>
+        <w:tc>
+          <w:tcPr>
+            <w:tcW w:w="7000" w:type="dxa"/>
+            <w:tcBorders>
+              <w:top w:val="single" w:sz="4" w:space="0" w:color="auto"/>
+              <w:left w:val="single" w:sz="4" w:space="0" w:color="auto"/>
+              <w:bottom w:val="single" w:sz="4" w:space="0" w:color="auto"/>
+              <w:right w:val="single" w:sz="4" w:space="0" w:color="auto"/>
+            </w:tcBorders>
+            <w:hideMark/>
+          </w:tcPr>
+          <w:p>
+            <w:pPr>
+              <w:spacing w:after="160" w:line="279" w:lineRule="auto"/>
+              <w:rPr>
+                <w:rFonts w:ascii="Times New Roman" w:hAnsi="Times New Roman" w:cs="Times New Roman"/>
+              </w:rPr>
+            </w:pPr>
+            <w:r>
+              <w:rPr>
+                <w:rFonts w:ascii="Times New Roman" w:hAnsi="Times New Roman" w:cs="Times New Roman"/>
+              </w:rPr>
+              <w:t>Visualización del detalle de proyecto</w:t>
+            </w:r>
+          </w:p>
+        </w:tc>
+      </w:tr>
+      <w:tr>
+        <w:tc>
+          <w:tcPr>
+            <w:tcW w:w="2000" w:type="dxa"/>
+            <w:tcBorders>
+              <w:top w:val="single" w:sz="4" w:space="0" w:color="auto"/>
+              <w:left w:val="single" w:sz="4" w:space="0" w:color="auto"/>
+              <w:bottom w:val="single" w:sz="4" w:space="0" w:color="auto"/>
+              <w:right w:val="single" w:sz="4" w:space="0" w:color="auto"/>
+            </w:tcBorders>
+            <w:shd w:val="clear" w:color="auto" w:fill="E8E8E8" w:themeFill="background2"/>
+            <w:hideMark/>
+          </w:tcPr>
+          <w:p>
+            <w:pPr>
+              <w:spacing w:after="160" w:line="279" w:lineRule="auto"/>
+              <w:rPr>
+                <w:rFonts w:ascii="Times New Roman" w:hAnsi="Times New Roman" w:cs="Times New Roman"/>
+              </w:rPr>
+            </w:pPr>
+            <w:r>
+              <w:rPr>
+                <w:rFonts w:ascii="Times New Roman" w:hAnsi="Times New Roman" w:cs="Times New Roman"/>
+                <w:b/>
+              </w:rPr>
+              <w:t>Actores</w:t>
+            </w:r>
+          </w:p>
+        </w:tc>
+        <w:tc>
+          <w:tcPr>
+            <w:tcW w:w="7000" w:type="dxa"/>
+            <w:tcBorders>
+              <w:top w:val="single" w:sz="4" w:space="0" w:color="auto"/>
+              <w:left w:val="single" w:sz="4" w:space="0" w:color="auto"/>
+              <w:bottom w:val="single" w:sz="4" w:space="0" w:color="auto"/>
+              <w:right w:val="single" w:sz="4" w:space="0" w:color="auto"/>
+            </w:tcBorders>
+            <w:hideMark/>
+          </w:tcPr>
+          <w:p>
+            <w:pPr>
+              <w:spacing w:after="160" w:line="279" w:lineRule="auto"/>
+              <w:rPr>
+                <w:rFonts w:ascii="Times New Roman" w:hAnsi="Times New Roman" w:cs="Times New Roman"/>
+              </w:rPr>
+            </w:pPr>
+            <w:r>
+              <w:rPr>
+                <w:rFonts w:ascii="Times New Roman" w:hAnsi="Times New Roman" w:cs="Times New Roman"/>
+              </w:rPr>
+              <w:t>Todos los usuarios</w:t>
+            </w:r>
+          </w:p>
+        </w:tc>
+      </w:tr>
+      <w:tr>
+        <w:tc>
+          <w:tcPr>
+            <w:tcW w:w="2000" w:type="dxa"/>
+            <w:tcBorders>
+              <w:top w:val="single" w:sz="4" w:space="0" w:color="auto"/>
+              <w:left w:val="single" w:sz="4" w:space="0" w:color="auto"/>
+              <w:bottom w:val="single" w:sz="4" w:space="0" w:color="auto"/>
+              <w:right w:val="single" w:sz="4" w:space="0" w:color="auto"/>
+            </w:tcBorders>
+            <w:shd w:val="clear" w:color="auto" w:fill="E8E8E8" w:themeFill="background2"/>
+            <w:hideMark/>
+          </w:tcPr>
+          <w:p>
+            <w:pPr>
+              <w:spacing w:after="160" w:line="279" w:lineRule="auto"/>
+              <w:rPr>
+                <w:rFonts w:ascii="Times New Roman" w:hAnsi="Times New Roman" w:cs="Times New Roman"/>
+              </w:rPr>
+            </w:pPr>
+            <w:r>
+              <w:rPr>
+                <w:rFonts w:ascii="Times New Roman" w:hAnsi="Times New Roman" w:cs="Times New Roman"/>
+                <w:b/>
+              </w:rPr>
+              <w:t>Descripción</w:t>
+            </w:r>
+          </w:p>
+        </w:tc>
+        <w:tc>
+          <w:tcPr>
+            <w:tcW w:w="7000" w:type="dxa"/>
+            <w:tcBorders>
+              <w:top w:val="single" w:sz="4" w:space="0" w:color="auto"/>
+              <w:left w:val="single" w:sz="4" w:space="0" w:color="auto"/>
+              <w:bottom w:val="single" w:sz="4" w:space="0" w:color="auto"/>
+              <w:right w:val="single" w:sz="4" w:space="0" w:color="auto"/>
+            </w:tcBorders>
+            <w:hideMark/>
+          </w:tcPr>
+          <w:p>
+            <w:pPr>
+              <w:spacing w:after="160" w:line="279" w:lineRule="auto"/>
+              <w:rPr>
+                <w:rFonts w:ascii="Times New Roman" w:hAnsi="Times New Roman" w:cs="Times New Roman"/>
+              </w:rPr>
+            </w:pPr>
+            <w:r>
+              <w:rPr>
+                <w:rFonts w:ascii="Times New Roman" w:hAnsi="Times New Roman" w:cs="Times New Roman"/>
+              </w:rPr>
+              <w:t>Cualquier usuario puede expandir una fila en la lista de proyectos para ver su descripción completa, fechas, facultad, carrera, tutor, cupos e información de estudiantes inscritos (nombre, correo, fecha de inscripción).</w:t>
+            </w:r>
+          </w:p>
+        </w:tc>
+      </w:tr>
+      <w:tr>
+        <w:tc>
+          <w:tcPr>
+            <w:tcW w:w="2000" w:type="dxa"/>
+            <w:tcBorders>
+              <w:top w:val="single" w:sz="4" w:space="0" w:color="auto"/>
+              <w:left w:val="single" w:sz="4" w:space="0" w:color="auto"/>
+              <w:bottom w:val="single" w:sz="4" w:space="0" w:color="auto"/>
+              <w:right w:val="single" w:sz="4" w:space="0" w:color="auto"/>
+            </w:tcBorders>
+            <w:shd w:val="clear" w:color="auto" w:fill="E8E8E8" w:themeFill="background2"/>
+            <w:hideMark/>
+          </w:tcPr>
+          <w:p>
+            <w:pPr>
+              <w:spacing w:after="160" w:line="279" w:lineRule="auto"/>
+              <w:rPr>
+                <w:rFonts w:ascii="Times New Roman" w:hAnsi="Times New Roman" w:cs="Times New Roman"/>
+              </w:rPr>
+            </w:pPr>
+            <w:r>
+              <w:rPr>
+                <w:rFonts w:ascii="Times New Roman" w:hAnsi="Times New Roman" w:cs="Times New Roman"/>
+                <w:b/>
+              </w:rPr>
+              <w:t>Precondiciones</w:t>
+            </w:r>
+          </w:p>
+        </w:tc>
+        <w:tc>
+          <w:tcPr>
+            <w:tcW w:w="7000" w:type="dxa"/>
+            <w:tcBorders>
+              <w:top w:val="single" w:sz="4" w:space="0" w:color="auto"/>
+              <w:left w:val="single" w:sz="4" w:space="0" w:color="auto"/>
+              <w:bottom w:val="single" w:sz="4" w:space="0" w:color="auto"/>
+              <w:right w:val="single" w:sz="4" w:space="0" w:color="auto"/>
+            </w:tcBorders>
+            <w:hideMark/>
+          </w:tcPr>
+          <w:p>
+            <w:pPr>
+              <w:spacing w:after="160" w:line="279" w:lineRule="auto"/>
+              <w:rPr>
+                <w:rFonts w:ascii="Times New Roman" w:hAnsi="Times New Roman" w:cs="Times New Roman"/>
+              </w:rPr>
+            </w:pPr>
+            <w:r>
+              <w:rPr>
+                <w:rFonts w:ascii="Times New Roman" w:hAnsi="Times New Roman" w:cs="Times New Roman"/>
+              </w:rPr>
+              <w:t>El usuario debe estar autenticado. El proyecto debe existir en la base de datos</w:t>
+            </w:r>
+          </w:p>
+        </w:tc>
+      </w:tr>
+      <w:tr>
+        <w:tc>
+          <w:tcPr>
+            <w:tcW w:w="2000" w:type="dxa"/>
+            <w:tcBorders>
+              <w:top w:val="single" w:sz="4" w:space="0" w:color="auto"/>
+              <w:left w:val="single" w:sz="4" w:space="0" w:color="auto"/>
+              <w:bottom w:val="single" w:sz="4" w:space="0" w:color="auto"/>
+              <w:right w:val="single" w:sz="4" w:space="0" w:color="auto"/>
+            </w:tcBorders>
+            <w:shd w:val="clear" w:color="auto" w:fill="E8E8E8" w:themeFill="background2"/>
+            <w:hideMark/>
+          </w:tcPr>
+          <w:p>
+            <w:pPr>
+              <w:spacing w:after="160" w:line="279" w:lineRule="auto"/>
+              <w:rPr>
+                <w:rFonts w:ascii="Times New Roman" w:hAnsi="Times New Roman" w:cs="Times New Roman"/>
+              </w:rPr>
+            </w:pPr>
+            <w:r>
+              <w:rPr>
+                <w:rFonts w:ascii="Times New Roman" w:hAnsi="Times New Roman" w:cs="Times New Roman"/>
+                <w:b/>
+              </w:rPr>
+              <w:t>Postcondiciones</w:t>
+            </w:r>
+          </w:p>
+        </w:tc>
+        <w:tc>
+          <w:tcPr>
+            <w:tcW w:w="7000" w:type="dxa"/>
+            <w:tcBorders>
+              <w:top w:val="single" w:sz="4" w:space="0" w:color="auto"/>
+              <w:left w:val="single" w:sz="4" w:space="0" w:color="auto"/>
+              <w:bottom w:val="single" w:sz="4" w:space="0" w:color="auto"/>
+              <w:right w:val="single" w:sz="4" w:space="0" w:color="auto"/>
+            </w:tcBorders>
+            <w:hideMark/>
+          </w:tcPr>
+          <w:p>
+            <w:pPr>
+              <w:spacing w:after="160" w:line="279" w:lineRule="auto"/>
+              <w:rPr>
+                <w:rFonts w:ascii="Times New Roman" w:hAnsi="Times New Roman" w:cs="Times New Roman"/>
+              </w:rPr>
+            </w:pPr>
+            <w:r>
+              <w:rPr>
+                <w:rFonts w:ascii="Times New Roman" w:hAnsi="Times New Roman" w:cs="Times New Roman"/>
+              </w:rPr>
+              <w:t xml:space="preserve">Se muestra un panel expandible debajo de la fila del proyecto con la información completa obtenida del </w:t>
+            </w:r>
+            <w:proofErr w:type="spellStart"/>
+            <w:r>
+              <w:rPr>
+                <w:rFonts w:ascii="Times New Roman" w:hAnsi="Times New Roman" w:cs="Times New Roman"/>
+              </w:rPr>
+              <w:t>endpoint</w:t>
+            </w:r>
+            <w:proofErr w:type="spellEnd"/>
+            <w:r>
+              <w:rPr>
+                <w:rFonts w:ascii="Times New Roman" w:hAnsi="Times New Roman" w:cs="Times New Roman"/>
+              </w:rPr>
+              <w:t xml:space="preserve"> de detalle.</w:t>
+            </w:r>
+          </w:p>
+        </w:tc>
+      </w:tr>
+      <w:tr>
+        <w:tc>
+          <w:tcPr>
+            <w:tcW w:w="2000" w:type="dxa"/>
+            <w:tcBorders>
+              <w:top w:val="single" w:sz="4" w:space="0" w:color="auto"/>
+              <w:left w:val="single" w:sz="4" w:space="0" w:color="auto"/>
+              <w:bottom w:val="single" w:sz="4" w:space="0" w:color="auto"/>
+              <w:right w:val="single" w:sz="4" w:space="0" w:color="auto"/>
+            </w:tcBorders>
+            <w:shd w:val="clear" w:color="auto" w:fill="E8E8E8" w:themeFill="background2"/>
+            <w:hideMark/>
+          </w:tcPr>
+          <w:p>
+            <w:pPr>
+              <w:spacing w:after="160" w:line="279" w:lineRule="auto"/>
+              <w:rPr>
+                <w:rFonts w:ascii="Times New Roman" w:hAnsi="Times New Roman" w:cs="Times New Roman"/>
+              </w:rPr>
+            </w:pPr>
+            <w:r>
+              <w:rPr>
+                <w:rFonts w:ascii="Times New Roman" w:hAnsi="Times New Roman" w:cs="Times New Roman"/>
+                <w:b/>
+              </w:rPr>
+              <w:t>Criterios de Aceptación</w:t>
+            </w:r>
+          </w:p>
+        </w:tc>
+        <w:tc>
+          <w:tcPr>
+            <w:tcW w:w="7000" w:type="dxa"/>
+            <w:tcBorders>
+              <w:top w:val="single" w:sz="4" w:space="0" w:color="auto"/>
+              <w:left w:val="single" w:sz="4" w:space="0" w:color="auto"/>
+              <w:bottom w:val="single" w:sz="4" w:space="0" w:color="auto"/>
+              <w:right w:val="single" w:sz="4" w:space="0" w:color="auto"/>
+            </w:tcBorders>
+            <w:hideMark/>
+          </w:tcPr>
+          <w:p>
+            <w:pPr>
+              <w:rPr>
+                <w:rFonts w:ascii="Times New Roman" w:hAnsi="Times New Roman" w:cs="Times New Roman"/>
+              </w:rPr>
+            </w:pPr>
+            <w:r>
+              <w:rPr>
+                <w:rFonts w:ascii="Times New Roman" w:hAnsi="Times New Roman" w:cs="Times New Roman"/>
+              </w:rPr>
+              <w:t>- Al hacer clic en el botón de detalle (ícono "</w:t>
+            </w:r>
+            <w:r>
+              <w:rPr>
+                <w:rFonts w:ascii="Cambria Math" w:hAnsi="Cambria Math" w:cs="Cambria Math"/>
+              </w:rPr>
+              <w:t>⋯</w:t>
+            </w:r>
+            <w:r>
+              <w:rPr>
+                <w:rFonts w:ascii="Times New Roman" w:hAnsi="Times New Roman" w:cs="Times New Roman"/>
+              </w:rPr>
+              <w:t>"), se expande un panel con la información completa del proyecto.</w:t>
+            </w:r>
+          </w:p>
+          <w:p>
+            <w:pPr>
+              <w:rPr>
+                <w:rFonts w:ascii="Times New Roman" w:hAnsi="Times New Roman" w:cs="Times New Roman"/>
+              </w:rPr>
+            </w:pPr>
+            <w:r>
+              <w:rPr>
+                <w:rFonts w:ascii="Times New Roman" w:hAnsi="Times New Roman" w:cs="Times New Roman"/>
+              </w:rPr>
+              <w:t>- El panel muestra: nombre, descripción, tutor, facultad, carrera, fechas de inicio/fin (si aplica), cupos usados/máximos.</w:t>
+            </w:r>
+          </w:p>
+          <w:p>
+            <w:pPr>
+              <w:rPr>
+                <w:rFonts w:ascii="Times New Roman" w:hAnsi="Times New Roman" w:cs="Times New Roman"/>
+              </w:rPr>
+            </w:pPr>
+            <w:r>
+              <w:rPr>
+                <w:rFonts w:ascii="Times New Roman" w:hAnsi="Times New Roman" w:cs="Times New Roman"/>
+              </w:rPr>
+              <w:t>- Muestra la lista de estudiantes inscritos con nombre completo, correo y fecha de inscripción.</w:t>
+            </w:r>
+          </w:p>
+          <w:p>
+            <w:pPr>
+              <w:rPr>
+                <w:rFonts w:ascii="Times New Roman" w:hAnsi="Times New Roman" w:cs="Times New Roman"/>
+              </w:rPr>
+            </w:pPr>
+            <w:r>
+              <w:rPr>
+                <w:rFonts w:ascii="Times New Roman" w:hAnsi="Times New Roman" w:cs="Times New Roman"/>
+              </w:rPr>
+              <w:t>- El Coordinador ve un botón adicional para remover estudiantes del proyecto.</w:t>
+            </w:r>
+          </w:p>
+          <w:p>
+            <w:pPr>
+              <w:rPr>
+                <w:rFonts w:ascii="Times New Roman" w:hAnsi="Times New Roman" w:cs="Times New Roman"/>
+              </w:rPr>
+            </w:pPr>
+            <w:r>
+              <w:rPr>
+                <w:rFonts w:ascii="Times New Roman" w:hAnsi="Times New Roman" w:cs="Times New Roman"/>
+              </w:rPr>
+              <w:t xml:space="preserve">- Si hay solicitudes pendientes, se muestra un </w:t>
+            </w:r>
+            <w:proofErr w:type="spellStart"/>
+            <w:r>
+              <w:rPr>
+                <w:rFonts w:ascii="Times New Roman" w:hAnsi="Times New Roman" w:cs="Times New Roman"/>
+              </w:rPr>
+              <w:t>badge</w:t>
+            </w:r>
+            <w:proofErr w:type="spellEnd"/>
+            <w:r>
+              <w:rPr>
+                <w:rFonts w:ascii="Times New Roman" w:hAnsi="Times New Roman" w:cs="Times New Roman"/>
+              </w:rPr>
+              <w:t xml:space="preserve"> indicando la cantidad.</w:t>
+            </w:r>
+          </w:p>
+          <w:p>
+            <w:pPr>
+              <w:spacing w:after="160" w:line="279" w:lineRule="auto"/>
+              <w:rPr>
+                <w:rFonts w:ascii="Times New Roman" w:hAnsi="Times New Roman" w:cs="Times New Roman"/>
+              </w:rPr>
+            </w:pPr>
+            <w:r>
+              <w:rPr>
+                <w:rFonts w:ascii="Times New Roman" w:hAnsi="Times New Roman" w:cs="Times New Roman"/>
+              </w:rPr>
+              <w:t>- Al hacer clic nuevamente en el botón de detalle, el panel se colapsa.</w:t>
+            </w:r>
+          </w:p>
+        </w:tc>
+      </w:tr>
+    </w:tbl>
+    <w:p>
+      <w:pPr>
+        <w:rPr>
+          <w:rFonts w:ascii="Times New Roman" w:hAnsi="Times New Roman" w:cs="Times New Roman"/>
+        </w:rPr>
+      </w:pPr>
+    </w:p>
+    <w:tbl>
+      <w:tblPr>
+        <w:tblStyle w:val="Tablaconcuadrcula"/>
+        <w:tblW w:w="0" w:type="auto"/>
+        <w:tblLook w:val="04A0" w:firstRow="1" w:lastRow="0" w:firstColumn="1" w:lastColumn="0" w:noHBand="0" w:noVBand="1"/>
+      </w:tblPr>
+      <w:tblGrid>
+        <w:gridCol w:w="2000"/>
+        <w:gridCol w:w="7000"/>
+      </w:tblGrid>
+      <w:tr>
+        <w:tc>
+          <w:tcPr>
+            <w:tcW w:w="2000" w:type="dxa"/>
+            <w:tcBorders>
+              <w:top w:val="single" w:sz="4" w:space="0" w:color="auto"/>
+              <w:left w:val="single" w:sz="4" w:space="0" w:color="auto"/>
+              <w:bottom w:val="single" w:sz="4" w:space="0" w:color="auto"/>
+              <w:right w:val="single" w:sz="4" w:space="0" w:color="auto"/>
+            </w:tcBorders>
+            <w:shd w:val="clear" w:color="auto" w:fill="E8E8E8" w:themeFill="background2"/>
+            <w:hideMark/>
+          </w:tcPr>
+          <w:p>
+            <w:pPr>
+              <w:spacing w:after="160" w:line="279" w:lineRule="auto"/>
+              <w:rPr>
+                <w:rFonts w:ascii="Times New Roman" w:hAnsi="Times New Roman" w:cs="Times New Roman"/>
+              </w:rPr>
+            </w:pPr>
+            <w:r>
+              <w:rPr>
+                <w:rFonts w:ascii="Times New Roman" w:hAnsi="Times New Roman" w:cs="Times New Roman"/>
+                <w:b/>
+              </w:rPr>
+              <w:t>Identificador</w:t>
+            </w:r>
+          </w:p>
+        </w:tc>
+        <w:tc>
+          <w:tcPr>
+            <w:tcW w:w="7000" w:type="dxa"/>
+            <w:tcBorders>
+              <w:top w:val="single" w:sz="4" w:space="0" w:color="auto"/>
+              <w:left w:val="single" w:sz="4" w:space="0" w:color="auto"/>
+              <w:bottom w:val="single" w:sz="4" w:space="0" w:color="auto"/>
+              <w:right w:val="single" w:sz="4" w:space="0" w:color="auto"/>
+            </w:tcBorders>
+            <w:hideMark/>
+          </w:tcPr>
+          <w:p>
+            <w:pPr>
+              <w:spacing w:after="160" w:line="279" w:lineRule="auto"/>
+              <w:rPr>
+                <w:rFonts w:ascii="Times New Roman" w:hAnsi="Times New Roman" w:cs="Times New Roman"/>
+              </w:rPr>
+            </w:pPr>
+            <w:r>
+              <w:rPr>
+                <w:rFonts w:ascii="Times New Roman" w:hAnsi="Times New Roman" w:cs="Times New Roman"/>
+              </w:rPr>
+              <w:t>RF</w:t>
+            </w:r>
+            <w:r>
+              <w:rPr>
+                <w:rFonts w:ascii="Times New Roman" w:hAnsi="Times New Roman" w:cs="Times New Roman"/>
+              </w:rPr>
+              <w:t>1</w:t>
+            </w:r>
+            <w:r>
+              <w:rPr>
+                <w:rFonts w:ascii="Times New Roman" w:hAnsi="Times New Roman" w:cs="Times New Roman"/>
+              </w:rPr>
+              <w:t>6</w:t>
+            </w:r>
+          </w:p>
+        </w:tc>
+      </w:tr>
+      <w:tr>
+        <w:tc>
+          <w:tcPr>
+            <w:tcW w:w="2000" w:type="dxa"/>
+            <w:tcBorders>
+              <w:top w:val="single" w:sz="4" w:space="0" w:color="auto"/>
+              <w:left w:val="single" w:sz="4" w:space="0" w:color="auto"/>
+              <w:bottom w:val="single" w:sz="4" w:space="0" w:color="auto"/>
+              <w:right w:val="single" w:sz="4" w:space="0" w:color="auto"/>
+            </w:tcBorders>
+            <w:shd w:val="clear" w:color="auto" w:fill="E8E8E8" w:themeFill="background2"/>
+            <w:hideMark/>
+          </w:tcPr>
+          <w:p>
+            <w:pPr>
+              <w:spacing w:after="160" w:line="279" w:lineRule="auto"/>
+              <w:rPr>
+                <w:rFonts w:ascii="Times New Roman" w:hAnsi="Times New Roman" w:cs="Times New Roman"/>
+              </w:rPr>
+            </w:pPr>
+            <w:r>
+              <w:rPr>
+                <w:rFonts w:ascii="Times New Roman" w:hAnsi="Times New Roman" w:cs="Times New Roman"/>
+                <w:b/>
+              </w:rPr>
+              <w:lastRenderedPageBreak/>
+              <w:t>Nombre</w:t>
+            </w:r>
+          </w:p>
+        </w:tc>
+        <w:tc>
+          <w:tcPr>
+            <w:tcW w:w="7000" w:type="dxa"/>
+            <w:tcBorders>
+              <w:top w:val="single" w:sz="4" w:space="0" w:color="auto"/>
+              <w:left w:val="single" w:sz="4" w:space="0" w:color="auto"/>
+              <w:bottom w:val="single" w:sz="4" w:space="0" w:color="auto"/>
+              <w:right w:val="single" w:sz="4" w:space="0" w:color="auto"/>
+            </w:tcBorders>
+            <w:hideMark/>
+          </w:tcPr>
+          <w:p>
+            <w:pPr>
+              <w:spacing w:after="160" w:line="279" w:lineRule="auto"/>
+              <w:rPr>
+                <w:rFonts w:ascii="Times New Roman" w:hAnsi="Times New Roman" w:cs="Times New Roman"/>
+              </w:rPr>
+            </w:pPr>
+            <w:r>
+              <w:rPr>
+                <w:rFonts w:ascii="Times New Roman" w:hAnsi="Times New Roman" w:cs="Times New Roman"/>
+              </w:rPr>
+              <w:t>Visualización de solicitudes del estudiante</w:t>
+            </w:r>
+          </w:p>
+        </w:tc>
+      </w:tr>
+      <w:tr>
+        <w:tc>
+          <w:tcPr>
+            <w:tcW w:w="2000" w:type="dxa"/>
+            <w:tcBorders>
+              <w:top w:val="single" w:sz="4" w:space="0" w:color="auto"/>
+              <w:left w:val="single" w:sz="4" w:space="0" w:color="auto"/>
+              <w:bottom w:val="single" w:sz="4" w:space="0" w:color="auto"/>
+              <w:right w:val="single" w:sz="4" w:space="0" w:color="auto"/>
+            </w:tcBorders>
+            <w:shd w:val="clear" w:color="auto" w:fill="E8E8E8" w:themeFill="background2"/>
+            <w:hideMark/>
+          </w:tcPr>
+          <w:p>
+            <w:pPr>
+              <w:spacing w:after="160" w:line="279" w:lineRule="auto"/>
+              <w:rPr>
+                <w:rFonts w:ascii="Times New Roman" w:hAnsi="Times New Roman" w:cs="Times New Roman"/>
+              </w:rPr>
+            </w:pPr>
+            <w:r>
+              <w:rPr>
+                <w:rFonts w:ascii="Times New Roman" w:hAnsi="Times New Roman" w:cs="Times New Roman"/>
+                <w:b/>
+              </w:rPr>
+              <w:t>Actores</w:t>
+            </w:r>
+          </w:p>
+        </w:tc>
+        <w:tc>
+          <w:tcPr>
+            <w:tcW w:w="7000" w:type="dxa"/>
+            <w:tcBorders>
+              <w:top w:val="single" w:sz="4" w:space="0" w:color="auto"/>
+              <w:left w:val="single" w:sz="4" w:space="0" w:color="auto"/>
+              <w:bottom w:val="single" w:sz="4" w:space="0" w:color="auto"/>
+              <w:right w:val="single" w:sz="4" w:space="0" w:color="auto"/>
+            </w:tcBorders>
+            <w:hideMark/>
+          </w:tcPr>
+          <w:p>
+            <w:pPr>
+              <w:spacing w:after="160" w:line="279" w:lineRule="auto"/>
+              <w:rPr>
+                <w:rFonts w:ascii="Times New Roman" w:hAnsi="Times New Roman" w:cs="Times New Roman"/>
+              </w:rPr>
+            </w:pPr>
+            <w:r>
+              <w:rPr>
+                <w:rFonts w:ascii="Times New Roman" w:hAnsi="Times New Roman" w:cs="Times New Roman"/>
+              </w:rPr>
+              <w:t>Estudiante</w:t>
+            </w:r>
+          </w:p>
+        </w:tc>
+      </w:tr>
+      <w:tr>
+        <w:tc>
+          <w:tcPr>
+            <w:tcW w:w="2000" w:type="dxa"/>
+            <w:tcBorders>
+              <w:top w:val="single" w:sz="4" w:space="0" w:color="auto"/>
+              <w:left w:val="single" w:sz="4" w:space="0" w:color="auto"/>
+              <w:bottom w:val="single" w:sz="4" w:space="0" w:color="auto"/>
+              <w:right w:val="single" w:sz="4" w:space="0" w:color="auto"/>
+            </w:tcBorders>
+            <w:shd w:val="clear" w:color="auto" w:fill="E8E8E8" w:themeFill="background2"/>
+            <w:hideMark/>
+          </w:tcPr>
+          <w:p>
+            <w:pPr>
+              <w:spacing w:after="160" w:line="279" w:lineRule="auto"/>
+              <w:rPr>
+                <w:rFonts w:ascii="Times New Roman" w:hAnsi="Times New Roman" w:cs="Times New Roman"/>
+              </w:rPr>
+            </w:pPr>
+            <w:r>
+              <w:rPr>
+                <w:rFonts w:ascii="Times New Roman" w:hAnsi="Times New Roman" w:cs="Times New Roman"/>
+                <w:b/>
+              </w:rPr>
+              <w:t>Descripción</w:t>
+            </w:r>
+          </w:p>
+        </w:tc>
+        <w:tc>
+          <w:tcPr>
+            <w:tcW w:w="7000" w:type="dxa"/>
+            <w:tcBorders>
+              <w:top w:val="single" w:sz="4" w:space="0" w:color="auto"/>
+              <w:left w:val="single" w:sz="4" w:space="0" w:color="auto"/>
+              <w:bottom w:val="single" w:sz="4" w:space="0" w:color="auto"/>
+              <w:right w:val="single" w:sz="4" w:space="0" w:color="auto"/>
+            </w:tcBorders>
+            <w:hideMark/>
+          </w:tcPr>
+          <w:p>
+            <w:pPr>
+              <w:spacing w:after="160" w:line="279" w:lineRule="auto"/>
+              <w:rPr>
+                <w:rFonts w:ascii="Times New Roman" w:hAnsi="Times New Roman" w:cs="Times New Roman"/>
+              </w:rPr>
+            </w:pPr>
+            <w:r>
+              <w:rPr>
+                <w:rFonts w:ascii="Times New Roman" w:hAnsi="Times New Roman" w:cs="Times New Roman"/>
+              </w:rPr>
+              <w:t xml:space="preserve">El estudiante puede ver las solicitudes del sistema agrupadas en tres categorías: Pendientes, Aceptadas y Denegadas, cada una con su respectivo </w:t>
+            </w:r>
+            <w:proofErr w:type="spellStart"/>
+            <w:r>
+              <w:rPr>
+                <w:rFonts w:ascii="Times New Roman" w:hAnsi="Times New Roman" w:cs="Times New Roman"/>
+              </w:rPr>
+              <w:t>badge</w:t>
+            </w:r>
+            <w:proofErr w:type="spellEnd"/>
+            <w:r>
+              <w:rPr>
+                <w:rFonts w:ascii="Times New Roman" w:hAnsi="Times New Roman" w:cs="Times New Roman"/>
+              </w:rPr>
+              <w:t xml:space="preserve"> de color. Actualmente el </w:t>
+            </w:r>
+            <w:proofErr w:type="spellStart"/>
+            <w:r>
+              <w:rPr>
+                <w:rFonts w:ascii="Times New Roman" w:hAnsi="Times New Roman" w:cs="Times New Roman"/>
+              </w:rPr>
+              <w:t>endpoint</w:t>
+            </w:r>
+            <w:proofErr w:type="spellEnd"/>
+            <w:r>
+              <w:rPr>
+                <w:rFonts w:ascii="Times New Roman" w:hAnsi="Times New Roman" w:cs="Times New Roman"/>
+              </w:rPr>
+              <w:t xml:space="preserve"> devuelve todas las solicitudes sin filtrar por estudiante autenticado.</w:t>
+            </w:r>
+          </w:p>
+        </w:tc>
+      </w:tr>
+      <w:tr>
+        <w:tc>
+          <w:tcPr>
+            <w:tcW w:w="2000" w:type="dxa"/>
+            <w:tcBorders>
+              <w:top w:val="single" w:sz="4" w:space="0" w:color="auto"/>
+              <w:left w:val="single" w:sz="4" w:space="0" w:color="auto"/>
+              <w:bottom w:val="single" w:sz="4" w:space="0" w:color="auto"/>
+              <w:right w:val="single" w:sz="4" w:space="0" w:color="auto"/>
+            </w:tcBorders>
+            <w:shd w:val="clear" w:color="auto" w:fill="E8E8E8" w:themeFill="background2"/>
+            <w:hideMark/>
+          </w:tcPr>
+          <w:p>
+            <w:pPr>
+              <w:spacing w:after="160" w:line="279" w:lineRule="auto"/>
+              <w:rPr>
+                <w:rFonts w:ascii="Times New Roman" w:hAnsi="Times New Roman" w:cs="Times New Roman"/>
+              </w:rPr>
+            </w:pPr>
+            <w:r>
+              <w:rPr>
+                <w:rFonts w:ascii="Times New Roman" w:hAnsi="Times New Roman" w:cs="Times New Roman"/>
+                <w:b/>
+              </w:rPr>
+              <w:t>Precondiciones</w:t>
+            </w:r>
+          </w:p>
+        </w:tc>
+        <w:tc>
+          <w:tcPr>
+            <w:tcW w:w="7000" w:type="dxa"/>
+            <w:tcBorders>
+              <w:top w:val="single" w:sz="4" w:space="0" w:color="auto"/>
+              <w:left w:val="single" w:sz="4" w:space="0" w:color="auto"/>
+              <w:bottom w:val="single" w:sz="4" w:space="0" w:color="auto"/>
+              <w:right w:val="single" w:sz="4" w:space="0" w:color="auto"/>
+            </w:tcBorders>
+            <w:hideMark/>
+          </w:tcPr>
+          <w:p>
+            <w:pPr>
+              <w:spacing w:after="160" w:line="279" w:lineRule="auto"/>
+              <w:rPr>
+                <w:rFonts w:ascii="Times New Roman" w:hAnsi="Times New Roman" w:cs="Times New Roman"/>
+              </w:rPr>
+            </w:pPr>
+            <w:r>
+              <w:rPr>
+                <w:rFonts w:ascii="Times New Roman" w:hAnsi="Times New Roman" w:cs="Times New Roman"/>
+              </w:rPr>
+              <w:t>El estudiante debe estar autenticado. Debe existir al menos una solicitud en el sistema.</w:t>
+            </w:r>
+          </w:p>
+        </w:tc>
+      </w:tr>
+      <w:tr>
+        <w:tc>
+          <w:tcPr>
+            <w:tcW w:w="2000" w:type="dxa"/>
+            <w:tcBorders>
+              <w:top w:val="single" w:sz="4" w:space="0" w:color="auto"/>
+              <w:left w:val="single" w:sz="4" w:space="0" w:color="auto"/>
+              <w:bottom w:val="single" w:sz="4" w:space="0" w:color="auto"/>
+              <w:right w:val="single" w:sz="4" w:space="0" w:color="auto"/>
+            </w:tcBorders>
+            <w:shd w:val="clear" w:color="auto" w:fill="E8E8E8" w:themeFill="background2"/>
+            <w:hideMark/>
+          </w:tcPr>
+          <w:p>
+            <w:pPr>
+              <w:spacing w:after="160" w:line="279" w:lineRule="auto"/>
+              <w:rPr>
+                <w:rFonts w:ascii="Times New Roman" w:hAnsi="Times New Roman" w:cs="Times New Roman"/>
+              </w:rPr>
+            </w:pPr>
+            <w:r>
+              <w:rPr>
+                <w:rFonts w:ascii="Times New Roman" w:hAnsi="Times New Roman" w:cs="Times New Roman"/>
+                <w:b/>
+              </w:rPr>
+              <w:t>Postcondiciones</w:t>
+            </w:r>
+          </w:p>
+        </w:tc>
+        <w:tc>
+          <w:tcPr>
+            <w:tcW w:w="7000" w:type="dxa"/>
+            <w:tcBorders>
+              <w:top w:val="single" w:sz="4" w:space="0" w:color="auto"/>
+              <w:left w:val="single" w:sz="4" w:space="0" w:color="auto"/>
+              <w:bottom w:val="single" w:sz="4" w:space="0" w:color="auto"/>
+              <w:right w:val="single" w:sz="4" w:space="0" w:color="auto"/>
+            </w:tcBorders>
+            <w:hideMark/>
+          </w:tcPr>
+          <w:p>
+            <w:pPr>
+              <w:spacing w:after="160" w:line="279" w:lineRule="auto"/>
+              <w:rPr>
+                <w:rFonts w:ascii="Times New Roman" w:hAnsi="Times New Roman" w:cs="Times New Roman"/>
+              </w:rPr>
+            </w:pPr>
+            <w:r>
+              <w:rPr>
+                <w:rFonts w:ascii="Times New Roman" w:hAnsi="Times New Roman" w:cs="Times New Roman"/>
+              </w:rPr>
+              <w:t>Se muestra un listado de solicitudes agrupadas por estado (pendiente, aceptada, denegada).</w:t>
+            </w:r>
+          </w:p>
+        </w:tc>
+      </w:tr>
+      <w:tr>
+        <w:tc>
+          <w:tcPr>
+            <w:tcW w:w="2000" w:type="dxa"/>
+            <w:tcBorders>
+              <w:top w:val="single" w:sz="4" w:space="0" w:color="auto"/>
+              <w:left w:val="single" w:sz="4" w:space="0" w:color="auto"/>
+              <w:bottom w:val="single" w:sz="4" w:space="0" w:color="auto"/>
+              <w:right w:val="single" w:sz="4" w:space="0" w:color="auto"/>
+            </w:tcBorders>
+            <w:shd w:val="clear" w:color="auto" w:fill="E8E8E8" w:themeFill="background2"/>
+            <w:hideMark/>
+          </w:tcPr>
+          <w:p>
+            <w:pPr>
+              <w:spacing w:after="160" w:line="279" w:lineRule="auto"/>
+              <w:rPr>
+                <w:rFonts w:ascii="Times New Roman" w:hAnsi="Times New Roman" w:cs="Times New Roman"/>
+              </w:rPr>
+            </w:pPr>
+            <w:r>
+              <w:rPr>
+                <w:rFonts w:ascii="Times New Roman" w:hAnsi="Times New Roman" w:cs="Times New Roman"/>
+                <w:b/>
+              </w:rPr>
+              <w:t>Criterios de Aceptación</w:t>
+            </w:r>
+          </w:p>
+        </w:tc>
+        <w:tc>
+          <w:tcPr>
+            <w:tcW w:w="7000" w:type="dxa"/>
+            <w:tcBorders>
+              <w:top w:val="single" w:sz="4" w:space="0" w:color="auto"/>
+              <w:left w:val="single" w:sz="4" w:space="0" w:color="auto"/>
+              <w:bottom w:val="single" w:sz="4" w:space="0" w:color="auto"/>
+              <w:right w:val="single" w:sz="4" w:space="0" w:color="auto"/>
+            </w:tcBorders>
+            <w:hideMark/>
+          </w:tcPr>
+          <w:p>
+            <w:pPr>
+              <w:rPr>
+                <w:rFonts w:ascii="Times New Roman" w:hAnsi="Times New Roman" w:cs="Times New Roman"/>
+              </w:rPr>
+            </w:pPr>
+            <w:r>
+              <w:rPr>
+                <w:rFonts w:ascii="Times New Roman" w:hAnsi="Times New Roman" w:cs="Times New Roman"/>
+              </w:rPr>
+              <w:t>- Las solicitudes se agrupan en tres secciones: "En espera" (pendientes), "Aceptadas" y "Denegadas".</w:t>
+            </w:r>
+          </w:p>
+          <w:p>
+            <w:pPr>
+              <w:rPr>
+                <w:rFonts w:ascii="Times New Roman" w:hAnsi="Times New Roman" w:cs="Times New Roman"/>
+              </w:rPr>
+            </w:pPr>
+            <w:r>
+              <w:rPr>
+                <w:rFonts w:ascii="Times New Roman" w:hAnsi="Times New Roman" w:cs="Times New Roman"/>
+              </w:rPr>
+              <w:t xml:space="preserve">- Cada sección muestra un </w:t>
+            </w:r>
+            <w:proofErr w:type="spellStart"/>
+            <w:r>
+              <w:rPr>
+                <w:rFonts w:ascii="Times New Roman" w:hAnsi="Times New Roman" w:cs="Times New Roman"/>
+              </w:rPr>
+              <w:t>badge</w:t>
+            </w:r>
+            <w:proofErr w:type="spellEnd"/>
+            <w:r>
+              <w:rPr>
+                <w:rFonts w:ascii="Times New Roman" w:hAnsi="Times New Roman" w:cs="Times New Roman"/>
+              </w:rPr>
+              <w:t xml:space="preserve"> de color correspondiente al estado.</w:t>
+            </w:r>
+          </w:p>
+          <w:p>
+            <w:pPr>
+              <w:rPr>
+                <w:rFonts w:ascii="Times New Roman" w:hAnsi="Times New Roman" w:cs="Times New Roman"/>
+              </w:rPr>
+            </w:pPr>
+            <w:r>
+              <w:rPr>
+                <w:rFonts w:ascii="Times New Roman" w:hAnsi="Times New Roman" w:cs="Times New Roman"/>
+              </w:rPr>
+              <w:t>- Cada solicitud muestra el nombre del proyecto y la fecha de solicitud.</w:t>
+            </w:r>
+          </w:p>
+          <w:p>
+            <w:pPr>
+              <w:rPr>
+                <w:rFonts w:ascii="Times New Roman" w:hAnsi="Times New Roman" w:cs="Times New Roman"/>
+              </w:rPr>
+            </w:pPr>
+            <w:r>
+              <w:rPr>
+                <w:rFonts w:ascii="Times New Roman" w:hAnsi="Times New Roman" w:cs="Times New Roman"/>
+              </w:rPr>
+              <w:t>- Si no hay solicitudes, se muestra un mensaje con enlace a la lista de proyectos.</w:t>
+            </w:r>
+          </w:p>
+        </w:tc>
+      </w:tr>
+    </w:tbl>
+    <w:p>
+      <w:pPr>
+        <w:rPr>
+          <w:rFonts w:ascii="Times New Roman" w:hAnsi="Times New Roman" w:cs="Times New Roman"/>
+        </w:rPr>
+      </w:pPr>
+    </w:p>
+    <w:p>
+      <w:pPr>
+        <w:pStyle w:val="Prrafodelista"/>
+        <w:numPr>
+          <w:ilvl w:val="0"/>
+          <w:numId w:val="46"/>
+        </w:numPr>
+        <w:rPr>
+          <w:rFonts w:ascii="Times New Roman" w:hAnsi="Times New Roman" w:cs="Times New Roman"/>
+          <w:b/>
+          <w:bCs/>
+        </w:rPr>
+      </w:pPr>
+      <w:r>
+        <w:rPr>
+          <w:rFonts w:ascii="Times New Roman" w:hAnsi="Times New Roman" w:cs="Times New Roman"/>
+          <w:b/>
+          <w:bCs/>
+        </w:rPr>
+        <w:t>Requerimientos No Funcionales</w:t>
+      </w:r>
+    </w:p>
+    <w:tbl>
+      <w:tblPr>
+        <w:tblStyle w:val="Tablaconcuadrcula"/>
+        <w:tblW w:w="0" w:type="auto"/>
+        <w:jc w:val="right"/>
+        <w:tblLook w:val="04A0" w:firstRow="1" w:lastRow="0" w:firstColumn="1" w:lastColumn="0" w:noHBand="0" w:noVBand="1"/>
+      </w:tblPr>
+      <w:tblGrid>
+        <w:gridCol w:w="2000"/>
+        <w:gridCol w:w="7000"/>
+      </w:tblGrid>
+      <w:tr>
+        <w:trPr>
+          <w:jc w:val="right"/>
+        </w:trPr>
+        <w:tc>
+          <w:tcPr>
+            <w:tcW w:w="2000" w:type="dxa"/>
+            <w:tcBorders>
+              <w:top w:val="single" w:sz="4" w:space="0" w:color="auto"/>
+              <w:left w:val="single" w:sz="4" w:space="0" w:color="auto"/>
+              <w:bottom w:val="single" w:sz="4" w:space="0" w:color="auto"/>
+              <w:right w:val="single" w:sz="4" w:space="0" w:color="auto"/>
+            </w:tcBorders>
+            <w:shd w:val="clear" w:color="auto" w:fill="E8E8E8" w:themeFill="background2"/>
+            <w:hideMark/>
+          </w:tcPr>
+          <w:p>
+            <w:pPr>
+              <w:spacing w:after="160" w:line="279" w:lineRule="auto"/>
+              <w:rPr>
+                <w:rFonts w:ascii="Times New Roman" w:hAnsi="Times New Roman" w:cs="Times New Roman"/>
+              </w:rPr>
+            </w:pPr>
+            <w:r>
+              <w:rPr>
+                <w:rFonts w:ascii="Times New Roman" w:hAnsi="Times New Roman" w:cs="Times New Roman"/>
+                <w:b/>
+              </w:rPr>
+              <w:t>Identificador</w:t>
+            </w:r>
+          </w:p>
+        </w:tc>
+        <w:tc>
+          <w:tcPr>
+            <w:tcW w:w="7000" w:type="dxa"/>
+            <w:tcBorders>
+              <w:top w:val="single" w:sz="4" w:space="0" w:color="auto"/>
+              <w:left w:val="single" w:sz="4" w:space="0" w:color="auto"/>
+              <w:bottom w:val="single" w:sz="4" w:space="0" w:color="auto"/>
+              <w:right w:val="single" w:sz="4" w:space="0" w:color="auto"/>
+            </w:tcBorders>
+            <w:hideMark/>
+          </w:tcPr>
+          <w:p>
+            <w:pPr>
+              <w:spacing w:after="160" w:line="279" w:lineRule="auto"/>
+              <w:rPr>
+                <w:rFonts w:ascii="Times New Roman" w:hAnsi="Times New Roman" w:cs="Times New Roman"/>
+              </w:rPr>
+            </w:pPr>
+            <w:r>
+              <w:rPr>
+                <w:rFonts w:ascii="Times New Roman" w:hAnsi="Times New Roman" w:cs="Times New Roman"/>
+              </w:rPr>
+              <w:t>RNF01</w:t>
+            </w:r>
+          </w:p>
+        </w:tc>
+      </w:tr>
+      <w:tr>
+        <w:trPr>
+          <w:jc w:val="right"/>
+        </w:trPr>
+        <w:tc>
+          <w:tcPr>
+            <w:tcW w:w="2000" w:type="dxa"/>
+            <w:tcBorders>
+              <w:top w:val="single" w:sz="4" w:space="0" w:color="auto"/>
+              <w:left w:val="single" w:sz="4" w:space="0" w:color="auto"/>
+              <w:bottom w:val="single" w:sz="4" w:space="0" w:color="auto"/>
+              <w:right w:val="single" w:sz="4" w:space="0" w:color="auto"/>
+            </w:tcBorders>
+            <w:shd w:val="clear" w:color="auto" w:fill="E8E8E8" w:themeFill="background2"/>
+            <w:hideMark/>
+          </w:tcPr>
+          <w:p>
+            <w:pPr>
+              <w:spacing w:after="160" w:line="279" w:lineRule="auto"/>
+              <w:rPr>
+                <w:rFonts w:ascii="Times New Roman" w:hAnsi="Times New Roman" w:cs="Times New Roman"/>
+              </w:rPr>
+            </w:pPr>
+            <w:r>
+              <w:rPr>
+                <w:rFonts w:ascii="Times New Roman" w:hAnsi="Times New Roman" w:cs="Times New Roman"/>
+                <w:b/>
+              </w:rPr>
+              <w:t>Nombre</w:t>
+            </w:r>
+          </w:p>
+        </w:tc>
+        <w:tc>
+          <w:tcPr>
+            <w:tcW w:w="7000" w:type="dxa"/>
+            <w:tcBorders>
+              <w:top w:val="single" w:sz="4" w:space="0" w:color="auto"/>
+              <w:left w:val="single" w:sz="4" w:space="0" w:color="auto"/>
+              <w:bottom w:val="single" w:sz="4" w:space="0" w:color="auto"/>
+              <w:right w:val="single" w:sz="4" w:space="0" w:color="auto"/>
+            </w:tcBorders>
+            <w:hideMark/>
+          </w:tcPr>
+          <w:p>
+            <w:pPr>
+              <w:spacing w:after="160" w:line="279" w:lineRule="auto"/>
+              <w:rPr>
+                <w:rFonts w:ascii="Times New Roman" w:hAnsi="Times New Roman" w:cs="Times New Roman"/>
+              </w:rPr>
+            </w:pPr>
+            <w:r>
+              <w:rPr>
+                <w:rFonts w:ascii="Times New Roman" w:hAnsi="Times New Roman" w:cs="Times New Roman"/>
+              </w:rPr>
+              <w:t>Rendimiento y Tiempos de Respuesta</w:t>
+            </w:r>
+          </w:p>
+        </w:tc>
+      </w:tr>
+      <w:tr>
+        <w:trPr>
+          <w:jc w:val="right"/>
+        </w:trPr>
+        <w:tc>
+          <w:tcPr>
+            <w:tcW w:w="2000" w:type="dxa"/>
+            <w:tcBorders>
+              <w:top w:val="single" w:sz="4" w:space="0" w:color="auto"/>
+              <w:left w:val="single" w:sz="4" w:space="0" w:color="auto"/>
+              <w:bottom w:val="single" w:sz="4" w:space="0" w:color="auto"/>
+              <w:right w:val="single" w:sz="4" w:space="0" w:color="auto"/>
+            </w:tcBorders>
+            <w:shd w:val="clear" w:color="auto" w:fill="E8E8E8" w:themeFill="background2"/>
+            <w:hideMark/>
+          </w:tcPr>
+          <w:p>
+            <w:pPr>
+              <w:spacing w:after="160" w:line="279" w:lineRule="auto"/>
+              <w:rPr>
+                <w:rFonts w:ascii="Times New Roman" w:hAnsi="Times New Roman" w:cs="Times New Roman"/>
+              </w:rPr>
+            </w:pPr>
+            <w:r>
+              <w:rPr>
+                <w:rFonts w:ascii="Times New Roman" w:hAnsi="Times New Roman" w:cs="Times New Roman"/>
+                <w:b/>
+              </w:rPr>
+              <w:t>Descripción técnica</w:t>
+            </w:r>
+          </w:p>
+        </w:tc>
+        <w:tc>
+          <w:tcPr>
+            <w:tcW w:w="7000" w:type="dxa"/>
+            <w:tcBorders>
+              <w:top w:val="single" w:sz="4" w:space="0" w:color="auto"/>
+              <w:left w:val="single" w:sz="4" w:space="0" w:color="auto"/>
+              <w:bottom w:val="single" w:sz="4" w:space="0" w:color="auto"/>
+              <w:right w:val="single" w:sz="4" w:space="0" w:color="auto"/>
+            </w:tcBorders>
+            <w:hideMark/>
+          </w:tcPr>
+          <w:p>
+            <w:pPr>
+              <w:spacing w:after="160" w:line="279" w:lineRule="auto"/>
+              <w:rPr>
+                <w:rFonts w:ascii="Times New Roman" w:hAnsi="Times New Roman" w:cs="Times New Roman"/>
+              </w:rPr>
+            </w:pPr>
+            <w:r>
+              <w:rPr>
+                <w:rFonts w:ascii="Times New Roman" w:hAnsi="Times New Roman" w:cs="Times New Roman"/>
+              </w:rPr>
+              <w:t xml:space="preserve">La comunicación entre el </w:t>
+            </w:r>
+            <w:proofErr w:type="spellStart"/>
+            <w:r>
+              <w:rPr>
+                <w:rFonts w:ascii="Times New Roman" w:hAnsi="Times New Roman" w:cs="Times New Roman"/>
+              </w:rPr>
+              <w:t>frontend</w:t>
+            </w:r>
+            <w:proofErr w:type="spellEnd"/>
+            <w:r>
+              <w:rPr>
+                <w:rFonts w:ascii="Times New Roman" w:hAnsi="Times New Roman" w:cs="Times New Roman"/>
+              </w:rPr>
+              <w:t xml:space="preserve"> (Angular) y el backend (PHP) debe ser fluida para no degradar la experiencia de usuario. Las consultas SQL deben estar optimizadas.</w:t>
+            </w:r>
+          </w:p>
+        </w:tc>
+      </w:tr>
+      <w:tr>
+        <w:trPr>
+          <w:jc w:val="right"/>
+        </w:trPr>
+        <w:tc>
+          <w:tcPr>
+            <w:tcW w:w="2000" w:type="dxa"/>
+            <w:tcBorders>
+              <w:top w:val="single" w:sz="4" w:space="0" w:color="auto"/>
+              <w:left w:val="single" w:sz="4" w:space="0" w:color="auto"/>
+              <w:bottom w:val="single" w:sz="4" w:space="0" w:color="auto"/>
+              <w:right w:val="single" w:sz="4" w:space="0" w:color="auto"/>
+            </w:tcBorders>
+            <w:shd w:val="clear" w:color="auto" w:fill="E8E8E8" w:themeFill="background2"/>
+            <w:hideMark/>
+          </w:tcPr>
+          <w:p>
+            <w:pPr>
+              <w:spacing w:after="160" w:line="279" w:lineRule="auto"/>
+              <w:rPr>
+                <w:rFonts w:ascii="Times New Roman" w:hAnsi="Times New Roman" w:cs="Times New Roman"/>
+              </w:rPr>
+            </w:pPr>
+            <w:r>
+              <w:rPr>
+                <w:rFonts w:ascii="Times New Roman" w:hAnsi="Times New Roman" w:cs="Times New Roman"/>
+                <w:b/>
+              </w:rPr>
               <w:t>Criterio de evaluación / Métrica</w:t>
             </w:r>
           </w:p>
@@ -4663,27 +8824,1777 @@
               <w:rPr>
                 <w:rFonts w:ascii="Times New Roman" w:hAnsi="Times New Roman" w:cs="Times New Roman"/>
               </w:rPr>
-              <w:t>- El motor de base de datos será MySQL</w:t>
-            </w:r>
+              <w:t>El tiempo máximo de respuesta para peticiones GET y POST simples a la API REST debe ser menor a 1 segundo en condiciones normales de red.</w:t>
+            </w:r>
+          </w:p>
+        </w:tc>
+      </w:tr>
+    </w:tbl>
+    <w:p>
+      <w:pPr>
+        <w:rPr>
+          <w:rFonts w:ascii="Times New Roman" w:hAnsi="Times New Roman" w:cs="Times New Roman"/>
+        </w:rPr>
+      </w:pPr>
+    </w:p>
+    <w:tbl>
+      <w:tblPr>
+        <w:tblStyle w:val="Tablaconcuadrcula"/>
+        <w:tblW w:w="0" w:type="auto"/>
+        <w:tblLook w:val="04A0" w:firstRow="1" w:lastRow="0" w:firstColumn="1" w:lastColumn="0" w:noHBand="0" w:noVBand="1"/>
+      </w:tblPr>
+      <w:tblGrid>
+        <w:gridCol w:w="2000"/>
+        <w:gridCol w:w="7000"/>
+      </w:tblGrid>
+      <w:tr>
+        <w:tc>
+          <w:tcPr>
+            <w:tcW w:w="2000" w:type="dxa"/>
+            <w:tcBorders>
+              <w:top w:val="single" w:sz="4" w:space="0" w:color="auto"/>
+              <w:left w:val="single" w:sz="4" w:space="0" w:color="auto"/>
+              <w:bottom w:val="single" w:sz="4" w:space="0" w:color="auto"/>
+              <w:right w:val="single" w:sz="4" w:space="0" w:color="auto"/>
+            </w:tcBorders>
+            <w:shd w:val="clear" w:color="auto" w:fill="E8E8E8" w:themeFill="background2"/>
+            <w:hideMark/>
+          </w:tcPr>
+          <w:p>
+            <w:pPr>
+              <w:spacing w:after="160" w:line="279" w:lineRule="auto"/>
+              <w:rPr>
+                <w:rFonts w:ascii="Times New Roman" w:hAnsi="Times New Roman" w:cs="Times New Roman"/>
+              </w:rPr>
+            </w:pPr>
+            <w:r>
+              <w:rPr>
+                <w:rFonts w:ascii="Times New Roman" w:hAnsi="Times New Roman" w:cs="Times New Roman"/>
+                <w:b/>
+              </w:rPr>
+              <w:t>Identificador</w:t>
+            </w:r>
+          </w:p>
+        </w:tc>
+        <w:tc>
+          <w:tcPr>
+            <w:tcW w:w="7000" w:type="dxa"/>
+            <w:tcBorders>
+              <w:top w:val="single" w:sz="4" w:space="0" w:color="auto"/>
+              <w:left w:val="single" w:sz="4" w:space="0" w:color="auto"/>
+              <w:bottom w:val="single" w:sz="4" w:space="0" w:color="auto"/>
+              <w:right w:val="single" w:sz="4" w:space="0" w:color="auto"/>
+            </w:tcBorders>
+            <w:hideMark/>
+          </w:tcPr>
+          <w:p>
+            <w:pPr>
+              <w:spacing w:after="160" w:line="279" w:lineRule="auto"/>
+              <w:rPr>
+                <w:rFonts w:ascii="Times New Roman" w:hAnsi="Times New Roman" w:cs="Times New Roman"/>
+              </w:rPr>
+            </w:pPr>
+            <w:r>
+              <w:rPr>
+                <w:rFonts w:ascii="Times New Roman" w:hAnsi="Times New Roman" w:cs="Times New Roman"/>
+              </w:rPr>
+              <w:t>RNF02</w:t>
+            </w:r>
+          </w:p>
+        </w:tc>
+      </w:tr>
+      <w:tr>
+        <w:tc>
+          <w:tcPr>
+            <w:tcW w:w="2000" w:type="dxa"/>
+            <w:tcBorders>
+              <w:top w:val="single" w:sz="4" w:space="0" w:color="auto"/>
+              <w:left w:val="single" w:sz="4" w:space="0" w:color="auto"/>
+              <w:bottom w:val="single" w:sz="4" w:space="0" w:color="auto"/>
+              <w:right w:val="single" w:sz="4" w:space="0" w:color="auto"/>
+            </w:tcBorders>
+            <w:shd w:val="clear" w:color="auto" w:fill="E8E8E8" w:themeFill="background2"/>
+            <w:hideMark/>
+          </w:tcPr>
+          <w:p>
+            <w:pPr>
+              <w:spacing w:after="160" w:line="279" w:lineRule="auto"/>
+              <w:rPr>
+                <w:rFonts w:ascii="Times New Roman" w:hAnsi="Times New Roman" w:cs="Times New Roman"/>
+              </w:rPr>
+            </w:pPr>
+            <w:r>
+              <w:rPr>
+                <w:rFonts w:ascii="Times New Roman" w:hAnsi="Times New Roman" w:cs="Times New Roman"/>
+                <w:b/>
+              </w:rPr>
+              <w:t>Nombre</w:t>
+            </w:r>
+          </w:p>
+        </w:tc>
+        <w:tc>
+          <w:tcPr>
+            <w:tcW w:w="7000" w:type="dxa"/>
+            <w:tcBorders>
+              <w:top w:val="single" w:sz="4" w:space="0" w:color="auto"/>
+              <w:left w:val="single" w:sz="4" w:space="0" w:color="auto"/>
+              <w:bottom w:val="single" w:sz="4" w:space="0" w:color="auto"/>
+              <w:right w:val="single" w:sz="4" w:space="0" w:color="auto"/>
+            </w:tcBorders>
+            <w:hideMark/>
+          </w:tcPr>
+          <w:p>
+            <w:pPr>
+              <w:spacing w:after="160" w:line="279" w:lineRule="auto"/>
+              <w:rPr>
+                <w:rFonts w:ascii="Times New Roman" w:hAnsi="Times New Roman" w:cs="Times New Roman"/>
+              </w:rPr>
+            </w:pPr>
+            <w:r>
+              <w:rPr>
+                <w:rFonts w:ascii="Times New Roman" w:hAnsi="Times New Roman" w:cs="Times New Roman"/>
+              </w:rPr>
+              <w:t>Seguridad y protección de datos</w:t>
+            </w:r>
+          </w:p>
+        </w:tc>
+      </w:tr>
+      <w:tr>
+        <w:tc>
+          <w:tcPr>
+            <w:tcW w:w="2000" w:type="dxa"/>
+            <w:tcBorders>
+              <w:top w:val="single" w:sz="4" w:space="0" w:color="auto"/>
+              <w:left w:val="single" w:sz="4" w:space="0" w:color="auto"/>
+              <w:bottom w:val="single" w:sz="4" w:space="0" w:color="auto"/>
+              <w:right w:val="single" w:sz="4" w:space="0" w:color="auto"/>
+            </w:tcBorders>
+            <w:shd w:val="clear" w:color="auto" w:fill="E8E8E8" w:themeFill="background2"/>
+            <w:hideMark/>
+          </w:tcPr>
+          <w:p>
+            <w:pPr>
+              <w:spacing w:after="160" w:line="279" w:lineRule="auto"/>
+              <w:rPr>
+                <w:rFonts w:ascii="Times New Roman" w:hAnsi="Times New Roman" w:cs="Times New Roman"/>
+              </w:rPr>
+            </w:pPr>
+            <w:r>
+              <w:rPr>
+                <w:rFonts w:ascii="Times New Roman" w:hAnsi="Times New Roman" w:cs="Times New Roman"/>
+                <w:b/>
+              </w:rPr>
+              <w:t>Descripción técnica</w:t>
+            </w:r>
+          </w:p>
+        </w:tc>
+        <w:tc>
+          <w:tcPr>
+            <w:tcW w:w="7000" w:type="dxa"/>
+            <w:tcBorders>
+              <w:top w:val="single" w:sz="4" w:space="0" w:color="auto"/>
+              <w:left w:val="single" w:sz="4" w:space="0" w:color="auto"/>
+              <w:bottom w:val="single" w:sz="4" w:space="0" w:color="auto"/>
+              <w:right w:val="single" w:sz="4" w:space="0" w:color="auto"/>
+            </w:tcBorders>
+            <w:hideMark/>
+          </w:tcPr>
+          <w:p>
+            <w:pPr>
+              <w:spacing w:after="160" w:line="279" w:lineRule="auto"/>
+              <w:rPr>
+                <w:rFonts w:ascii="Times New Roman" w:hAnsi="Times New Roman" w:cs="Times New Roman"/>
+              </w:rPr>
+            </w:pPr>
+            <w:r>
+              <w:rPr>
+                <w:rFonts w:ascii="Times New Roman" w:hAnsi="Times New Roman" w:cs="Times New Roman"/>
+              </w:rPr>
+              <w:t>El sistema debe prevenir accesos no autorizados y ataques comunes. Las rutas de la API y de Angular deben estar protegidas mediante autenticación JWT y autorización por roles.</w:t>
+            </w:r>
+          </w:p>
+        </w:tc>
+      </w:tr>
+      <w:tr>
+        <w:tc>
+          <w:tcPr>
+            <w:tcW w:w="2000" w:type="dxa"/>
+            <w:tcBorders>
+              <w:top w:val="single" w:sz="4" w:space="0" w:color="auto"/>
+              <w:left w:val="single" w:sz="4" w:space="0" w:color="auto"/>
+              <w:bottom w:val="single" w:sz="4" w:space="0" w:color="auto"/>
+              <w:right w:val="single" w:sz="4" w:space="0" w:color="auto"/>
+            </w:tcBorders>
+            <w:shd w:val="clear" w:color="auto" w:fill="E8E8E8" w:themeFill="background2"/>
+            <w:hideMark/>
+          </w:tcPr>
+          <w:p>
+            <w:pPr>
+              <w:spacing w:after="160" w:line="279" w:lineRule="auto"/>
+              <w:rPr>
+                <w:rFonts w:ascii="Times New Roman" w:hAnsi="Times New Roman" w:cs="Times New Roman"/>
+              </w:rPr>
+            </w:pPr>
+            <w:r>
+              <w:rPr>
+                <w:rFonts w:ascii="Times New Roman" w:hAnsi="Times New Roman" w:cs="Times New Roman"/>
+                <w:b/>
+              </w:rPr>
+              <w:lastRenderedPageBreak/>
+              <w:t>Criterio de evaluación / Métrica</w:t>
+            </w:r>
+          </w:p>
+        </w:tc>
+        <w:tc>
+          <w:tcPr>
+            <w:tcW w:w="7000" w:type="dxa"/>
+            <w:tcBorders>
+              <w:top w:val="single" w:sz="4" w:space="0" w:color="auto"/>
+              <w:left w:val="single" w:sz="4" w:space="0" w:color="auto"/>
+              <w:bottom w:val="single" w:sz="4" w:space="0" w:color="auto"/>
+              <w:right w:val="single" w:sz="4" w:space="0" w:color="auto"/>
+            </w:tcBorders>
+            <w:hideMark/>
+          </w:tcPr>
+          <w:p>
+            <w:pPr>
+              <w:rPr>
+                <w:rFonts w:ascii="Times New Roman" w:hAnsi="Times New Roman" w:cs="Times New Roman"/>
+              </w:rPr>
+            </w:pPr>
+            <w:r>
+              <w:rPr>
+                <w:rFonts w:ascii="Times New Roman" w:hAnsi="Times New Roman" w:cs="Times New Roman"/>
+              </w:rPr>
+              <w:t>- Uso de consultas preparadas (PDO) en todas las operaciones de base de datos.</w:t>
+            </w:r>
+          </w:p>
+          <w:p>
+            <w:pPr>
+              <w:rPr>
+                <w:rFonts w:ascii="Times New Roman" w:hAnsi="Times New Roman" w:cs="Times New Roman"/>
+              </w:rPr>
+            </w:pPr>
+            <w:r>
+              <w:rPr>
+                <w:rFonts w:ascii="Times New Roman" w:hAnsi="Times New Roman" w:cs="Times New Roman"/>
+              </w:rPr>
+              <w:t xml:space="preserve">- Contraseñas </w:t>
+            </w:r>
+            <w:proofErr w:type="spellStart"/>
+            <w:r>
+              <w:rPr>
+                <w:rFonts w:ascii="Times New Roman" w:hAnsi="Times New Roman" w:cs="Times New Roman"/>
+              </w:rPr>
+              <w:t>hasheadas</w:t>
+            </w:r>
+            <w:proofErr w:type="spellEnd"/>
+            <w:r>
+              <w:rPr>
+                <w:rFonts w:ascii="Times New Roman" w:hAnsi="Times New Roman" w:cs="Times New Roman"/>
+              </w:rPr>
+              <w:t xml:space="preserve"> con </w:t>
+            </w:r>
+            <w:proofErr w:type="spellStart"/>
+            <w:r>
+              <w:rPr>
+                <w:rFonts w:ascii="Times New Roman" w:hAnsi="Times New Roman" w:cs="Times New Roman"/>
+              </w:rPr>
+              <w:t>bcrypt</w:t>
+            </w:r>
+            <w:proofErr w:type="spellEnd"/>
+            <w:r>
+              <w:rPr>
+                <w:rFonts w:ascii="Times New Roman" w:hAnsi="Times New Roman" w:cs="Times New Roman"/>
+              </w:rPr>
+              <w:t xml:space="preserve"> (</w:t>
+            </w:r>
+            <w:proofErr w:type="spellStart"/>
+            <w:r>
+              <w:rPr>
+                <w:rFonts w:ascii="Times New Roman" w:hAnsi="Times New Roman" w:cs="Times New Roman"/>
+              </w:rPr>
+              <w:t>password_hash</w:t>
+            </w:r>
+            <w:proofErr w:type="spellEnd"/>
+            <w:r>
+              <w:rPr>
+                <w:rFonts w:ascii="Times New Roman" w:hAnsi="Times New Roman" w:cs="Times New Roman"/>
+              </w:rPr>
+              <w:t xml:space="preserve"> / </w:t>
+            </w:r>
+            <w:proofErr w:type="spellStart"/>
+            <w:r>
+              <w:rPr>
+                <w:rFonts w:ascii="Times New Roman" w:hAnsi="Times New Roman" w:cs="Times New Roman"/>
+              </w:rPr>
+              <w:t>password_verify</w:t>
+            </w:r>
+            <w:proofErr w:type="spellEnd"/>
+            <w:r>
+              <w:rPr>
+                <w:rFonts w:ascii="Times New Roman" w:hAnsi="Times New Roman" w:cs="Times New Roman"/>
+              </w:rPr>
+              <w:t>).</w:t>
+            </w:r>
+          </w:p>
+          <w:p>
+            <w:pPr>
+              <w:rPr>
+                <w:rFonts w:ascii="Times New Roman" w:hAnsi="Times New Roman" w:cs="Times New Roman"/>
+              </w:rPr>
+            </w:pPr>
+            <w:r>
+              <w:rPr>
+                <w:rFonts w:ascii="Times New Roman" w:hAnsi="Times New Roman" w:cs="Times New Roman"/>
+              </w:rPr>
+              <w:t>- Autenticación y control de sesión mediante tokens JWT con expiración de 7200 segundos.</w:t>
+            </w:r>
+          </w:p>
+          <w:p>
+            <w:pPr>
+              <w:rPr>
+                <w:rFonts w:ascii="Times New Roman" w:hAnsi="Times New Roman" w:cs="Times New Roman"/>
+              </w:rPr>
+            </w:pPr>
+            <w:r>
+              <w:rPr>
+                <w:rFonts w:ascii="Times New Roman" w:hAnsi="Times New Roman" w:cs="Times New Roman"/>
+              </w:rPr>
+              <w:t xml:space="preserve">- Protección de rutas en el </w:t>
+            </w:r>
+            <w:proofErr w:type="spellStart"/>
+            <w:r>
+              <w:rPr>
+                <w:rFonts w:ascii="Times New Roman" w:hAnsi="Times New Roman" w:cs="Times New Roman"/>
+              </w:rPr>
+              <w:t>frontend</w:t>
+            </w:r>
+            <w:proofErr w:type="spellEnd"/>
+            <w:r>
+              <w:rPr>
+                <w:rFonts w:ascii="Times New Roman" w:hAnsi="Times New Roman" w:cs="Times New Roman"/>
+              </w:rPr>
+              <w:t xml:space="preserve"> con </w:t>
+            </w:r>
+            <w:proofErr w:type="spellStart"/>
+            <w:r>
+              <w:rPr>
+                <w:rFonts w:ascii="Times New Roman" w:hAnsi="Times New Roman" w:cs="Times New Roman"/>
+              </w:rPr>
+              <w:t>AuthGuard</w:t>
+            </w:r>
+            <w:proofErr w:type="spellEnd"/>
+            <w:r>
+              <w:rPr>
+                <w:rFonts w:ascii="Times New Roman" w:hAnsi="Times New Roman" w:cs="Times New Roman"/>
+              </w:rPr>
+              <w:t xml:space="preserve"> (JWT válido) y </w:t>
+            </w:r>
+            <w:proofErr w:type="spellStart"/>
+            <w:r>
+              <w:rPr>
+                <w:rFonts w:ascii="Times New Roman" w:hAnsi="Times New Roman" w:cs="Times New Roman"/>
+              </w:rPr>
+              <w:t>RoleGuard</w:t>
+            </w:r>
+            <w:proofErr w:type="spellEnd"/>
+            <w:r>
+              <w:rPr>
+                <w:rFonts w:ascii="Times New Roman" w:hAnsi="Times New Roman" w:cs="Times New Roman"/>
+              </w:rPr>
+              <w:t xml:space="preserve"> (rol específico).</w:t>
+            </w:r>
+          </w:p>
+          <w:p>
+            <w:pPr>
+              <w:rPr>
+                <w:rFonts w:ascii="Times New Roman" w:hAnsi="Times New Roman" w:cs="Times New Roman"/>
+              </w:rPr>
+            </w:pPr>
+            <w:r>
+              <w:rPr>
+                <w:rFonts w:ascii="Times New Roman" w:hAnsi="Times New Roman" w:cs="Times New Roman"/>
+              </w:rPr>
+              <w:t xml:space="preserve">- Validación de permisos en cada </w:t>
+            </w:r>
+            <w:proofErr w:type="spellStart"/>
+            <w:r>
+              <w:rPr>
+                <w:rFonts w:ascii="Times New Roman" w:hAnsi="Times New Roman" w:cs="Times New Roman"/>
+              </w:rPr>
+              <w:t>endpoint</w:t>
+            </w:r>
+            <w:proofErr w:type="spellEnd"/>
+            <w:r>
+              <w:rPr>
+                <w:rFonts w:ascii="Times New Roman" w:hAnsi="Times New Roman" w:cs="Times New Roman"/>
+              </w:rPr>
+              <w:t xml:space="preserve"> del backend con </w:t>
+            </w:r>
+            <w:proofErr w:type="spellStart"/>
+            <w:r>
+              <w:rPr>
+                <w:rFonts w:ascii="Times New Roman" w:hAnsi="Times New Roman" w:cs="Times New Roman"/>
+              </w:rPr>
+              <w:t>autorizarRolOrFail</w:t>
+            </w:r>
+            <w:proofErr w:type="spellEnd"/>
+            <w:r>
+              <w:rPr>
+                <w:rFonts w:ascii="Times New Roman" w:hAnsi="Times New Roman" w:cs="Times New Roman"/>
+              </w:rPr>
+              <w:t>().</w:t>
+            </w:r>
+          </w:p>
+          <w:p>
+            <w:pPr>
+              <w:spacing w:after="160" w:line="279" w:lineRule="auto"/>
+              <w:rPr>
+                <w:rFonts w:ascii="Times New Roman" w:hAnsi="Times New Roman" w:cs="Times New Roman"/>
+              </w:rPr>
+            </w:pPr>
+            <w:r>
+              <w:rPr>
+                <w:rFonts w:ascii="Times New Roman" w:hAnsi="Times New Roman" w:cs="Times New Roman"/>
+              </w:rPr>
+              <w:t xml:space="preserve">- </w:t>
+            </w:r>
+            <w:proofErr w:type="spellStart"/>
+            <w:r>
+              <w:rPr>
+                <w:rFonts w:ascii="Times New Roman" w:hAnsi="Times New Roman" w:cs="Times New Roman"/>
+              </w:rPr>
+              <w:t>Headers</w:t>
+            </w:r>
+            <w:proofErr w:type="spellEnd"/>
+            <w:r>
+              <w:rPr>
+                <w:rFonts w:ascii="Times New Roman" w:hAnsi="Times New Roman" w:cs="Times New Roman"/>
+              </w:rPr>
+              <w:t xml:space="preserve"> CORS configurados solo para el origen del </w:t>
+            </w:r>
+            <w:proofErr w:type="spellStart"/>
+            <w:r>
+              <w:rPr>
+                <w:rFonts w:ascii="Times New Roman" w:hAnsi="Times New Roman" w:cs="Times New Roman"/>
+              </w:rPr>
+              <w:t>frontend</w:t>
+            </w:r>
+            <w:proofErr w:type="spellEnd"/>
+            <w:r>
+              <w:rPr>
+                <w:rFonts w:ascii="Times New Roman" w:hAnsi="Times New Roman" w:cs="Times New Roman"/>
+              </w:rPr>
+              <w:t xml:space="preserve"> (http://localhost:4200).</w:t>
+            </w:r>
+          </w:p>
+        </w:tc>
+      </w:tr>
+    </w:tbl>
+    <w:p>
+      <w:pPr>
+        <w:rPr>
+          <w:rFonts w:ascii="Times New Roman" w:hAnsi="Times New Roman" w:cs="Times New Roman"/>
+        </w:rPr>
+      </w:pPr>
+    </w:p>
+    <w:tbl>
+      <w:tblPr>
+        <w:tblStyle w:val="Tablaconcuadrcula"/>
+        <w:tblW w:w="0" w:type="auto"/>
+        <w:tblLook w:val="04A0" w:firstRow="1" w:lastRow="0" w:firstColumn="1" w:lastColumn="0" w:noHBand="0" w:noVBand="1"/>
+      </w:tblPr>
+      <w:tblGrid>
+        <w:gridCol w:w="2000"/>
+        <w:gridCol w:w="7000"/>
+      </w:tblGrid>
+      <w:tr>
+        <w:tc>
+          <w:tcPr>
+            <w:tcW w:w="2000" w:type="dxa"/>
+            <w:tcBorders>
+              <w:top w:val="single" w:sz="4" w:space="0" w:color="auto"/>
+              <w:left w:val="single" w:sz="4" w:space="0" w:color="auto"/>
+              <w:bottom w:val="single" w:sz="4" w:space="0" w:color="auto"/>
+              <w:right w:val="single" w:sz="4" w:space="0" w:color="auto"/>
+            </w:tcBorders>
+            <w:shd w:val="clear" w:color="auto" w:fill="E8E8E8" w:themeFill="background2"/>
+            <w:hideMark/>
+          </w:tcPr>
+          <w:p>
+            <w:pPr>
+              <w:spacing w:after="160" w:line="279" w:lineRule="auto"/>
+              <w:rPr>
+                <w:rFonts w:ascii="Times New Roman" w:hAnsi="Times New Roman" w:cs="Times New Roman"/>
+              </w:rPr>
+            </w:pPr>
+            <w:r>
+              <w:rPr>
+                <w:rFonts w:ascii="Times New Roman" w:hAnsi="Times New Roman" w:cs="Times New Roman"/>
+                <w:b/>
+              </w:rPr>
+              <w:t>Identificador</w:t>
+            </w:r>
+          </w:p>
+        </w:tc>
+        <w:tc>
+          <w:tcPr>
+            <w:tcW w:w="7000" w:type="dxa"/>
+            <w:tcBorders>
+              <w:top w:val="single" w:sz="4" w:space="0" w:color="auto"/>
+              <w:left w:val="single" w:sz="4" w:space="0" w:color="auto"/>
+              <w:bottom w:val="single" w:sz="4" w:space="0" w:color="auto"/>
+              <w:right w:val="single" w:sz="4" w:space="0" w:color="auto"/>
+            </w:tcBorders>
+            <w:hideMark/>
+          </w:tcPr>
+          <w:p>
+            <w:pPr>
+              <w:spacing w:after="160" w:line="279" w:lineRule="auto"/>
+              <w:rPr>
+                <w:rFonts w:ascii="Times New Roman" w:hAnsi="Times New Roman" w:cs="Times New Roman"/>
+              </w:rPr>
+            </w:pPr>
+            <w:r>
+              <w:rPr>
+                <w:rFonts w:ascii="Times New Roman" w:hAnsi="Times New Roman" w:cs="Times New Roman"/>
+              </w:rPr>
+              <w:t>RNF03</w:t>
+            </w:r>
+          </w:p>
+        </w:tc>
+      </w:tr>
+      <w:tr>
+        <w:tc>
+          <w:tcPr>
+            <w:tcW w:w="2000" w:type="dxa"/>
+            <w:tcBorders>
+              <w:top w:val="single" w:sz="4" w:space="0" w:color="auto"/>
+              <w:left w:val="single" w:sz="4" w:space="0" w:color="auto"/>
+              <w:bottom w:val="single" w:sz="4" w:space="0" w:color="auto"/>
+              <w:right w:val="single" w:sz="4" w:space="0" w:color="auto"/>
+            </w:tcBorders>
+            <w:shd w:val="clear" w:color="auto" w:fill="E8E8E8" w:themeFill="background2"/>
+            <w:hideMark/>
+          </w:tcPr>
+          <w:p>
+            <w:pPr>
+              <w:spacing w:after="160" w:line="279" w:lineRule="auto"/>
+              <w:rPr>
+                <w:rFonts w:ascii="Times New Roman" w:hAnsi="Times New Roman" w:cs="Times New Roman"/>
+              </w:rPr>
+            </w:pPr>
+            <w:r>
+              <w:rPr>
+                <w:rFonts w:ascii="Times New Roman" w:hAnsi="Times New Roman" w:cs="Times New Roman"/>
+                <w:b/>
+              </w:rPr>
+              <w:t>Nombre</w:t>
+            </w:r>
+          </w:p>
+        </w:tc>
+        <w:tc>
+          <w:tcPr>
+            <w:tcW w:w="7000" w:type="dxa"/>
+            <w:tcBorders>
+              <w:top w:val="single" w:sz="4" w:space="0" w:color="auto"/>
+              <w:left w:val="single" w:sz="4" w:space="0" w:color="auto"/>
+              <w:bottom w:val="single" w:sz="4" w:space="0" w:color="auto"/>
+              <w:right w:val="single" w:sz="4" w:space="0" w:color="auto"/>
+            </w:tcBorders>
+            <w:hideMark/>
+          </w:tcPr>
+          <w:p>
+            <w:pPr>
+              <w:spacing w:after="160" w:line="279" w:lineRule="auto"/>
+              <w:rPr>
+                <w:rFonts w:ascii="Times New Roman" w:hAnsi="Times New Roman" w:cs="Times New Roman"/>
+              </w:rPr>
+            </w:pPr>
+            <w:r>
+              <w:rPr>
+                <w:rFonts w:ascii="Times New Roman" w:hAnsi="Times New Roman" w:cs="Times New Roman"/>
+              </w:rPr>
+              <w:t>Arquitectura Web y Escalabilidad</w:t>
+            </w:r>
+          </w:p>
+        </w:tc>
+      </w:tr>
+      <w:tr>
+        <w:tc>
+          <w:tcPr>
+            <w:tcW w:w="2000" w:type="dxa"/>
+            <w:tcBorders>
+              <w:top w:val="single" w:sz="4" w:space="0" w:color="auto"/>
+              <w:left w:val="single" w:sz="4" w:space="0" w:color="auto"/>
+              <w:bottom w:val="single" w:sz="4" w:space="0" w:color="auto"/>
+              <w:right w:val="single" w:sz="4" w:space="0" w:color="auto"/>
+            </w:tcBorders>
+            <w:shd w:val="clear" w:color="auto" w:fill="E8E8E8" w:themeFill="background2"/>
+            <w:hideMark/>
+          </w:tcPr>
+          <w:p>
+            <w:pPr>
+              <w:spacing w:after="160" w:line="279" w:lineRule="auto"/>
+              <w:rPr>
+                <w:rFonts w:ascii="Times New Roman" w:hAnsi="Times New Roman" w:cs="Times New Roman"/>
+              </w:rPr>
+            </w:pPr>
+            <w:r>
+              <w:rPr>
+                <w:rFonts w:ascii="Times New Roman" w:hAnsi="Times New Roman" w:cs="Times New Roman"/>
+                <w:b/>
+              </w:rPr>
+              <w:t>Descripción técnica</w:t>
+            </w:r>
+          </w:p>
+        </w:tc>
+        <w:tc>
+          <w:tcPr>
+            <w:tcW w:w="7000" w:type="dxa"/>
+            <w:tcBorders>
+              <w:top w:val="single" w:sz="4" w:space="0" w:color="auto"/>
+              <w:left w:val="single" w:sz="4" w:space="0" w:color="auto"/>
+              <w:bottom w:val="single" w:sz="4" w:space="0" w:color="auto"/>
+              <w:right w:val="single" w:sz="4" w:space="0" w:color="auto"/>
+            </w:tcBorders>
+            <w:hideMark/>
+          </w:tcPr>
+          <w:p>
+            <w:pPr>
+              <w:spacing w:after="160" w:line="279" w:lineRule="auto"/>
+              <w:rPr>
+                <w:rFonts w:ascii="Times New Roman" w:hAnsi="Times New Roman" w:cs="Times New Roman"/>
+              </w:rPr>
+            </w:pPr>
+            <w:r>
+              <w:rPr>
+                <w:rFonts w:ascii="Times New Roman" w:hAnsi="Times New Roman" w:cs="Times New Roman"/>
+              </w:rPr>
+              <w:t>El código debe mantener una separación estricta de responsabilidades permitiendo mantenimiento y escalabilidad a futuro.</w:t>
+            </w:r>
+          </w:p>
+        </w:tc>
+      </w:tr>
+      <w:tr>
+        <w:tc>
+          <w:tcPr>
+            <w:tcW w:w="2000" w:type="dxa"/>
+            <w:tcBorders>
+              <w:top w:val="single" w:sz="4" w:space="0" w:color="auto"/>
+              <w:left w:val="single" w:sz="4" w:space="0" w:color="auto"/>
+              <w:bottom w:val="single" w:sz="4" w:space="0" w:color="auto"/>
+              <w:right w:val="single" w:sz="4" w:space="0" w:color="auto"/>
+            </w:tcBorders>
+            <w:shd w:val="clear" w:color="auto" w:fill="E8E8E8" w:themeFill="background2"/>
+            <w:hideMark/>
+          </w:tcPr>
+          <w:p>
+            <w:pPr>
+              <w:spacing w:after="160" w:line="279" w:lineRule="auto"/>
+              <w:rPr>
+                <w:rFonts w:ascii="Times New Roman" w:hAnsi="Times New Roman" w:cs="Times New Roman"/>
+              </w:rPr>
+            </w:pPr>
+            <w:r>
+              <w:rPr>
+                <w:rFonts w:ascii="Times New Roman" w:hAnsi="Times New Roman" w:cs="Times New Roman"/>
+                <w:b/>
+              </w:rPr>
+              <w:t>Criterio de evaluación / Métrica</w:t>
+            </w:r>
+          </w:p>
+        </w:tc>
+        <w:tc>
+          <w:tcPr>
+            <w:tcW w:w="7000" w:type="dxa"/>
+            <w:tcBorders>
+              <w:top w:val="single" w:sz="4" w:space="0" w:color="auto"/>
+              <w:left w:val="single" w:sz="4" w:space="0" w:color="auto"/>
+              <w:bottom w:val="single" w:sz="4" w:space="0" w:color="auto"/>
+              <w:right w:val="single" w:sz="4" w:space="0" w:color="auto"/>
+            </w:tcBorders>
+            <w:hideMark/>
+          </w:tcPr>
+          <w:p>
+            <w:pPr>
+              <w:spacing w:after="160" w:line="279" w:lineRule="auto"/>
+              <w:rPr>
+                <w:rFonts w:ascii="Times New Roman" w:hAnsi="Times New Roman" w:cs="Times New Roman"/>
+              </w:rPr>
+            </w:pPr>
+            <w:r>
+              <w:rPr>
+                <w:rFonts w:ascii="Times New Roman" w:hAnsi="Times New Roman" w:cs="Times New Roman"/>
+              </w:rPr>
+              <w:t xml:space="preserve">- El </w:t>
+            </w:r>
+            <w:proofErr w:type="spellStart"/>
+            <w:r>
+              <w:rPr>
+                <w:rFonts w:ascii="Times New Roman" w:hAnsi="Times New Roman" w:cs="Times New Roman"/>
+              </w:rPr>
+              <w:t>frontend</w:t>
+            </w:r>
+            <w:proofErr w:type="spellEnd"/>
+            <w:r>
+              <w:rPr>
+                <w:rFonts w:ascii="Times New Roman" w:hAnsi="Times New Roman" w:cs="Times New Roman"/>
+              </w:rPr>
+              <w:t xml:space="preserve"> (Angular) y el backend (PHP) deben operar en dominios/puertos distintos y comunicarse solo mediante JSON.</w:t>
+            </w:r>
+            <w:r>
+              <w:rPr>
+                <w:rFonts w:ascii="Times New Roman" w:hAnsi="Times New Roman" w:cs="Times New Roman"/>
+              </w:rPr>
+              <w:br/>
+              <w:t>- Uso de MVC en el lado del servidor.</w:t>
+            </w:r>
+          </w:p>
+        </w:tc>
+      </w:tr>
+    </w:tbl>
+    <w:p>
+      <w:pPr>
+        <w:rPr>
+          <w:rFonts w:ascii="Times New Roman" w:hAnsi="Times New Roman" w:cs="Times New Roman"/>
+        </w:rPr>
+      </w:pPr>
+    </w:p>
+    <w:tbl>
+      <w:tblPr>
+        <w:tblStyle w:val="Tablaconcuadrcula"/>
+        <w:tblW w:w="0" w:type="auto"/>
+        <w:tblLook w:val="04A0" w:firstRow="1" w:lastRow="0" w:firstColumn="1" w:lastColumn="0" w:noHBand="0" w:noVBand="1"/>
+      </w:tblPr>
+      <w:tblGrid>
+        <w:gridCol w:w="2000"/>
+        <w:gridCol w:w="7000"/>
+      </w:tblGrid>
+      <w:tr>
+        <w:tc>
+          <w:tcPr>
+            <w:tcW w:w="2000" w:type="dxa"/>
+            <w:tcBorders>
+              <w:top w:val="single" w:sz="4" w:space="0" w:color="auto"/>
+              <w:left w:val="single" w:sz="4" w:space="0" w:color="auto"/>
+              <w:bottom w:val="single" w:sz="4" w:space="0" w:color="auto"/>
+              <w:right w:val="single" w:sz="4" w:space="0" w:color="auto"/>
+            </w:tcBorders>
+            <w:shd w:val="clear" w:color="auto" w:fill="E8E8E8" w:themeFill="background2"/>
+            <w:hideMark/>
+          </w:tcPr>
+          <w:p>
+            <w:pPr>
+              <w:spacing w:after="160" w:line="279" w:lineRule="auto"/>
+              <w:rPr>
+                <w:rFonts w:ascii="Times New Roman" w:hAnsi="Times New Roman" w:cs="Times New Roman"/>
+              </w:rPr>
+            </w:pPr>
+            <w:r>
+              <w:rPr>
+                <w:rFonts w:ascii="Times New Roman" w:hAnsi="Times New Roman" w:cs="Times New Roman"/>
+                <w:b/>
+              </w:rPr>
+              <w:t>Identificador</w:t>
+            </w:r>
+          </w:p>
+        </w:tc>
+        <w:tc>
+          <w:tcPr>
+            <w:tcW w:w="7000" w:type="dxa"/>
+            <w:tcBorders>
+              <w:top w:val="single" w:sz="4" w:space="0" w:color="auto"/>
+              <w:left w:val="single" w:sz="4" w:space="0" w:color="auto"/>
+              <w:bottom w:val="single" w:sz="4" w:space="0" w:color="auto"/>
+              <w:right w:val="single" w:sz="4" w:space="0" w:color="auto"/>
+            </w:tcBorders>
+            <w:hideMark/>
+          </w:tcPr>
+          <w:p>
+            <w:pPr>
+              <w:spacing w:after="160" w:line="279" w:lineRule="auto"/>
+              <w:rPr>
+                <w:rFonts w:ascii="Times New Roman" w:hAnsi="Times New Roman" w:cs="Times New Roman"/>
+              </w:rPr>
+            </w:pPr>
+            <w:r>
+              <w:rPr>
+                <w:rFonts w:ascii="Times New Roman" w:hAnsi="Times New Roman" w:cs="Times New Roman"/>
+              </w:rPr>
+              <w:t>RNF04</w:t>
+            </w:r>
+          </w:p>
+        </w:tc>
+      </w:tr>
+      <w:tr>
+        <w:tc>
+          <w:tcPr>
+            <w:tcW w:w="2000" w:type="dxa"/>
+            <w:tcBorders>
+              <w:top w:val="single" w:sz="4" w:space="0" w:color="auto"/>
+              <w:left w:val="single" w:sz="4" w:space="0" w:color="auto"/>
+              <w:bottom w:val="single" w:sz="4" w:space="0" w:color="auto"/>
+              <w:right w:val="single" w:sz="4" w:space="0" w:color="auto"/>
+            </w:tcBorders>
+            <w:shd w:val="clear" w:color="auto" w:fill="E8E8E8" w:themeFill="background2"/>
+            <w:hideMark/>
+          </w:tcPr>
+          <w:p>
+            <w:pPr>
+              <w:spacing w:after="160" w:line="279" w:lineRule="auto"/>
+              <w:rPr>
+                <w:rFonts w:ascii="Times New Roman" w:hAnsi="Times New Roman" w:cs="Times New Roman"/>
+              </w:rPr>
+            </w:pPr>
+            <w:r>
+              <w:rPr>
+                <w:rFonts w:ascii="Times New Roman" w:hAnsi="Times New Roman" w:cs="Times New Roman"/>
+                <w:b/>
+              </w:rPr>
+              <w:t>Nombre</w:t>
+            </w:r>
+          </w:p>
+        </w:tc>
+        <w:tc>
+          <w:tcPr>
+            <w:tcW w:w="7000" w:type="dxa"/>
+            <w:tcBorders>
+              <w:top w:val="single" w:sz="4" w:space="0" w:color="auto"/>
+              <w:left w:val="single" w:sz="4" w:space="0" w:color="auto"/>
+              <w:bottom w:val="single" w:sz="4" w:space="0" w:color="auto"/>
+              <w:right w:val="single" w:sz="4" w:space="0" w:color="auto"/>
+            </w:tcBorders>
+            <w:hideMark/>
+          </w:tcPr>
+          <w:p>
+            <w:pPr>
+              <w:spacing w:after="160" w:line="279" w:lineRule="auto"/>
+              <w:rPr>
+                <w:rFonts w:ascii="Times New Roman" w:hAnsi="Times New Roman" w:cs="Times New Roman"/>
+              </w:rPr>
+            </w:pPr>
+            <w:r>
+              <w:rPr>
+                <w:rFonts w:ascii="Times New Roman" w:hAnsi="Times New Roman" w:cs="Times New Roman"/>
+              </w:rPr>
+              <w:t>Usabilidad e interfaz responsiva</w:t>
+            </w:r>
+          </w:p>
+        </w:tc>
+      </w:tr>
+      <w:tr>
+        <w:tc>
+          <w:tcPr>
+            <w:tcW w:w="2000" w:type="dxa"/>
+            <w:tcBorders>
+              <w:top w:val="single" w:sz="4" w:space="0" w:color="auto"/>
+              <w:left w:val="single" w:sz="4" w:space="0" w:color="auto"/>
+              <w:bottom w:val="single" w:sz="4" w:space="0" w:color="auto"/>
+              <w:right w:val="single" w:sz="4" w:space="0" w:color="auto"/>
+            </w:tcBorders>
+            <w:shd w:val="clear" w:color="auto" w:fill="E8E8E8" w:themeFill="background2"/>
+            <w:hideMark/>
+          </w:tcPr>
+          <w:p>
+            <w:pPr>
+              <w:spacing w:after="160" w:line="279" w:lineRule="auto"/>
+              <w:rPr>
+                <w:rFonts w:ascii="Times New Roman" w:hAnsi="Times New Roman" w:cs="Times New Roman"/>
+              </w:rPr>
+            </w:pPr>
+            <w:r>
+              <w:rPr>
+                <w:rFonts w:ascii="Times New Roman" w:hAnsi="Times New Roman" w:cs="Times New Roman"/>
+                <w:b/>
+              </w:rPr>
+              <w:t>Descripción técnica</w:t>
+            </w:r>
+          </w:p>
+        </w:tc>
+        <w:tc>
+          <w:tcPr>
+            <w:tcW w:w="7000" w:type="dxa"/>
+            <w:tcBorders>
+              <w:top w:val="single" w:sz="4" w:space="0" w:color="auto"/>
+              <w:left w:val="single" w:sz="4" w:space="0" w:color="auto"/>
+              <w:bottom w:val="single" w:sz="4" w:space="0" w:color="auto"/>
+              <w:right w:val="single" w:sz="4" w:space="0" w:color="auto"/>
+            </w:tcBorders>
+            <w:hideMark/>
+          </w:tcPr>
+          <w:p>
+            <w:pPr>
+              <w:spacing w:after="160" w:line="279" w:lineRule="auto"/>
+              <w:rPr>
+                <w:rFonts w:ascii="Times New Roman" w:hAnsi="Times New Roman" w:cs="Times New Roman"/>
+              </w:rPr>
+            </w:pPr>
+            <w:r>
+              <w:rPr>
+                <w:rFonts w:ascii="Times New Roman" w:hAnsi="Times New Roman" w:cs="Times New Roman"/>
+              </w:rPr>
+              <w:t xml:space="preserve">La interfaz de usuario debe ser moderna, intuitiva y adaptarse a distintos tamaños de pantalla (computadoras, </w:t>
+            </w:r>
+            <w:proofErr w:type="spellStart"/>
+            <w:r>
+              <w:rPr>
+                <w:rFonts w:ascii="Times New Roman" w:hAnsi="Times New Roman" w:cs="Times New Roman"/>
+              </w:rPr>
+              <w:t>tablets</w:t>
+            </w:r>
+            <w:proofErr w:type="spellEnd"/>
+            <w:r>
+              <w:rPr>
+                <w:rFonts w:ascii="Times New Roman" w:hAnsi="Times New Roman" w:cs="Times New Roman"/>
+              </w:rPr>
+              <w:t>, móviles). Sin dependencias de librerías externas de UI.</w:t>
+            </w:r>
+          </w:p>
+        </w:tc>
+      </w:tr>
+      <w:tr>
+        <w:tc>
+          <w:tcPr>
+            <w:tcW w:w="2000" w:type="dxa"/>
+            <w:tcBorders>
+              <w:top w:val="single" w:sz="4" w:space="0" w:color="auto"/>
+              <w:left w:val="single" w:sz="4" w:space="0" w:color="auto"/>
+              <w:bottom w:val="single" w:sz="4" w:space="0" w:color="auto"/>
+              <w:right w:val="single" w:sz="4" w:space="0" w:color="auto"/>
+            </w:tcBorders>
+            <w:shd w:val="clear" w:color="auto" w:fill="E8E8E8" w:themeFill="background2"/>
+            <w:hideMark/>
+          </w:tcPr>
+          <w:p>
+            <w:pPr>
+              <w:spacing w:after="160" w:line="279" w:lineRule="auto"/>
+              <w:rPr>
+                <w:rFonts w:ascii="Times New Roman" w:hAnsi="Times New Roman" w:cs="Times New Roman"/>
+              </w:rPr>
+            </w:pPr>
+            <w:r>
+              <w:rPr>
+                <w:rFonts w:ascii="Times New Roman" w:hAnsi="Times New Roman" w:cs="Times New Roman"/>
+                <w:b/>
+              </w:rPr>
+              <w:t>Criterio de evaluación / Métrica</w:t>
+            </w:r>
+          </w:p>
+        </w:tc>
+        <w:tc>
+          <w:tcPr>
+            <w:tcW w:w="7000" w:type="dxa"/>
+            <w:tcBorders>
+              <w:top w:val="single" w:sz="4" w:space="0" w:color="auto"/>
+              <w:left w:val="single" w:sz="4" w:space="0" w:color="auto"/>
+              <w:bottom w:val="single" w:sz="4" w:space="0" w:color="auto"/>
+              <w:right w:val="single" w:sz="4" w:space="0" w:color="auto"/>
+            </w:tcBorders>
+            <w:hideMark/>
+          </w:tcPr>
+          <w:p>
+            <w:pPr>
+              <w:rPr>
+                <w:rFonts w:ascii="Times New Roman" w:hAnsi="Times New Roman" w:cs="Times New Roman"/>
+              </w:rPr>
+            </w:pPr>
+            <w:r>
+              <w:rPr>
+                <w:rFonts w:ascii="Times New Roman" w:hAnsi="Times New Roman" w:cs="Times New Roman"/>
+              </w:rPr>
+              <w:t xml:space="preserve">- Diseño construido con </w:t>
+            </w:r>
+            <w:proofErr w:type="spellStart"/>
+            <w:r>
+              <w:rPr>
+                <w:rFonts w:ascii="Times New Roman" w:hAnsi="Times New Roman" w:cs="Times New Roman"/>
+              </w:rPr>
+              <w:t>Flexbox</w:t>
+            </w:r>
+            <w:proofErr w:type="spellEnd"/>
+            <w:r>
+              <w:rPr>
+                <w:rFonts w:ascii="Times New Roman" w:hAnsi="Times New Roman" w:cs="Times New Roman"/>
+              </w:rPr>
+              <w:t xml:space="preserve"> y CSS </w:t>
+            </w:r>
+            <w:proofErr w:type="spellStart"/>
+            <w:r>
+              <w:rPr>
+                <w:rFonts w:ascii="Times New Roman" w:hAnsi="Times New Roman" w:cs="Times New Roman"/>
+              </w:rPr>
+              <w:t>Grid</w:t>
+            </w:r>
+            <w:proofErr w:type="spellEnd"/>
+            <w:r>
+              <w:rPr>
+                <w:rFonts w:ascii="Times New Roman" w:hAnsi="Times New Roman" w:cs="Times New Roman"/>
+              </w:rPr>
+              <w:t xml:space="preserve"> (sin </w:t>
+            </w:r>
+            <w:proofErr w:type="spellStart"/>
+            <w:r>
+              <w:rPr>
+                <w:rFonts w:ascii="Times New Roman" w:hAnsi="Times New Roman" w:cs="Times New Roman"/>
+              </w:rPr>
+              <w:t>frameworks</w:t>
+            </w:r>
+            <w:proofErr w:type="spellEnd"/>
+            <w:r>
+              <w:rPr>
+                <w:rFonts w:ascii="Times New Roman" w:hAnsi="Times New Roman" w:cs="Times New Roman"/>
+              </w:rPr>
+              <w:t xml:space="preserve"> CSS externos).</w:t>
+            </w:r>
+          </w:p>
+          <w:p>
+            <w:pPr>
+              <w:rPr>
+                <w:rFonts w:ascii="Times New Roman" w:hAnsi="Times New Roman" w:cs="Times New Roman"/>
+              </w:rPr>
+            </w:pPr>
+            <w:r>
+              <w:rPr>
+                <w:rFonts w:ascii="Times New Roman" w:hAnsi="Times New Roman" w:cs="Times New Roman"/>
+              </w:rPr>
+              <w:t>- Los formularios tienen validación en tiempo real con mensajes de error claros.</w:t>
+            </w:r>
+          </w:p>
+          <w:p>
+            <w:pPr>
+              <w:rPr>
+                <w:rFonts w:ascii="Times New Roman" w:hAnsi="Times New Roman" w:cs="Times New Roman"/>
+              </w:rPr>
+            </w:pPr>
+            <w:r>
+              <w:rPr>
+                <w:rFonts w:ascii="Times New Roman" w:hAnsi="Times New Roman" w:cs="Times New Roman"/>
+              </w:rPr>
+              <w:t xml:space="preserve">- Diseño responsive con media </w:t>
+            </w:r>
+            <w:proofErr w:type="spellStart"/>
+            <w:r>
+              <w:rPr>
+                <w:rFonts w:ascii="Times New Roman" w:hAnsi="Times New Roman" w:cs="Times New Roman"/>
+              </w:rPr>
+              <w:t>queries</w:t>
+            </w:r>
+            <w:proofErr w:type="spellEnd"/>
+            <w:r>
+              <w:rPr>
+                <w:rFonts w:ascii="Times New Roman" w:hAnsi="Times New Roman" w:cs="Times New Roman"/>
+              </w:rPr>
+              <w:t xml:space="preserve">: </w:t>
+            </w:r>
+            <w:proofErr w:type="spellStart"/>
+            <w:r>
+              <w:rPr>
+                <w:rFonts w:ascii="Times New Roman" w:hAnsi="Times New Roman" w:cs="Times New Roman"/>
+              </w:rPr>
+              <w:t>sidebar</w:t>
+            </w:r>
+            <w:proofErr w:type="spellEnd"/>
+            <w:r>
+              <w:rPr>
+                <w:rFonts w:ascii="Times New Roman" w:hAnsi="Times New Roman" w:cs="Times New Roman"/>
+              </w:rPr>
+              <w:t xml:space="preserve"> se apila verticalmente en móviles, </w:t>
+            </w:r>
+            <w:proofErr w:type="spellStart"/>
+            <w:r>
+              <w:rPr>
+                <w:rFonts w:ascii="Times New Roman" w:hAnsi="Times New Roman" w:cs="Times New Roman"/>
+              </w:rPr>
+              <w:t>grids</w:t>
+            </w:r>
+            <w:proofErr w:type="spellEnd"/>
+            <w:r>
+              <w:rPr>
+                <w:rFonts w:ascii="Times New Roman" w:hAnsi="Times New Roman" w:cs="Times New Roman"/>
+              </w:rPr>
+              <w:t xml:space="preserve"> se colapsan a 1 columna.</w:t>
+            </w:r>
+          </w:p>
+          <w:p>
+            <w:pPr>
+              <w:spacing w:after="160" w:line="279" w:lineRule="auto"/>
+              <w:rPr>
+                <w:rFonts w:ascii="Times New Roman" w:hAnsi="Times New Roman" w:cs="Times New Roman"/>
+              </w:rPr>
+            </w:pPr>
+            <w:r>
+              <w:rPr>
+                <w:rFonts w:ascii="Times New Roman" w:hAnsi="Times New Roman" w:cs="Times New Roman"/>
+              </w:rPr>
+              <w:t>- Los botones y textos deben ser legibles sin necesidad de hacer zoom en dispositivos móviles.</w:t>
+            </w:r>
+          </w:p>
+        </w:tc>
+      </w:tr>
+    </w:tbl>
+    <w:p>
+      <w:pPr>
+        <w:rPr>
+          <w:rFonts w:ascii="Times New Roman" w:hAnsi="Times New Roman" w:cs="Times New Roman"/>
+        </w:rPr>
+      </w:pPr>
+    </w:p>
+    <w:tbl>
+      <w:tblPr>
+        <w:tblStyle w:val="Tablaconcuadrcula"/>
+        <w:tblW w:w="0" w:type="auto"/>
+        <w:tblLook w:val="04A0" w:firstRow="1" w:lastRow="0" w:firstColumn="1" w:lastColumn="0" w:noHBand="0" w:noVBand="1"/>
+      </w:tblPr>
+      <w:tblGrid>
+        <w:gridCol w:w="2000"/>
+        <w:gridCol w:w="7000"/>
+      </w:tblGrid>
+      <w:tr>
+        <w:tc>
+          <w:tcPr>
+            <w:tcW w:w="2000" w:type="dxa"/>
+            <w:tcBorders>
+              <w:top w:val="single" w:sz="4" w:space="0" w:color="auto"/>
+              <w:left w:val="single" w:sz="4" w:space="0" w:color="auto"/>
+              <w:bottom w:val="single" w:sz="4" w:space="0" w:color="auto"/>
+              <w:right w:val="single" w:sz="4" w:space="0" w:color="auto"/>
+            </w:tcBorders>
+            <w:shd w:val="clear" w:color="auto" w:fill="E8E8E8" w:themeFill="background2"/>
+            <w:hideMark/>
+          </w:tcPr>
+          <w:p>
+            <w:pPr>
+              <w:spacing w:after="160" w:line="279" w:lineRule="auto"/>
+              <w:rPr>
+                <w:rFonts w:ascii="Times New Roman" w:hAnsi="Times New Roman" w:cs="Times New Roman"/>
+              </w:rPr>
+            </w:pPr>
+            <w:r>
+              <w:rPr>
+                <w:rFonts w:ascii="Times New Roman" w:hAnsi="Times New Roman" w:cs="Times New Roman"/>
+                <w:b/>
+              </w:rPr>
+              <w:t>Identificador</w:t>
+            </w:r>
+          </w:p>
+        </w:tc>
+        <w:tc>
+          <w:tcPr>
+            <w:tcW w:w="7000" w:type="dxa"/>
+            <w:tcBorders>
+              <w:top w:val="single" w:sz="4" w:space="0" w:color="auto"/>
+              <w:left w:val="single" w:sz="4" w:space="0" w:color="auto"/>
+              <w:bottom w:val="single" w:sz="4" w:space="0" w:color="auto"/>
+              <w:right w:val="single" w:sz="4" w:space="0" w:color="auto"/>
+            </w:tcBorders>
+            <w:hideMark/>
+          </w:tcPr>
+          <w:p>
+            <w:pPr>
+              <w:spacing w:after="160" w:line="279" w:lineRule="auto"/>
+              <w:rPr>
+                <w:rFonts w:ascii="Times New Roman" w:hAnsi="Times New Roman" w:cs="Times New Roman"/>
+              </w:rPr>
+            </w:pPr>
+            <w:r>
+              <w:rPr>
+                <w:rFonts w:ascii="Times New Roman" w:hAnsi="Times New Roman" w:cs="Times New Roman"/>
+              </w:rPr>
+              <w:t>RNF05</w:t>
+            </w:r>
+          </w:p>
+        </w:tc>
+      </w:tr>
+      <w:tr>
+        <w:tc>
+          <w:tcPr>
+            <w:tcW w:w="2000" w:type="dxa"/>
+            <w:tcBorders>
+              <w:top w:val="single" w:sz="4" w:space="0" w:color="auto"/>
+              <w:left w:val="single" w:sz="4" w:space="0" w:color="auto"/>
+              <w:bottom w:val="single" w:sz="4" w:space="0" w:color="auto"/>
+              <w:right w:val="single" w:sz="4" w:space="0" w:color="auto"/>
+            </w:tcBorders>
+            <w:shd w:val="clear" w:color="auto" w:fill="E8E8E8" w:themeFill="background2"/>
+            <w:hideMark/>
+          </w:tcPr>
+          <w:p>
+            <w:pPr>
+              <w:spacing w:after="160" w:line="279" w:lineRule="auto"/>
+              <w:rPr>
+                <w:rFonts w:ascii="Times New Roman" w:hAnsi="Times New Roman" w:cs="Times New Roman"/>
+              </w:rPr>
+            </w:pPr>
+            <w:r>
+              <w:rPr>
+                <w:rFonts w:ascii="Times New Roman" w:hAnsi="Times New Roman" w:cs="Times New Roman"/>
+                <w:b/>
+              </w:rPr>
+              <w:t>Nombre</w:t>
+            </w:r>
+          </w:p>
+        </w:tc>
+        <w:tc>
+          <w:tcPr>
+            <w:tcW w:w="7000" w:type="dxa"/>
+            <w:tcBorders>
+              <w:top w:val="single" w:sz="4" w:space="0" w:color="auto"/>
+              <w:left w:val="single" w:sz="4" w:space="0" w:color="auto"/>
+              <w:bottom w:val="single" w:sz="4" w:space="0" w:color="auto"/>
+              <w:right w:val="single" w:sz="4" w:space="0" w:color="auto"/>
+            </w:tcBorders>
+            <w:hideMark/>
+          </w:tcPr>
+          <w:p>
+            <w:pPr>
+              <w:spacing w:after="160" w:line="279" w:lineRule="auto"/>
+              <w:rPr>
+                <w:rFonts w:ascii="Times New Roman" w:hAnsi="Times New Roman" w:cs="Times New Roman"/>
+              </w:rPr>
+            </w:pPr>
+            <w:r>
+              <w:rPr>
+                <w:rFonts w:ascii="Times New Roman" w:hAnsi="Times New Roman" w:cs="Times New Roman"/>
+              </w:rPr>
+              <w:t>Persistencia e integridad de datos</w:t>
+            </w:r>
+          </w:p>
+        </w:tc>
+      </w:tr>
+      <w:tr>
+        <w:tc>
+          <w:tcPr>
+            <w:tcW w:w="2000" w:type="dxa"/>
+            <w:tcBorders>
+              <w:top w:val="single" w:sz="4" w:space="0" w:color="auto"/>
+              <w:left w:val="single" w:sz="4" w:space="0" w:color="auto"/>
+              <w:bottom w:val="single" w:sz="4" w:space="0" w:color="auto"/>
+              <w:right w:val="single" w:sz="4" w:space="0" w:color="auto"/>
+            </w:tcBorders>
+            <w:shd w:val="clear" w:color="auto" w:fill="E8E8E8" w:themeFill="background2"/>
+            <w:hideMark/>
+          </w:tcPr>
+          <w:p>
+            <w:pPr>
+              <w:spacing w:after="160" w:line="279" w:lineRule="auto"/>
+              <w:rPr>
+                <w:rFonts w:ascii="Times New Roman" w:hAnsi="Times New Roman" w:cs="Times New Roman"/>
+              </w:rPr>
+            </w:pPr>
+            <w:r>
+              <w:rPr>
+                <w:rFonts w:ascii="Times New Roman" w:hAnsi="Times New Roman" w:cs="Times New Roman"/>
+                <w:b/>
+              </w:rPr>
+              <w:lastRenderedPageBreak/>
+              <w:t>Descripción técnica</w:t>
+            </w:r>
+          </w:p>
+        </w:tc>
+        <w:tc>
+          <w:tcPr>
+            <w:tcW w:w="7000" w:type="dxa"/>
+            <w:tcBorders>
+              <w:top w:val="single" w:sz="4" w:space="0" w:color="auto"/>
+              <w:left w:val="single" w:sz="4" w:space="0" w:color="auto"/>
+              <w:bottom w:val="single" w:sz="4" w:space="0" w:color="auto"/>
+              <w:right w:val="single" w:sz="4" w:space="0" w:color="auto"/>
+            </w:tcBorders>
+            <w:hideMark/>
+          </w:tcPr>
+          <w:p>
+            <w:pPr>
+              <w:spacing w:after="160" w:line="279" w:lineRule="auto"/>
+              <w:rPr>
+                <w:rFonts w:ascii="Times New Roman" w:hAnsi="Times New Roman" w:cs="Times New Roman"/>
+              </w:rPr>
+            </w:pPr>
+            <w:r>
+              <w:rPr>
+                <w:rFonts w:ascii="Times New Roman" w:hAnsi="Times New Roman" w:cs="Times New Roman"/>
+              </w:rPr>
+              <w:t>El modelo de datos debe garantizar que no existan datos huérfanos y que la información sea redundante de forma controlada, usando claves foráneas, restricciones NOT NULL, UNIQUE y transacciones en operaciones críticas.</w:t>
+            </w:r>
+          </w:p>
+        </w:tc>
+      </w:tr>
+      <w:tr>
+        <w:tc>
+          <w:tcPr>
+            <w:tcW w:w="2000" w:type="dxa"/>
+            <w:tcBorders>
+              <w:top w:val="single" w:sz="4" w:space="0" w:color="auto"/>
+              <w:left w:val="single" w:sz="4" w:space="0" w:color="auto"/>
+              <w:bottom w:val="single" w:sz="4" w:space="0" w:color="auto"/>
+              <w:right w:val="single" w:sz="4" w:space="0" w:color="auto"/>
+            </w:tcBorders>
+            <w:shd w:val="clear" w:color="auto" w:fill="E8E8E8" w:themeFill="background2"/>
+            <w:hideMark/>
+          </w:tcPr>
+          <w:p>
+            <w:pPr>
+              <w:spacing w:after="160" w:line="279" w:lineRule="auto"/>
+              <w:rPr>
+                <w:rFonts w:ascii="Times New Roman" w:hAnsi="Times New Roman" w:cs="Times New Roman"/>
+              </w:rPr>
+            </w:pPr>
+            <w:r>
+              <w:rPr>
+                <w:rFonts w:ascii="Times New Roman" w:hAnsi="Times New Roman" w:cs="Times New Roman"/>
+                <w:b/>
+              </w:rPr>
+              <w:t>Criterio de evaluación / Métrica</w:t>
+            </w:r>
+          </w:p>
+        </w:tc>
+        <w:tc>
+          <w:tcPr>
+            <w:tcW w:w="7000" w:type="dxa"/>
+            <w:tcBorders>
+              <w:top w:val="single" w:sz="4" w:space="0" w:color="auto"/>
+              <w:left w:val="single" w:sz="4" w:space="0" w:color="auto"/>
+              <w:bottom w:val="single" w:sz="4" w:space="0" w:color="auto"/>
+              <w:right w:val="single" w:sz="4" w:space="0" w:color="auto"/>
+            </w:tcBorders>
+            <w:hideMark/>
+          </w:tcPr>
+          <w:p>
+            <w:pPr>
+              <w:rPr>
+                <w:rFonts w:ascii="Times New Roman" w:hAnsi="Times New Roman" w:cs="Times New Roman"/>
+              </w:rPr>
+            </w:pPr>
+            <w:r>
+              <w:rPr>
+                <w:rFonts w:ascii="Times New Roman" w:hAnsi="Times New Roman" w:cs="Times New Roman"/>
+              </w:rPr>
+              <w:t xml:space="preserve">- Motor de base de datos MySQL con </w:t>
+            </w:r>
+            <w:proofErr w:type="spellStart"/>
+            <w:r>
+              <w:rPr>
+                <w:rFonts w:ascii="Times New Roman" w:hAnsi="Times New Roman" w:cs="Times New Roman"/>
+              </w:rPr>
+              <w:t>InnoDB</w:t>
+            </w:r>
+            <w:proofErr w:type="spellEnd"/>
             <w:r>
               <w:rPr>
                 <w:rFonts w:ascii="Times New Roman" w:hAnsi="Times New Roman" w:cs="Times New Roman"/>
               </w:rPr>
               <w:t>.</w:t>
             </w:r>
-            <w:r>
-              <w:rPr>
-                <w:rFonts w:ascii="Times New Roman" w:hAnsi="Times New Roman" w:cs="Times New Roman"/>
-              </w:rPr>
-              <w:br/>
-              <w:t>- El modelo debe cumplir con la Tercera Forma Normal (3FN).</w:t>
-            </w:r>
-            <w:r>
-              <w:rPr>
-                <w:rFonts w:ascii="Times New Roman" w:hAnsi="Times New Roman" w:cs="Times New Roman"/>
-              </w:rPr>
-              <w:br/>
-              <w:t>- Todas las claves foráneas deben tener reglas estrictas de integridad (ON DELETE RESTRICT/CASCADE).</w:t>
+          </w:p>
+          <w:p>
+            <w:pPr>
+              <w:rPr>
+                <w:rFonts w:ascii="Times New Roman" w:hAnsi="Times New Roman" w:cs="Times New Roman"/>
+              </w:rPr>
+            </w:pPr>
+            <w:r>
+              <w:rPr>
+                <w:rFonts w:ascii="Times New Roman" w:hAnsi="Times New Roman" w:cs="Times New Roman"/>
+              </w:rPr>
+              <w:t>- Modelo en Tercera Forma Normal (3FN) con 8 tablas normalizadas.</w:t>
+            </w:r>
+          </w:p>
+          <w:p>
+            <w:pPr>
+              <w:rPr>
+                <w:rFonts w:ascii="Times New Roman" w:hAnsi="Times New Roman" w:cs="Times New Roman"/>
+              </w:rPr>
+            </w:pPr>
+            <w:r>
+              <w:rPr>
+                <w:rFonts w:ascii="Times New Roman" w:hAnsi="Times New Roman" w:cs="Times New Roman"/>
+              </w:rPr>
+              <w:t>- Claves foráneas en todas las tablas (integridad referencial con ON DELETE RESTRICT por defecto).</w:t>
+            </w:r>
+          </w:p>
+          <w:p>
+            <w:pPr>
+              <w:rPr>
+                <w:rFonts w:ascii="Times New Roman" w:hAnsi="Times New Roman" w:cs="Times New Roman"/>
+              </w:rPr>
+            </w:pPr>
+            <w:r>
+              <w:rPr>
+                <w:rFonts w:ascii="Times New Roman" w:hAnsi="Times New Roman" w:cs="Times New Roman"/>
+              </w:rPr>
+              <w:t>- Restricciones NOT NULL en campos obligatorios y UNIQUE en correo y nombre de rol.</w:t>
+            </w:r>
+          </w:p>
+          <w:p>
+            <w:pPr>
+              <w:rPr>
+                <w:rFonts w:ascii="Times New Roman" w:hAnsi="Times New Roman" w:cs="Times New Roman"/>
+              </w:rPr>
+            </w:pPr>
+            <w:r>
+              <w:rPr>
+                <w:rFonts w:ascii="Times New Roman" w:hAnsi="Times New Roman" w:cs="Times New Roman"/>
+              </w:rPr>
+              <w:t>- Los campos de estado usan VARCHAR(20) con valores controlados desde la aplicación (no tipo ENUM de MySQL).</w:t>
+            </w:r>
+          </w:p>
+          <w:p>
+            <w:pPr>
+              <w:spacing w:after="160" w:line="279" w:lineRule="auto"/>
+              <w:rPr>
+                <w:rFonts w:ascii="Times New Roman" w:hAnsi="Times New Roman" w:cs="Times New Roman"/>
+              </w:rPr>
+            </w:pPr>
+            <w:r>
+              <w:rPr>
+                <w:rFonts w:ascii="Times New Roman" w:hAnsi="Times New Roman" w:cs="Times New Roman"/>
+              </w:rPr>
+              <w:t>- Transacciones MySQL en operaciones críticas: aceptar solicitud y sacar estudiante.</w:t>
+            </w:r>
+          </w:p>
+        </w:tc>
+      </w:tr>
+    </w:tbl>
+    <w:p>
+      <w:pPr>
+        <w:rPr>
+          <w:rFonts w:ascii="Times New Roman" w:hAnsi="Times New Roman" w:cs="Times New Roman"/>
+        </w:rPr>
+      </w:pPr>
+    </w:p>
+    <w:tbl>
+      <w:tblPr>
+        <w:tblStyle w:val="Tablaconcuadrcula"/>
+        <w:tblW w:w="0" w:type="auto"/>
+        <w:tblLook w:val="04A0" w:firstRow="1" w:lastRow="0" w:firstColumn="1" w:lastColumn="0" w:noHBand="0" w:noVBand="1"/>
+      </w:tblPr>
+      <w:tblGrid>
+        <w:gridCol w:w="2000"/>
+        <w:gridCol w:w="7000"/>
+      </w:tblGrid>
+      <w:tr>
+        <w:tc>
+          <w:tcPr>
+            <w:tcW w:w="2000" w:type="dxa"/>
+            <w:tcBorders>
+              <w:top w:val="single" w:sz="4" w:space="0" w:color="auto"/>
+              <w:left w:val="single" w:sz="4" w:space="0" w:color="auto"/>
+              <w:bottom w:val="single" w:sz="4" w:space="0" w:color="auto"/>
+              <w:right w:val="single" w:sz="4" w:space="0" w:color="auto"/>
+            </w:tcBorders>
+            <w:shd w:val="clear" w:color="auto" w:fill="E8E8E8" w:themeFill="background2"/>
+            <w:hideMark/>
+          </w:tcPr>
+          <w:p>
+            <w:pPr>
+              <w:spacing w:after="160" w:line="279" w:lineRule="auto"/>
+              <w:rPr>
+                <w:rFonts w:ascii="Times New Roman" w:hAnsi="Times New Roman" w:cs="Times New Roman"/>
+              </w:rPr>
+            </w:pPr>
+            <w:r>
+              <w:rPr>
+                <w:rFonts w:ascii="Times New Roman" w:hAnsi="Times New Roman" w:cs="Times New Roman"/>
+                <w:b/>
+              </w:rPr>
+              <w:t>Identificador</w:t>
+            </w:r>
+          </w:p>
+        </w:tc>
+        <w:tc>
+          <w:tcPr>
+            <w:tcW w:w="7000" w:type="dxa"/>
+            <w:tcBorders>
+              <w:top w:val="single" w:sz="4" w:space="0" w:color="auto"/>
+              <w:left w:val="single" w:sz="4" w:space="0" w:color="auto"/>
+              <w:bottom w:val="single" w:sz="4" w:space="0" w:color="auto"/>
+              <w:right w:val="single" w:sz="4" w:space="0" w:color="auto"/>
+            </w:tcBorders>
+            <w:hideMark/>
+          </w:tcPr>
+          <w:p>
+            <w:pPr>
+              <w:spacing w:after="160" w:line="279" w:lineRule="auto"/>
+              <w:rPr>
+                <w:rFonts w:ascii="Times New Roman" w:hAnsi="Times New Roman" w:cs="Times New Roman"/>
+              </w:rPr>
+            </w:pPr>
+            <w:r>
+              <w:rPr>
+                <w:rFonts w:ascii="Times New Roman" w:hAnsi="Times New Roman" w:cs="Times New Roman"/>
+              </w:rPr>
+              <w:t>RNF0</w:t>
+            </w:r>
+            <w:r>
+              <w:rPr>
+                <w:rFonts w:ascii="Times New Roman" w:hAnsi="Times New Roman" w:cs="Times New Roman"/>
+              </w:rPr>
+              <w:t>6</w:t>
+            </w:r>
+          </w:p>
+        </w:tc>
+      </w:tr>
+      <w:tr>
+        <w:tc>
+          <w:tcPr>
+            <w:tcW w:w="2000" w:type="dxa"/>
+            <w:tcBorders>
+              <w:top w:val="single" w:sz="4" w:space="0" w:color="auto"/>
+              <w:left w:val="single" w:sz="4" w:space="0" w:color="auto"/>
+              <w:bottom w:val="single" w:sz="4" w:space="0" w:color="auto"/>
+              <w:right w:val="single" w:sz="4" w:space="0" w:color="auto"/>
+            </w:tcBorders>
+            <w:shd w:val="clear" w:color="auto" w:fill="E8E8E8" w:themeFill="background2"/>
+            <w:hideMark/>
+          </w:tcPr>
+          <w:p>
+            <w:pPr>
+              <w:spacing w:after="160" w:line="279" w:lineRule="auto"/>
+              <w:rPr>
+                <w:rFonts w:ascii="Times New Roman" w:hAnsi="Times New Roman" w:cs="Times New Roman"/>
+              </w:rPr>
+            </w:pPr>
+            <w:r>
+              <w:rPr>
+                <w:rFonts w:ascii="Times New Roman" w:hAnsi="Times New Roman" w:cs="Times New Roman"/>
+                <w:b/>
+              </w:rPr>
+              <w:t>Nombre</w:t>
+            </w:r>
+          </w:p>
+        </w:tc>
+        <w:tc>
+          <w:tcPr>
+            <w:tcW w:w="7000" w:type="dxa"/>
+            <w:tcBorders>
+              <w:top w:val="single" w:sz="4" w:space="0" w:color="auto"/>
+              <w:left w:val="single" w:sz="4" w:space="0" w:color="auto"/>
+              <w:bottom w:val="single" w:sz="4" w:space="0" w:color="auto"/>
+              <w:right w:val="single" w:sz="4" w:space="0" w:color="auto"/>
+            </w:tcBorders>
+            <w:hideMark/>
+          </w:tcPr>
+          <w:p>
+            <w:pPr>
+              <w:spacing w:after="160" w:line="279" w:lineRule="auto"/>
+              <w:rPr>
+                <w:rFonts w:ascii="Times New Roman" w:hAnsi="Times New Roman" w:cs="Times New Roman"/>
+              </w:rPr>
+            </w:pPr>
+            <w:r>
+              <w:rPr>
+                <w:rFonts w:ascii="Times New Roman" w:hAnsi="Times New Roman" w:cs="Times New Roman"/>
+              </w:rPr>
+              <w:t>Supresión de errores PHP</w:t>
+            </w:r>
+          </w:p>
+        </w:tc>
+      </w:tr>
+      <w:tr>
+        <w:tc>
+          <w:tcPr>
+            <w:tcW w:w="2000" w:type="dxa"/>
+            <w:tcBorders>
+              <w:top w:val="single" w:sz="4" w:space="0" w:color="auto"/>
+              <w:left w:val="single" w:sz="4" w:space="0" w:color="auto"/>
+              <w:bottom w:val="single" w:sz="4" w:space="0" w:color="auto"/>
+              <w:right w:val="single" w:sz="4" w:space="0" w:color="auto"/>
+            </w:tcBorders>
+            <w:shd w:val="clear" w:color="auto" w:fill="E8E8E8" w:themeFill="background2"/>
+            <w:hideMark/>
+          </w:tcPr>
+          <w:p>
+            <w:pPr>
+              <w:spacing w:after="160" w:line="279" w:lineRule="auto"/>
+              <w:rPr>
+                <w:rFonts w:ascii="Times New Roman" w:hAnsi="Times New Roman" w:cs="Times New Roman"/>
+              </w:rPr>
+            </w:pPr>
+            <w:r>
+              <w:rPr>
+                <w:rFonts w:ascii="Times New Roman" w:hAnsi="Times New Roman" w:cs="Times New Roman"/>
+                <w:b/>
+              </w:rPr>
+              <w:t>Descripción técnica</w:t>
+            </w:r>
+          </w:p>
+        </w:tc>
+        <w:tc>
+          <w:tcPr>
+            <w:tcW w:w="7000" w:type="dxa"/>
+            <w:tcBorders>
+              <w:top w:val="single" w:sz="4" w:space="0" w:color="auto"/>
+              <w:left w:val="single" w:sz="4" w:space="0" w:color="auto"/>
+              <w:bottom w:val="single" w:sz="4" w:space="0" w:color="auto"/>
+              <w:right w:val="single" w:sz="4" w:space="0" w:color="auto"/>
+            </w:tcBorders>
+            <w:hideMark/>
+          </w:tcPr>
+          <w:p>
+            <w:pPr>
+              <w:spacing w:after="160" w:line="279" w:lineRule="auto"/>
+              <w:rPr>
+                <w:rFonts w:ascii="Times New Roman" w:hAnsi="Times New Roman" w:cs="Times New Roman"/>
+              </w:rPr>
+            </w:pPr>
+            <w:r>
+              <w:rPr>
+                <w:rFonts w:ascii="Times New Roman" w:hAnsi="Times New Roman" w:cs="Times New Roman"/>
+              </w:rPr>
+              <w:t>En entorno de producción, los errores de PHP no deben mostrarse al usuario final para evitar exponer información sensible del sistema (rutas, consultas SQL, estructura de archivos).</w:t>
+            </w:r>
+          </w:p>
+        </w:tc>
+      </w:tr>
+      <w:tr>
+        <w:tc>
+          <w:tcPr>
+            <w:tcW w:w="2000" w:type="dxa"/>
+            <w:tcBorders>
+              <w:top w:val="single" w:sz="4" w:space="0" w:color="auto"/>
+              <w:left w:val="single" w:sz="4" w:space="0" w:color="auto"/>
+              <w:bottom w:val="single" w:sz="4" w:space="0" w:color="auto"/>
+              <w:right w:val="single" w:sz="4" w:space="0" w:color="auto"/>
+            </w:tcBorders>
+            <w:shd w:val="clear" w:color="auto" w:fill="E8E8E8" w:themeFill="background2"/>
+            <w:hideMark/>
+          </w:tcPr>
+          <w:p>
+            <w:pPr>
+              <w:spacing w:after="160" w:line="279" w:lineRule="auto"/>
+              <w:rPr>
+                <w:rFonts w:ascii="Times New Roman" w:hAnsi="Times New Roman" w:cs="Times New Roman"/>
+              </w:rPr>
+            </w:pPr>
+            <w:r>
+              <w:rPr>
+                <w:rFonts w:ascii="Times New Roman" w:hAnsi="Times New Roman" w:cs="Times New Roman"/>
+                <w:b/>
+              </w:rPr>
+              <w:t>Criterio de evaluación / Métrica</w:t>
+            </w:r>
+          </w:p>
+        </w:tc>
+        <w:tc>
+          <w:tcPr>
+            <w:tcW w:w="7000" w:type="dxa"/>
+            <w:tcBorders>
+              <w:top w:val="single" w:sz="4" w:space="0" w:color="auto"/>
+              <w:left w:val="single" w:sz="4" w:space="0" w:color="auto"/>
+              <w:bottom w:val="single" w:sz="4" w:space="0" w:color="auto"/>
+              <w:right w:val="single" w:sz="4" w:space="0" w:color="auto"/>
+            </w:tcBorders>
+            <w:hideMark/>
+          </w:tcPr>
+          <w:p>
+            <w:pPr>
+              <w:rPr>
+                <w:rFonts w:ascii="Times New Roman" w:hAnsi="Times New Roman" w:cs="Times New Roman"/>
+              </w:rPr>
+            </w:pPr>
+            <w:r>
+              <w:rPr>
+                <w:rFonts w:ascii="Times New Roman" w:hAnsi="Times New Roman" w:cs="Times New Roman"/>
+              </w:rPr>
+              <w:t xml:space="preserve">- </w:t>
+            </w:r>
+            <w:proofErr w:type="spellStart"/>
+            <w:r>
+              <w:rPr>
+                <w:rFonts w:ascii="Times New Roman" w:hAnsi="Times New Roman" w:cs="Times New Roman"/>
+              </w:rPr>
+              <w:t>error_reporting</w:t>
+            </w:r>
+            <w:proofErr w:type="spellEnd"/>
+            <w:r>
+              <w:rPr>
+                <w:rFonts w:ascii="Times New Roman" w:hAnsi="Times New Roman" w:cs="Times New Roman"/>
+              </w:rPr>
+              <w:t xml:space="preserve">(E_ERROR | E_PARSE) configurado en </w:t>
+            </w:r>
+            <w:proofErr w:type="spellStart"/>
+            <w:r>
+              <w:rPr>
+                <w:rFonts w:ascii="Times New Roman" w:hAnsi="Times New Roman" w:cs="Times New Roman"/>
+              </w:rPr>
+              <w:t>index.php</w:t>
+            </w:r>
+            <w:proofErr w:type="spellEnd"/>
+            <w:r>
+              <w:rPr>
+                <w:rFonts w:ascii="Times New Roman" w:hAnsi="Times New Roman" w:cs="Times New Roman"/>
+              </w:rPr>
+              <w:t xml:space="preserve"> para mostrar solo errores fatales y de </w:t>
+            </w:r>
+            <w:proofErr w:type="spellStart"/>
+            <w:r>
+              <w:rPr>
+                <w:rFonts w:ascii="Times New Roman" w:hAnsi="Times New Roman" w:cs="Times New Roman"/>
+              </w:rPr>
+              <w:t>parse</w:t>
+            </w:r>
+            <w:proofErr w:type="spellEnd"/>
+            <w:r>
+              <w:rPr>
+                <w:rFonts w:ascii="Times New Roman" w:hAnsi="Times New Roman" w:cs="Times New Roman"/>
+              </w:rPr>
+              <w:t>.</w:t>
+            </w:r>
+          </w:p>
+          <w:p>
+            <w:pPr>
+              <w:rPr>
+                <w:rFonts w:ascii="Times New Roman" w:hAnsi="Times New Roman" w:cs="Times New Roman"/>
+              </w:rPr>
+            </w:pPr>
+            <w:r>
+              <w:rPr>
+                <w:rFonts w:ascii="Times New Roman" w:hAnsi="Times New Roman" w:cs="Times New Roman"/>
+              </w:rPr>
+              <w:t xml:space="preserve">- </w:t>
+            </w:r>
+            <w:proofErr w:type="spellStart"/>
+            <w:r>
+              <w:rPr>
+                <w:rFonts w:ascii="Times New Roman" w:hAnsi="Times New Roman" w:cs="Times New Roman"/>
+              </w:rPr>
+              <w:t>display_errors</w:t>
+            </w:r>
+            <w:proofErr w:type="spellEnd"/>
+            <w:r>
+              <w:rPr>
+                <w:rFonts w:ascii="Times New Roman" w:hAnsi="Times New Roman" w:cs="Times New Roman"/>
+              </w:rPr>
+              <w:t xml:space="preserve"> desactivado (</w:t>
+            </w:r>
+            <w:proofErr w:type="spellStart"/>
+            <w:r>
+              <w:rPr>
+                <w:rFonts w:ascii="Times New Roman" w:hAnsi="Times New Roman" w:cs="Times New Roman"/>
+              </w:rPr>
+              <w:t>ini_set</w:t>
+            </w:r>
+            <w:proofErr w:type="spellEnd"/>
+            <w:r>
+              <w:rPr>
+                <w:rFonts w:ascii="Times New Roman" w:hAnsi="Times New Roman" w:cs="Times New Roman"/>
+              </w:rPr>
+              <w:t>) para evitar que los errores se muestren en pantalla.</w:t>
+            </w:r>
+          </w:p>
+          <w:p>
+            <w:pPr>
+              <w:spacing w:after="160" w:line="279" w:lineRule="auto"/>
+              <w:rPr>
+                <w:rFonts w:ascii="Times New Roman" w:hAnsi="Times New Roman" w:cs="Times New Roman"/>
+              </w:rPr>
+            </w:pPr>
+            <w:r>
+              <w:rPr>
+                <w:rFonts w:ascii="Times New Roman" w:hAnsi="Times New Roman" w:cs="Times New Roman"/>
+              </w:rPr>
+              <w:t>- Los errores se registran internamente en el log del servidor sin exponer detalles técnicos al usuario.</w:t>
             </w:r>
           </w:p>
         </w:tc>
@@ -5163,6 +11074,92 @@
     </w:lvl>
   </w:abstractNum>
   <w:abstractNum w:abstractNumId="3" w15:restartNumberingAfterBreak="0">
+    <w:nsid w:val="061E5061"/>
+    <w:multiLevelType w:val="hybridMultilevel"/>
+    <w:tmpl w:val="A2CE3088"/>
+    <w:lvl w:ilvl="0" w:tplc="300A000F">
+      <w:start w:val="1"/>
+      <w:numFmt w:val="decimal"/>
+      <w:lvlText w:val="%1."/>
+      <w:lvlJc w:val="left"/>
+      <w:pPr>
+        <w:ind w:left="720" w:hanging="360"/>
+      </w:pPr>
+    </w:lvl>
+    <w:lvl w:ilvl="1" w:tplc="300A0019" w:tentative="1">
+      <w:start w:val="1"/>
+      <w:numFmt w:val="lowerLetter"/>
+      <w:lvlText w:val="%2."/>
+      <w:lvlJc w:val="left"/>
+      <w:pPr>
+        <w:ind w:left="1440" w:hanging="360"/>
+      </w:pPr>
+    </w:lvl>
+    <w:lvl w:ilvl="2" w:tplc="300A001B" w:tentative="1">
+      <w:start w:val="1"/>
+      <w:numFmt w:val="lowerRoman"/>
+      <w:lvlText w:val="%3."/>
+      <w:lvlJc w:val="right"/>
+      <w:pPr>
+        <w:ind w:left="2160" w:hanging="180"/>
+      </w:pPr>
+    </w:lvl>
+    <w:lvl w:ilvl="3" w:tplc="300A000F" w:tentative="1">
+      <w:start w:val="1"/>
+      <w:numFmt w:val="decimal"/>
+      <w:lvlText w:val="%4."/>
+      <w:lvlJc w:val="left"/>
+      <w:pPr>
+        <w:ind w:left="2880" w:hanging="360"/>
+      </w:pPr>
+    </w:lvl>
+    <w:lvl w:ilvl="4" w:tplc="300A0019" w:tentative="1">
+      <w:start w:val="1"/>
+      <w:numFmt w:val="lowerLetter"/>
+      <w:lvlText w:val="%5."/>
+      <w:lvlJc w:val="left"/>
+      <w:pPr>
+        <w:ind w:left="3600" w:hanging="360"/>
+      </w:pPr>
+    </w:lvl>
+    <w:lvl w:ilvl="5" w:tplc="300A001B" w:tentative="1">
+      <w:start w:val="1"/>
+      <w:numFmt w:val="lowerRoman"/>
+      <w:lvlText w:val="%6."/>
+      <w:lvlJc w:val="right"/>
+      <w:pPr>
+        <w:ind w:left="4320" w:hanging="180"/>
+      </w:pPr>
+    </w:lvl>
+    <w:lvl w:ilvl="6" w:tplc="300A000F" w:tentative="1">
+      <w:start w:val="1"/>
+      <w:numFmt w:val="decimal"/>
+      <w:lvlText w:val="%7."/>
+      <w:lvlJc w:val="left"/>
+      <w:pPr>
+        <w:ind w:left="5040" w:hanging="360"/>
+      </w:pPr>
+    </w:lvl>
+    <w:lvl w:ilvl="7" w:tplc="300A0019" w:tentative="1">
+      <w:start w:val="1"/>
+      <w:numFmt w:val="lowerLetter"/>
+      <w:lvlText w:val="%8."/>
+      <w:lvlJc w:val="left"/>
+      <w:pPr>
+        <w:ind w:left="5760" w:hanging="360"/>
+      </w:pPr>
+    </w:lvl>
+    <w:lvl w:ilvl="8" w:tplc="300A001B" w:tentative="1">
+      <w:start w:val="1"/>
+      <w:numFmt w:val="lowerRoman"/>
+      <w:lvlText w:val="%9."/>
+      <w:lvlJc w:val="right"/>
+      <w:pPr>
+        <w:ind w:left="6480" w:hanging="180"/>
+      </w:pPr>
+    </w:lvl>
+  </w:abstractNum>
+  <w:abstractNum w:abstractNumId="4" w15:restartNumberingAfterBreak="0">
     <w:nsid w:val="07D22ECC"/>
     <w:multiLevelType w:val="multilevel"/>
     <w:tmpl w:val="1CC2C522"/>
@@ -5311,7 +11308,7 @@
       </w:rPr>
     </w:lvl>
   </w:abstractNum>
-  <w:abstractNum w:abstractNumId="4" w15:restartNumberingAfterBreak="0">
+  <w:abstractNum w:abstractNumId="5" w15:restartNumberingAfterBreak="0">
     <w:nsid w:val="0AE936D8"/>
     <w:multiLevelType w:val="multilevel"/>
     <w:tmpl w:val="9B72CB8E"/>
@@ -5460,7 +11457,7 @@
       </w:rPr>
     </w:lvl>
   </w:abstractNum>
-  <w:abstractNum w:abstractNumId="5" w15:restartNumberingAfterBreak="0">
+  <w:abstractNum w:abstractNumId="6" w15:restartNumberingAfterBreak="0">
     <w:nsid w:val="15CC67E8"/>
     <w:multiLevelType w:val="multilevel"/>
     <w:tmpl w:val="E73EEF92"/>
@@ -5609,7 +11606,7 @@
       </w:rPr>
     </w:lvl>
   </w:abstractNum>
-  <w:abstractNum w:abstractNumId="6" w15:restartNumberingAfterBreak="0">
+  <w:abstractNum w:abstractNumId="7" w15:restartNumberingAfterBreak="0">
     <w:nsid w:val="176B06CB"/>
     <w:multiLevelType w:val="hybridMultilevel"/>
     <w:tmpl w:val="9378D550"/>
@@ -5722,7 +11719,7 @@
       </w:rPr>
     </w:lvl>
   </w:abstractNum>
-  <w:abstractNum w:abstractNumId="7" w15:restartNumberingAfterBreak="0">
+  <w:abstractNum w:abstractNumId="8" w15:restartNumberingAfterBreak="0">
     <w:nsid w:val="18164407"/>
     <w:multiLevelType w:val="multilevel"/>
     <w:tmpl w:val="05E80468"/>
@@ -5871,7 +11868,7 @@
       </w:rPr>
     </w:lvl>
   </w:abstractNum>
-  <w:abstractNum w:abstractNumId="8" w15:restartNumberingAfterBreak="0">
+  <w:abstractNum w:abstractNumId="9" w15:restartNumberingAfterBreak="0">
     <w:nsid w:val="185E08E3"/>
     <w:multiLevelType w:val="multilevel"/>
     <w:tmpl w:val="562EB7CE"/>
@@ -6020,7 +12017,7 @@
       </w:rPr>
     </w:lvl>
   </w:abstractNum>
-  <w:abstractNum w:abstractNumId="9" w15:restartNumberingAfterBreak="0">
+  <w:abstractNum w:abstractNumId="10" w15:restartNumberingAfterBreak="0">
     <w:nsid w:val="1C661A3D"/>
     <w:multiLevelType w:val="multilevel"/>
     <w:tmpl w:val="7F2A0CA6"/>
@@ -6169,7 +12166,7 @@
       </w:rPr>
     </w:lvl>
   </w:abstractNum>
-  <w:abstractNum w:abstractNumId="10" w15:restartNumberingAfterBreak="0">
+  <w:abstractNum w:abstractNumId="11" w15:restartNumberingAfterBreak="0">
     <w:nsid w:val="1D127F29"/>
     <w:multiLevelType w:val="multilevel"/>
     <w:tmpl w:val="3588F844"/>
@@ -6318,7 +12315,7 @@
       </w:rPr>
     </w:lvl>
   </w:abstractNum>
-  <w:abstractNum w:abstractNumId="11" w15:restartNumberingAfterBreak="0">
+  <w:abstractNum w:abstractNumId="12" w15:restartNumberingAfterBreak="0">
     <w:nsid w:val="1F163AFA"/>
     <w:multiLevelType w:val="multilevel"/>
     <w:tmpl w:val="92D68A24"/>
@@ -6467,7 +12464,7 @@
       </w:rPr>
     </w:lvl>
   </w:abstractNum>
-  <w:abstractNum w:abstractNumId="12" w15:restartNumberingAfterBreak="0">
+  <w:abstractNum w:abstractNumId="13" w15:restartNumberingAfterBreak="0">
     <w:nsid w:val="235D6131"/>
     <w:multiLevelType w:val="multilevel"/>
     <w:tmpl w:val="A628DFB8"/>
@@ -6616,7 +12613,7 @@
       </w:rPr>
     </w:lvl>
   </w:abstractNum>
-  <w:abstractNum w:abstractNumId="13" w15:restartNumberingAfterBreak="0">
+  <w:abstractNum w:abstractNumId="14" w15:restartNumberingAfterBreak="0">
     <w:nsid w:val="23982F24"/>
     <w:multiLevelType w:val="multilevel"/>
     <w:tmpl w:val="42B6B956"/>
@@ -6765,7 +12762,7 @@
       </w:rPr>
     </w:lvl>
   </w:abstractNum>
-  <w:abstractNum w:abstractNumId="14" w15:restartNumberingAfterBreak="0">
+  <w:abstractNum w:abstractNumId="15" w15:restartNumberingAfterBreak="0">
     <w:nsid w:val="245D4FF5"/>
     <w:multiLevelType w:val="multilevel"/>
     <w:tmpl w:val="73806CE0"/>
@@ -6914,7 +12911,7 @@
       </w:rPr>
     </w:lvl>
   </w:abstractNum>
-  <w:abstractNum w:abstractNumId="15" w15:restartNumberingAfterBreak="0">
+  <w:abstractNum w:abstractNumId="16" w15:restartNumberingAfterBreak="0">
     <w:nsid w:val="2A855A8D"/>
     <w:multiLevelType w:val="multilevel"/>
     <w:tmpl w:val="218EA9FE"/>
@@ -7063,7 +13060,7 @@
       </w:rPr>
     </w:lvl>
   </w:abstractNum>
-  <w:abstractNum w:abstractNumId="16" w15:restartNumberingAfterBreak="0">
+  <w:abstractNum w:abstractNumId="17" w15:restartNumberingAfterBreak="0">
     <w:nsid w:val="375F05C9"/>
     <w:multiLevelType w:val="multilevel"/>
     <w:tmpl w:val="3190C8D8"/>
@@ -7212,7 +13209,7 @@
       </w:rPr>
     </w:lvl>
   </w:abstractNum>
-  <w:abstractNum w:abstractNumId="17" w15:restartNumberingAfterBreak="0">
+  <w:abstractNum w:abstractNumId="18" w15:restartNumberingAfterBreak="0">
     <w:nsid w:val="398B51FA"/>
     <w:multiLevelType w:val="multilevel"/>
     <w:tmpl w:val="5F863466"/>
@@ -7361,7 +13358,7 @@
       </w:rPr>
     </w:lvl>
   </w:abstractNum>
-  <w:abstractNum w:abstractNumId="18" w15:restartNumberingAfterBreak="0">
+  <w:abstractNum w:abstractNumId="19" w15:restartNumberingAfterBreak="0">
     <w:nsid w:val="3C316539"/>
     <w:multiLevelType w:val="multilevel"/>
     <w:tmpl w:val="338013A2"/>
@@ -7510,7 +13507,7 @@
       </w:rPr>
     </w:lvl>
   </w:abstractNum>
-  <w:abstractNum w:abstractNumId="19" w15:restartNumberingAfterBreak="0">
+  <w:abstractNum w:abstractNumId="20" w15:restartNumberingAfterBreak="0">
     <w:nsid w:val="3E1162FD"/>
     <w:multiLevelType w:val="multilevel"/>
     <w:tmpl w:val="8D8CC5DE"/>
@@ -7659,7 +13656,7 @@
       </w:rPr>
     </w:lvl>
   </w:abstractNum>
-  <w:abstractNum w:abstractNumId="20" w15:restartNumberingAfterBreak="0">
+  <w:abstractNum w:abstractNumId="21" w15:restartNumberingAfterBreak="0">
     <w:nsid w:val="3F600408"/>
     <w:multiLevelType w:val="multilevel"/>
     <w:tmpl w:val="D1461B7A"/>
@@ -7808,7 +13805,7 @@
       </w:rPr>
     </w:lvl>
   </w:abstractNum>
-  <w:abstractNum w:abstractNumId="21" w15:restartNumberingAfterBreak="0">
+  <w:abstractNum w:abstractNumId="22" w15:restartNumberingAfterBreak="0">
     <w:nsid w:val="4DA4421D"/>
     <w:multiLevelType w:val="multilevel"/>
     <w:tmpl w:val="4E269FF4"/>
@@ -7957,7 +13954,7 @@
       </w:rPr>
     </w:lvl>
   </w:abstractNum>
-  <w:abstractNum w:abstractNumId="22" w15:restartNumberingAfterBreak="0">
+  <w:abstractNum w:abstractNumId="23" w15:restartNumberingAfterBreak="0">
     <w:nsid w:val="54476194"/>
     <w:multiLevelType w:val="multilevel"/>
     <w:tmpl w:val="566E53B8"/>
@@ -8106,7 +14103,7 @@
       </w:rPr>
     </w:lvl>
   </w:abstractNum>
-  <w:abstractNum w:abstractNumId="23" w15:restartNumberingAfterBreak="0">
+  <w:abstractNum w:abstractNumId="24" w15:restartNumberingAfterBreak="0">
     <w:nsid w:val="54D5471C"/>
     <w:multiLevelType w:val="multilevel"/>
     <w:tmpl w:val="62B8928E"/>
@@ -8255,7 +14252,7 @@
       </w:rPr>
     </w:lvl>
   </w:abstractNum>
-  <w:abstractNum w:abstractNumId="24" w15:restartNumberingAfterBreak="0">
+  <w:abstractNum w:abstractNumId="25" w15:restartNumberingAfterBreak="0">
     <w:nsid w:val="57220803"/>
     <w:multiLevelType w:val="multilevel"/>
     <w:tmpl w:val="21005F0E"/>
@@ -8404,7 +14401,7 @@
       </w:rPr>
     </w:lvl>
   </w:abstractNum>
-  <w:abstractNum w:abstractNumId="25" w15:restartNumberingAfterBreak="0">
+  <w:abstractNum w:abstractNumId="26" w15:restartNumberingAfterBreak="0">
     <w:nsid w:val="57AB028B"/>
     <w:multiLevelType w:val="multilevel"/>
     <w:tmpl w:val="7D442C80"/>
@@ -8553,7 +14550,7 @@
       </w:rPr>
     </w:lvl>
   </w:abstractNum>
-  <w:abstractNum w:abstractNumId="26" w15:restartNumberingAfterBreak="0">
+  <w:abstractNum w:abstractNumId="27" w15:restartNumberingAfterBreak="0">
     <w:nsid w:val="5EA06D53"/>
     <w:multiLevelType w:val="multilevel"/>
     <w:tmpl w:val="C0AAC2AE"/>
@@ -8702,7 +14699,7 @@
       </w:rPr>
     </w:lvl>
   </w:abstractNum>
-  <w:abstractNum w:abstractNumId="27" w15:restartNumberingAfterBreak="0">
+  <w:abstractNum w:abstractNumId="28" w15:restartNumberingAfterBreak="0">
     <w:nsid w:val="60EB66B7"/>
     <w:multiLevelType w:val="multilevel"/>
     <w:tmpl w:val="AB5ED110"/>
@@ -8851,7 +14848,7 @@
       </w:rPr>
     </w:lvl>
   </w:abstractNum>
-  <w:abstractNum w:abstractNumId="28" w15:restartNumberingAfterBreak="0">
+  <w:abstractNum w:abstractNumId="29" w15:restartNumberingAfterBreak="0">
     <w:nsid w:val="642B7F0D"/>
     <w:multiLevelType w:val="multilevel"/>
     <w:tmpl w:val="BA36606C"/>
@@ -9000,7 +14997,7 @@
       </w:rPr>
     </w:lvl>
   </w:abstractNum>
-  <w:abstractNum w:abstractNumId="29" w15:restartNumberingAfterBreak="0">
+  <w:abstractNum w:abstractNumId="30" w15:restartNumberingAfterBreak="0">
     <w:nsid w:val="648A43EC"/>
     <w:multiLevelType w:val="multilevel"/>
     <w:tmpl w:val="CB6C6BBE"/>
@@ -9149,7 +15146,7 @@
       </w:rPr>
     </w:lvl>
   </w:abstractNum>
-  <w:abstractNum w:abstractNumId="30" w15:restartNumberingAfterBreak="0">
+  <w:abstractNum w:abstractNumId="31" w15:restartNumberingAfterBreak="0">
     <w:nsid w:val="66016EEC"/>
     <w:multiLevelType w:val="multilevel"/>
     <w:tmpl w:val="41026C5E"/>
@@ -9298,7 +15295,7 @@
       </w:rPr>
     </w:lvl>
   </w:abstractNum>
-  <w:abstractNum w:abstractNumId="31" w15:restartNumberingAfterBreak="0">
+  <w:abstractNum w:abstractNumId="32" w15:restartNumberingAfterBreak="0">
     <w:nsid w:val="68F72C6A"/>
     <w:multiLevelType w:val="multilevel"/>
     <w:tmpl w:val="32427BB0"/>
@@ -9447,7 +15444,7 @@
       </w:rPr>
     </w:lvl>
   </w:abstractNum>
-  <w:abstractNum w:abstractNumId="32" w15:restartNumberingAfterBreak="0">
+  <w:abstractNum w:abstractNumId="33" w15:restartNumberingAfterBreak="0">
     <w:nsid w:val="691E786F"/>
     <w:multiLevelType w:val="multilevel"/>
     <w:tmpl w:val="23AC01E0"/>
@@ -9596,7 +15593,7 @@
       </w:rPr>
     </w:lvl>
   </w:abstractNum>
-  <w:abstractNum w:abstractNumId="33" w15:restartNumberingAfterBreak="0">
+  <w:abstractNum w:abstractNumId="34" w15:restartNumberingAfterBreak="0">
     <w:nsid w:val="6A9A6CF4"/>
     <w:multiLevelType w:val="multilevel"/>
     <w:tmpl w:val="215E769E"/>
@@ -9745,7 +15742,7 @@
       </w:rPr>
     </w:lvl>
   </w:abstractNum>
-  <w:abstractNum w:abstractNumId="34" w15:restartNumberingAfterBreak="0">
+  <w:abstractNum w:abstractNumId="35" w15:restartNumberingAfterBreak="0">
     <w:nsid w:val="6CA365A8"/>
     <w:multiLevelType w:val="multilevel"/>
     <w:tmpl w:val="7A326F64"/>
@@ -9894,7 +15891,93 @@
       </w:rPr>
     </w:lvl>
   </w:abstractNum>
-  <w:abstractNum w:abstractNumId="35" w15:restartNumberingAfterBreak="0">
+  <w:abstractNum w:abstractNumId="36" w15:restartNumberingAfterBreak="0">
+    <w:nsid w:val="708142C0"/>
+    <w:multiLevelType w:val="hybridMultilevel"/>
+    <w:tmpl w:val="1E34FF16"/>
+    <w:lvl w:ilvl="0" w:tplc="300A000F">
+      <w:start w:val="1"/>
+      <w:numFmt w:val="decimal"/>
+      <w:lvlText w:val="%1."/>
+      <w:lvlJc w:val="left"/>
+      <w:pPr>
+        <w:ind w:left="720" w:hanging="360"/>
+      </w:pPr>
+    </w:lvl>
+    <w:lvl w:ilvl="1" w:tplc="300A0019" w:tentative="1">
+      <w:start w:val="1"/>
+      <w:numFmt w:val="lowerLetter"/>
+      <w:lvlText w:val="%2."/>
+      <w:lvlJc w:val="left"/>
+      <w:pPr>
+        <w:ind w:left="1440" w:hanging="360"/>
+      </w:pPr>
+    </w:lvl>
+    <w:lvl w:ilvl="2" w:tplc="300A001B" w:tentative="1">
+      <w:start w:val="1"/>
+      <w:numFmt w:val="lowerRoman"/>
+      <w:lvlText w:val="%3."/>
+      <w:lvlJc w:val="right"/>
+      <w:pPr>
+        <w:ind w:left="2160" w:hanging="180"/>
+      </w:pPr>
+    </w:lvl>
+    <w:lvl w:ilvl="3" w:tplc="300A000F" w:tentative="1">
+      <w:start w:val="1"/>
+      <w:numFmt w:val="decimal"/>
+      <w:lvlText w:val="%4."/>
+      <w:lvlJc w:val="left"/>
+      <w:pPr>
+        <w:ind w:left="2880" w:hanging="360"/>
+      </w:pPr>
+    </w:lvl>
+    <w:lvl w:ilvl="4" w:tplc="300A0019" w:tentative="1">
+      <w:start w:val="1"/>
+      <w:numFmt w:val="lowerLetter"/>
+      <w:lvlText w:val="%5."/>
+      <w:lvlJc w:val="left"/>
+      <w:pPr>
+        <w:ind w:left="3600" w:hanging="360"/>
+      </w:pPr>
+    </w:lvl>
+    <w:lvl w:ilvl="5" w:tplc="300A001B" w:tentative="1">
+      <w:start w:val="1"/>
+      <w:numFmt w:val="lowerRoman"/>
+      <w:lvlText w:val="%6."/>
+      <w:lvlJc w:val="right"/>
+      <w:pPr>
+        <w:ind w:left="4320" w:hanging="180"/>
+      </w:pPr>
+    </w:lvl>
+    <w:lvl w:ilvl="6" w:tplc="300A000F" w:tentative="1">
+      <w:start w:val="1"/>
+      <w:numFmt w:val="decimal"/>
+      <w:lvlText w:val="%7."/>
+      <w:lvlJc w:val="left"/>
+      <w:pPr>
+        <w:ind w:left="5040" w:hanging="360"/>
+      </w:pPr>
+    </w:lvl>
+    <w:lvl w:ilvl="7" w:tplc="300A0019" w:tentative="1">
+      <w:start w:val="1"/>
+      <w:numFmt w:val="lowerLetter"/>
+      <w:lvlText w:val="%8."/>
+      <w:lvlJc w:val="left"/>
+      <w:pPr>
+        <w:ind w:left="5760" w:hanging="360"/>
+      </w:pPr>
+    </w:lvl>
+    <w:lvl w:ilvl="8" w:tplc="300A001B" w:tentative="1">
+      <w:start w:val="1"/>
+      <w:numFmt w:val="lowerRoman"/>
+      <w:lvlText w:val="%9."/>
+      <w:lvlJc w:val="right"/>
+      <w:pPr>
+        <w:ind w:left="6480" w:hanging="180"/>
+      </w:pPr>
+    </w:lvl>
+  </w:abstractNum>
+  <w:abstractNum w:abstractNumId="37" w15:restartNumberingAfterBreak="0">
     <w:nsid w:val="70D67F55"/>
     <w:multiLevelType w:val="multilevel"/>
     <w:tmpl w:val="700634F2"/>
@@ -10043,7 +16126,7 @@
       </w:rPr>
     </w:lvl>
   </w:abstractNum>
-  <w:abstractNum w:abstractNumId="36" w15:restartNumberingAfterBreak="0">
+  <w:abstractNum w:abstractNumId="38" w15:restartNumberingAfterBreak="0">
     <w:nsid w:val="71BE50A5"/>
     <w:multiLevelType w:val="multilevel"/>
     <w:tmpl w:val="27FA043E"/>
@@ -10192,7 +16275,7 @@
       </w:rPr>
     </w:lvl>
   </w:abstractNum>
-  <w:abstractNum w:abstractNumId="37" w15:restartNumberingAfterBreak="0">
+  <w:abstractNum w:abstractNumId="39" w15:restartNumberingAfterBreak="0">
     <w:nsid w:val="75E1099C"/>
     <w:multiLevelType w:val="multilevel"/>
     <w:tmpl w:val="BEB852FE"/>
@@ -10341,7 +16424,7 @@
       </w:rPr>
     </w:lvl>
   </w:abstractNum>
-  <w:abstractNum w:abstractNumId="38" w15:restartNumberingAfterBreak="0">
+  <w:abstractNum w:abstractNumId="40" w15:restartNumberingAfterBreak="0">
     <w:nsid w:val="77066E6B"/>
     <w:multiLevelType w:val="multilevel"/>
     <w:tmpl w:val="7ABCDA3A"/>
@@ -10490,7 +16573,7 @@
       </w:rPr>
     </w:lvl>
   </w:abstractNum>
-  <w:abstractNum w:abstractNumId="39" w15:restartNumberingAfterBreak="0">
+  <w:abstractNum w:abstractNumId="41" w15:restartNumberingAfterBreak="0">
     <w:nsid w:val="7C3C5468"/>
     <w:multiLevelType w:val="hybridMultilevel"/>
     <w:tmpl w:val="1DD49E72"/>
@@ -10579,7 +16662,7 @@
       </w:pPr>
     </w:lvl>
   </w:abstractNum>
-  <w:abstractNum w:abstractNumId="40" w15:restartNumberingAfterBreak="0">
+  <w:abstractNum w:abstractNumId="42" w15:restartNumberingAfterBreak="0">
     <w:nsid w:val="7E207814"/>
     <w:multiLevelType w:val="multilevel"/>
     <w:tmpl w:val="CFE298BC"/>
@@ -10728,7 +16811,7 @@
       </w:rPr>
     </w:lvl>
   </w:abstractNum>
-  <w:abstractNum w:abstractNumId="41" w15:restartNumberingAfterBreak="0">
+  <w:abstractNum w:abstractNumId="43" w15:restartNumberingAfterBreak="0">
     <w:nsid w:val="7E264245"/>
     <w:multiLevelType w:val="multilevel"/>
     <w:tmpl w:val="49CA17AC"/>
@@ -10877,7 +16960,7 @@
       </w:rPr>
     </w:lvl>
   </w:abstractNum>
-  <w:abstractNum w:abstractNumId="42" w15:restartNumberingAfterBreak="0">
+  <w:abstractNum w:abstractNumId="44" w15:restartNumberingAfterBreak="0">
     <w:nsid w:val="7E862C4F"/>
     <w:multiLevelType w:val="multilevel"/>
     <w:tmpl w:val="16EE11F0"/>
@@ -11026,7 +17109,7 @@
       </w:rPr>
     </w:lvl>
   </w:abstractNum>
-  <w:abstractNum w:abstractNumId="43" w15:restartNumberingAfterBreak="0">
+  <w:abstractNum w:abstractNumId="45" w15:restartNumberingAfterBreak="0">
     <w:nsid w:val="7FB465E8"/>
     <w:multiLevelType w:val="multilevel"/>
     <w:tmpl w:val="A05C64A4"/>
@@ -11176,136 +17259,142 @@
     </w:lvl>
   </w:abstractNum>
   <w:num w:numId="1" w16cid:durableId="1869902865">
-    <w:abstractNumId w:val="23"/>
+    <w:abstractNumId w:val="24"/>
   </w:num>
   <w:num w:numId="2" w16cid:durableId="401948785">
+    <w:abstractNumId w:val="39"/>
+  </w:num>
+  <w:num w:numId="3" w16cid:durableId="676620287">
+    <w:abstractNumId w:val="45"/>
+  </w:num>
+  <w:num w:numId="4" w16cid:durableId="1298412501">
+    <w:abstractNumId w:val="32"/>
+  </w:num>
+  <w:num w:numId="5" w16cid:durableId="1091123709">
+    <w:abstractNumId w:val="19"/>
+  </w:num>
+  <w:num w:numId="6" w16cid:durableId="1581021347">
+    <w:abstractNumId w:val="35"/>
+  </w:num>
+  <w:num w:numId="7" w16cid:durableId="539512243">
+    <w:abstractNumId w:val="27"/>
+  </w:num>
+  <w:num w:numId="8" w16cid:durableId="2061710653">
+    <w:abstractNumId w:val="11"/>
+  </w:num>
+  <w:num w:numId="9" w16cid:durableId="1011251487">
+    <w:abstractNumId w:val="10"/>
+  </w:num>
+  <w:num w:numId="10" w16cid:durableId="1509326379">
     <w:abstractNumId w:val="37"/>
   </w:num>
-  <w:num w:numId="3" w16cid:durableId="676620287">
-    <w:abstractNumId w:val="43"/>
+  <w:num w:numId="11" w16cid:durableId="781412702">
+    <w:abstractNumId w:val="6"/>
   </w:num>
-  <w:num w:numId="4" w16cid:durableId="1298412501">
+  <w:num w:numId="12" w16cid:durableId="1826169329">
+    <w:abstractNumId w:val="9"/>
+  </w:num>
+  <w:num w:numId="13" w16cid:durableId="998001947">
+    <w:abstractNumId w:val="29"/>
+  </w:num>
+  <w:num w:numId="14" w16cid:durableId="1232109414">
+    <w:abstractNumId w:val="18"/>
+  </w:num>
+  <w:num w:numId="15" w16cid:durableId="1836997283">
+    <w:abstractNumId w:val="22"/>
+  </w:num>
+  <w:num w:numId="16" w16cid:durableId="1360471861">
+    <w:abstractNumId w:val="26"/>
+  </w:num>
+  <w:num w:numId="17" w16cid:durableId="1495757325">
     <w:abstractNumId w:val="31"/>
   </w:num>
-  <w:num w:numId="5" w16cid:durableId="1091123709">
-    <w:abstractNumId w:val="18"/>
+  <w:num w:numId="18" w16cid:durableId="2053456378">
+    <w:abstractNumId w:val="16"/>
   </w:num>
-  <w:num w:numId="6" w16cid:durableId="1581021347">
-    <w:abstractNumId w:val="34"/>
-  </w:num>
-  <w:num w:numId="7" w16cid:durableId="539512243">
-    <w:abstractNumId w:val="26"/>
-  </w:num>
-  <w:num w:numId="8" w16cid:durableId="2061710653">
-    <w:abstractNumId w:val="10"/>
-  </w:num>
-  <w:num w:numId="9" w16cid:durableId="1011251487">
-    <w:abstractNumId w:val="9"/>
-  </w:num>
-  <w:num w:numId="10" w16cid:durableId="1509326379">
-    <w:abstractNumId w:val="35"/>
-  </w:num>
-  <w:num w:numId="11" w16cid:durableId="781412702">
-    <w:abstractNumId w:val="5"/>
-  </w:num>
-  <w:num w:numId="12" w16cid:durableId="1826169329">
-    <w:abstractNumId w:val="8"/>
-  </w:num>
-  <w:num w:numId="13" w16cid:durableId="998001947">
-    <w:abstractNumId w:val="28"/>
-  </w:num>
-  <w:num w:numId="14" w16cid:durableId="1232109414">
-    <w:abstractNumId w:val="17"/>
-  </w:num>
-  <w:num w:numId="15" w16cid:durableId="1836997283">
-    <w:abstractNumId w:val="21"/>
-  </w:num>
-  <w:num w:numId="16" w16cid:durableId="1360471861">
+  <w:num w:numId="19" w16cid:durableId="167642555">
     <w:abstractNumId w:val="25"/>
   </w:num>
-  <w:num w:numId="17" w16cid:durableId="1495757325">
-    <w:abstractNumId w:val="30"/>
-  </w:num>
-  <w:num w:numId="18" w16cid:durableId="2053456378">
-    <w:abstractNumId w:val="15"/>
-  </w:num>
-  <w:num w:numId="19" w16cid:durableId="167642555">
-    <w:abstractNumId w:val="24"/>
-  </w:num>
   <w:num w:numId="20" w16cid:durableId="895161431">
-    <w:abstractNumId w:val="41"/>
+    <w:abstractNumId w:val="43"/>
   </w:num>
   <w:num w:numId="21" w16cid:durableId="810289698">
     <w:abstractNumId w:val="2"/>
   </w:num>
   <w:num w:numId="22" w16cid:durableId="882837310">
-    <w:abstractNumId w:val="32"/>
+    <w:abstractNumId w:val="33"/>
   </w:num>
   <w:num w:numId="23" w16cid:durableId="1389188235">
-    <w:abstractNumId w:val="38"/>
+    <w:abstractNumId w:val="40"/>
   </w:num>
   <w:num w:numId="24" w16cid:durableId="765462348">
-    <w:abstractNumId w:val="12"/>
+    <w:abstractNumId w:val="13"/>
   </w:num>
   <w:num w:numId="25" w16cid:durableId="1560021632">
-    <w:abstractNumId w:val="13"/>
+    <w:abstractNumId w:val="14"/>
   </w:num>
   <w:num w:numId="26" w16cid:durableId="1158233719">
     <w:abstractNumId w:val="0"/>
   </w:num>
   <w:num w:numId="27" w16cid:durableId="2040203442">
-    <w:abstractNumId w:val="11"/>
+    <w:abstractNumId w:val="12"/>
   </w:num>
   <w:num w:numId="28" w16cid:durableId="1156337262">
-    <w:abstractNumId w:val="16"/>
+    <w:abstractNumId w:val="17"/>
   </w:num>
   <w:num w:numId="29" w16cid:durableId="1537815397">
-    <w:abstractNumId w:val="4"/>
+    <w:abstractNumId w:val="5"/>
   </w:num>
   <w:num w:numId="30" w16cid:durableId="278681940">
-    <w:abstractNumId w:val="33"/>
+    <w:abstractNumId w:val="34"/>
   </w:num>
   <w:num w:numId="31" w16cid:durableId="1239246423">
+    <w:abstractNumId w:val="21"/>
+  </w:num>
+  <w:num w:numId="32" w16cid:durableId="2066442973">
+    <w:abstractNumId w:val="28"/>
+  </w:num>
+  <w:num w:numId="33" w16cid:durableId="1591045501">
+    <w:abstractNumId w:val="30"/>
+  </w:num>
+  <w:num w:numId="34" w16cid:durableId="732313732">
+    <w:abstractNumId w:val="15"/>
+  </w:num>
+  <w:num w:numId="35" w16cid:durableId="494151228">
+    <w:abstractNumId w:val="38"/>
+  </w:num>
+  <w:num w:numId="36" w16cid:durableId="957374050">
+    <w:abstractNumId w:val="44"/>
+  </w:num>
+  <w:num w:numId="37" w16cid:durableId="1148016323">
+    <w:abstractNumId w:val="8"/>
+  </w:num>
+  <w:num w:numId="38" w16cid:durableId="791022554">
     <w:abstractNumId w:val="20"/>
   </w:num>
-  <w:num w:numId="32" w16cid:durableId="2066442973">
-    <w:abstractNumId w:val="27"/>
-  </w:num>
-  <w:num w:numId="33" w16cid:durableId="1591045501">
-    <w:abstractNumId w:val="29"/>
-  </w:num>
-  <w:num w:numId="34" w16cid:durableId="732313732">
-    <w:abstractNumId w:val="14"/>
-  </w:num>
-  <w:num w:numId="35" w16cid:durableId="494151228">
-    <w:abstractNumId w:val="36"/>
-  </w:num>
-  <w:num w:numId="36" w16cid:durableId="957374050">
-    <w:abstractNumId w:val="42"/>
-  </w:num>
-  <w:num w:numId="37" w16cid:durableId="1148016323">
-    <w:abstractNumId w:val="7"/>
-  </w:num>
-  <w:num w:numId="38" w16cid:durableId="791022554">
-    <w:abstractNumId w:val="19"/>
-  </w:num>
   <w:num w:numId="39" w16cid:durableId="391004053">
-    <w:abstractNumId w:val="22"/>
+    <w:abstractNumId w:val="23"/>
   </w:num>
   <w:num w:numId="40" w16cid:durableId="155070787">
-    <w:abstractNumId w:val="40"/>
+    <w:abstractNumId w:val="42"/>
   </w:num>
   <w:num w:numId="41" w16cid:durableId="1895003247">
     <w:abstractNumId w:val="1"/>
   </w:num>
   <w:num w:numId="42" w16cid:durableId="379211417">
+    <w:abstractNumId w:val="4"/>
+  </w:num>
+  <w:num w:numId="43" w16cid:durableId="959607102">
+    <w:abstractNumId w:val="7"/>
+  </w:num>
+  <w:num w:numId="44" w16cid:durableId="1508135704">
+    <w:abstractNumId w:val="41"/>
+  </w:num>
+  <w:num w:numId="45" w16cid:durableId="1715228460">
     <w:abstractNumId w:val="3"/>
   </w:num>
-  <w:num w:numId="43" w16cid:durableId="959607102">
-    <w:abstractNumId w:val="6"/>
-  </w:num>
-  <w:num w:numId="44" w16cid:durableId="1508135704">
-    <w:abstractNumId w:val="39"/>
+  <w:num w:numId="46" w16cid:durableId="807818248">
+    <w:abstractNumId w:val="36"/>
   </w:num>
 </w:numbering>
 </file>
@@ -11708,6 +17797,7 @@
   <w:style w:type="paragraph" w:default="1" w:styleId="Normal">
     <w:name w:val="Normal"/>
     <w:qFormat/>
+    <w:rsid w:val="00BC7164"/>
     <w:rPr>
       <w:lang w:val="es-EC"/>
     </w:rPr>
